--- a/Отчёт_практика.docx
+++ b/Отчёт_практика.docx
@@ -11,6 +11,8 @@
           <w:szCs w:val="28"/>
         </w:rPr>
       </w:pPr>
+      <w:bookmarkStart w:id="0" w:name="_Hlk228794277"/>
+      <w:bookmarkEnd w:id="0"/>
       <w:r>
         <w:rPr>
           <w:sz w:val="28"/>
@@ -1232,25 +1234,7 @@
           <w:sz w:val="28"/>
           <w:szCs w:val="28"/>
         </w:rPr>
-        <w:t xml:space="preserve">"), системный блок, клавиатура, мышь. Доступ к серверному оборудованию осуществлялся через локальную сеть колледжа. На рабочем месте была установлена операционная система Windows 10 и виртуальная среда Oracle </w:t>
-      </w:r>
-      <w:proofErr w:type="spellStart"/>
-      <w:r>
-        <w:rPr>
-          <w:color w:val="0F1115"/>
-          <w:sz w:val="28"/>
-          <w:szCs w:val="28"/>
-        </w:rPr>
-        <w:t>VirtualBox</w:t>
-      </w:r>
-      <w:proofErr w:type="spellEnd"/>
-      <w:r>
-        <w:rPr>
-          <w:color w:val="0F1115"/>
-          <w:sz w:val="28"/>
-          <w:szCs w:val="28"/>
-        </w:rPr>
-        <w:t xml:space="preserve"> для выполнения работ с Linux-системами.</w:t>
+        <w:t>"), системный блок, клавиатура, мышь. Доступ к серверному оборудованию осуществлялся через локальную сеть колледжа. На рабочем месте была установлена операционная система Windows 10 и виртуальная среда Oracle VirtualBox для выполнения работ с Linux-системами.</w:t>
       </w:r>
     </w:p>
     <w:p>
@@ -1273,6 +1257,16 @@
           <w:szCs w:val="28"/>
         </w:rPr>
         <w:t>3. Состав программного и технического обеспечения, имеющегося на предприятии, их назначение</w:t>
+      </w:r>
+      <w:r>
+        <w:rPr>
+          <w:rFonts w:ascii="Times New Roman" w:hAnsi="Times New Roman" w:cs="Times New Roman"/>
+          <w:color w:val="0F1115"/>
+          <w:sz w:val="28"/>
+          <w:szCs w:val="28"/>
+        </w:rPr>
+        <w:br/>
+        <w:t>Таблица 1 – Состав программного и технического обеспечения</w:t>
       </w:r>
     </w:p>
     <w:tbl>
@@ -1585,16 +1579,8 @@
               <w:rPr>
                 <w:color w:val="0F1115"/>
               </w:rPr>
-              <w:t xml:space="preserve">Oracle </w:t>
+              <w:t>Oracle VirtualBox</w:t>
             </w:r>
-            <w:proofErr w:type="spellStart"/>
-            <w:r>
-              <w:rPr>
-                <w:color w:val="0F1115"/>
-              </w:rPr>
-              <w:t>VirtualBox</w:t>
-            </w:r>
-            <w:proofErr w:type="spellEnd"/>
           </w:p>
         </w:tc>
         <w:tc>
@@ -1719,19 +1705,11 @@
                 <w:color w:val="0F1115"/>
               </w:rPr>
             </w:pPr>
-            <w:proofErr w:type="spellStart"/>
             <w:r>
               <w:rPr>
                 <w:color w:val="0F1115"/>
               </w:rPr>
-              <w:t>LibreOffice</w:t>
-            </w:r>
-            <w:proofErr w:type="spellEnd"/>
-            <w:r>
-              <w:rPr>
-                <w:color w:val="0F1115"/>
-              </w:rPr>
-              <w:t>, 7zip, Firefox</w:t>
+              <w:t>LibreOffice, 7zip, Firefox</w:t>
             </w:r>
           </w:p>
         </w:tc>
@@ -1793,54 +1771,35 @@
           <w:i w:val="0"/>
           <w:iCs w:val="0"/>
           <w:color w:val="0F1115"/>
-          <w:shd w:val="clear" w:color="auto" w:fill="FFFFFF"/>
-        </w:rPr>
-        <w:lastRenderedPageBreak/>
-        <w:t xml:space="preserve">Программа </w:t>
-      </w:r>
-      <w:proofErr w:type="spellStart"/>
-      <w:r>
-        <w:rPr>
-          <w:rStyle w:val="aa"/>
-          <w:i w:val="0"/>
-          <w:iCs w:val="0"/>
-          <w:color w:val="0F1115"/>
-          <w:shd w:val="clear" w:color="auto" w:fill="FFFFFF"/>
-        </w:rPr>
-        <w:t>VirtualBox</w:t>
-      </w:r>
-      <w:proofErr w:type="spellEnd"/>
-      <w:r>
-        <w:rPr>
-          <w:rStyle w:val="aa"/>
-          <w:i w:val="0"/>
-          <w:iCs w:val="0"/>
-          <w:color w:val="0F1115"/>
-          <w:shd w:val="clear" w:color="auto" w:fill="FFFFFF"/>
-        </w:rPr>
-        <w:t xml:space="preserve"> установлена для создания виртуальной среды, где в дальнейшем разворачивались Ubuntu, </w:t>
-      </w:r>
-      <w:proofErr w:type="spellStart"/>
-      <w:r>
-        <w:rPr>
-          <w:rStyle w:val="aa"/>
-          <w:i w:val="0"/>
-          <w:iCs w:val="0"/>
-          <w:color w:val="0F1115"/>
-          <w:shd w:val="clear" w:color="auto" w:fill="FFFFFF"/>
-        </w:rPr>
-        <w:t>RedOS</w:t>
-      </w:r>
-      <w:proofErr w:type="spellEnd"/>
-      <w:r>
-        <w:rPr>
-          <w:rStyle w:val="aa"/>
-          <w:i w:val="0"/>
-          <w:iCs w:val="0"/>
-          <w:color w:val="0F1115"/>
-          <w:shd w:val="clear" w:color="auto" w:fill="FFFFFF"/>
-        </w:rPr>
-        <w:t xml:space="preserve"> и серверные компоненты.</w:t>
+          <w:sz w:val="28"/>
+          <w:szCs w:val="28"/>
+          <w:shd w:val="clear" w:color="auto" w:fill="FFFFFF"/>
+        </w:rPr>
+        <w:t>Программа VirtualBox установлена для создания виртуальной среды, где в дальнейшем разворачивались Ubuntu, RedOS и серверные компоненты</w:t>
+      </w:r>
+      <w:r>
+        <w:rPr>
+          <w:rStyle w:val="aa"/>
+          <w:i w:val="0"/>
+          <w:iCs w:val="0"/>
+          <w:color w:val="0F1115"/>
+          <w:sz w:val="28"/>
+          <w:szCs w:val="28"/>
+          <w:shd w:val="clear" w:color="auto" w:fill="FFFFFF"/>
+        </w:rPr>
+        <w:t>(Рис. 1)</w:t>
+      </w:r>
+      <w:r>
+        <w:rPr>
+          <w:rStyle w:val="aa"/>
+          <w:i w:val="0"/>
+          <w:iCs w:val="0"/>
+          <w:color w:val="0F1115"/>
+          <w:sz w:val="28"/>
+          <w:szCs w:val="28"/>
+          <w:shd w:val="clear" w:color="auto" w:fill="FFFFFF"/>
+        </w:rPr>
+        <w:t>.</w:t>
       </w:r>
     </w:p>
     <w:p>
@@ -1958,9 +1917,59 @@
           <w:i w:val="0"/>
           <w:iCs w:val="0"/>
           <w:color w:val="0F1115"/>
-          <w:shd w:val="clear" w:color="auto" w:fill="FFFFFF"/>
-        </w:rPr>
-        <w:t>агружен ISO-образ Ubuntu Server для установки гостевой ОС, что позволяет изолированно тестировать программное обеспечение.</w:t>
+          <w:sz w:val="28"/>
+          <w:szCs w:val="28"/>
+          <w:shd w:val="clear" w:color="auto" w:fill="FFFFFF"/>
+        </w:rPr>
+        <w:t>агружен ISO-образ Ubuntu Server для установки гостевой ОС, что позволяет изолированно тестировать программное обеспечение</w:t>
+      </w:r>
+      <w:r>
+        <w:rPr>
+          <w:rStyle w:val="aa"/>
+          <w:i w:val="0"/>
+          <w:iCs w:val="0"/>
+          <w:color w:val="0F1115"/>
+          <w:sz w:val="28"/>
+          <w:szCs w:val="28"/>
+          <w:shd w:val="clear" w:color="auto" w:fill="FFFFFF"/>
+        </w:rPr>
+        <w:t xml:space="preserve">(Рис. </w:t>
+      </w:r>
+      <w:r>
+        <w:rPr>
+          <w:rStyle w:val="aa"/>
+          <w:i w:val="0"/>
+          <w:iCs w:val="0"/>
+          <w:color w:val="0F1115"/>
+          <w:sz w:val="28"/>
+          <w:szCs w:val="28"/>
+          <w:shd w:val="clear" w:color="auto" w:fill="FFFFFF"/>
+        </w:rPr>
+        <w:t>2</w:t>
+      </w:r>
+      <w:r>
+        <w:rPr>
+          <w:rStyle w:val="aa"/>
+          <w:i w:val="0"/>
+          <w:iCs w:val="0"/>
+          <w:color w:val="0F1115"/>
+          <w:sz w:val="28"/>
+          <w:szCs w:val="28"/>
+          <w:shd w:val="clear" w:color="auto" w:fill="FFFFFF"/>
+        </w:rPr>
+        <w:t>)</w:t>
+      </w:r>
+      <w:r>
+        <w:rPr>
+          <w:rStyle w:val="aa"/>
+          <w:i w:val="0"/>
+          <w:iCs w:val="0"/>
+          <w:color w:val="0F1115"/>
+          <w:sz w:val="28"/>
+          <w:szCs w:val="28"/>
+          <w:shd w:val="clear" w:color="auto" w:fill="FFFFFF"/>
+        </w:rPr>
+        <w:t>.</w:t>
       </w:r>
     </w:p>
     <w:p>
@@ -2070,50 +2079,225 @@
     </w:p>
     <w:p>
       <w:pPr>
-        <w:rPr>
-          <w:sz w:val="28"/>
-          <w:szCs w:val="28"/>
-        </w:rPr>
-      </w:pPr>
-      <w:r>
-        <w:rPr>
-          <w:rStyle w:val="aa"/>
-          <w:i w:val="0"/>
-          <w:iCs w:val="0"/>
-          <w:color w:val="0F1115"/>
-          <w:shd w:val="clear" w:color="auto" w:fill="FFFFFF"/>
-        </w:rPr>
-        <w:t>Создан пользователь «</w:t>
-      </w:r>
-      <w:proofErr w:type="spellStart"/>
-      <w:r>
-        <w:rPr>
-          <w:rStyle w:val="aa"/>
-          <w:i w:val="0"/>
-          <w:iCs w:val="0"/>
-          <w:color w:val="0F1115"/>
-          <w:shd w:val="clear" w:color="auto" w:fill="FFFFFF"/>
-        </w:rPr>
-        <w:t>timpc</w:t>
-      </w:r>
-      <w:proofErr w:type="spellEnd"/>
-      <w:r>
-        <w:rPr>
-          <w:rStyle w:val="aa"/>
-          <w:i w:val="0"/>
-          <w:iCs w:val="0"/>
-          <w:color w:val="0F1115"/>
-          <w:shd w:val="clear" w:color="auto" w:fill="FFFFFF"/>
-        </w:rPr>
-        <w:t>» с паролем admin123 — учётная запись для входа в систему и выполнения административных задач.</w:t>
-      </w:r>
-    </w:p>
-    <w:p>
-      <w:pPr>
-        <w:jc w:val="center"/>
-        <w:rPr>
-          <w:sz w:val="28"/>
-          <w:szCs w:val="28"/>
+        <w:jc w:val="center"/>
+        <w:rPr>
+          <w:sz w:val="20"/>
+          <w:szCs w:val="20"/>
+        </w:rPr>
+      </w:pPr>
+    </w:p>
+    <w:p>
+      <w:pPr>
+        <w:rPr>
+          <w:rStyle w:val="aa"/>
+          <w:i w:val="0"/>
+          <w:iCs w:val="0"/>
+          <w:color w:val="0F1115"/>
+          <w:shd w:val="clear" w:color="auto" w:fill="FFFFFF"/>
+        </w:rPr>
+      </w:pPr>
+    </w:p>
+    <w:p>
+      <w:pPr>
+        <w:rPr>
+          <w:rStyle w:val="aa"/>
+          <w:i w:val="0"/>
+          <w:iCs w:val="0"/>
+          <w:color w:val="0F1115"/>
+          <w:shd w:val="clear" w:color="auto" w:fill="FFFFFF"/>
+        </w:rPr>
+      </w:pPr>
+    </w:p>
+    <w:p>
+      <w:pPr>
+        <w:rPr>
+          <w:rStyle w:val="aa"/>
+          <w:i w:val="0"/>
+          <w:iCs w:val="0"/>
+          <w:color w:val="0F1115"/>
+          <w:shd w:val="clear" w:color="auto" w:fill="FFFFFF"/>
+        </w:rPr>
+      </w:pPr>
+    </w:p>
+    <w:p>
+      <w:pPr>
+        <w:rPr>
+          <w:rStyle w:val="aa"/>
+          <w:i w:val="0"/>
+          <w:iCs w:val="0"/>
+          <w:color w:val="0F1115"/>
+          <w:shd w:val="clear" w:color="auto" w:fill="FFFFFF"/>
+        </w:rPr>
+      </w:pPr>
+    </w:p>
+    <w:p>
+      <w:pPr>
+        <w:rPr>
+          <w:rStyle w:val="aa"/>
+          <w:i w:val="0"/>
+          <w:iCs w:val="0"/>
+          <w:color w:val="0F1115"/>
+          <w:shd w:val="clear" w:color="auto" w:fill="FFFFFF"/>
+        </w:rPr>
+      </w:pPr>
+    </w:p>
+    <w:p>
+      <w:pPr>
+        <w:rPr>
+          <w:rStyle w:val="aa"/>
+          <w:i w:val="0"/>
+          <w:iCs w:val="0"/>
+          <w:color w:val="0F1115"/>
+          <w:shd w:val="clear" w:color="auto" w:fill="FFFFFF"/>
+        </w:rPr>
+      </w:pPr>
+    </w:p>
+    <w:p>
+      <w:pPr>
+        <w:rPr>
+          <w:rStyle w:val="aa"/>
+          <w:i w:val="0"/>
+          <w:iCs w:val="0"/>
+          <w:color w:val="0F1115"/>
+          <w:shd w:val="clear" w:color="auto" w:fill="FFFFFF"/>
+        </w:rPr>
+      </w:pPr>
+    </w:p>
+    <w:p>
+      <w:pPr>
+        <w:rPr>
+          <w:rStyle w:val="aa"/>
+          <w:i w:val="0"/>
+          <w:iCs w:val="0"/>
+          <w:color w:val="0F1115"/>
+          <w:shd w:val="clear" w:color="auto" w:fill="FFFFFF"/>
+        </w:rPr>
+      </w:pPr>
+    </w:p>
+    <w:p>
+      <w:pPr>
+        <w:rPr>
+          <w:rStyle w:val="aa"/>
+          <w:i w:val="0"/>
+          <w:iCs w:val="0"/>
+          <w:color w:val="0F1115"/>
+          <w:shd w:val="clear" w:color="auto" w:fill="FFFFFF"/>
+        </w:rPr>
+      </w:pPr>
+    </w:p>
+    <w:p>
+      <w:pPr>
+        <w:rPr>
+          <w:rStyle w:val="aa"/>
+          <w:i w:val="0"/>
+          <w:iCs w:val="0"/>
+          <w:color w:val="0F1115"/>
+          <w:shd w:val="clear" w:color="auto" w:fill="FFFFFF"/>
+        </w:rPr>
+      </w:pPr>
+    </w:p>
+    <w:p>
+      <w:pPr>
+        <w:rPr>
+          <w:rStyle w:val="aa"/>
+          <w:i w:val="0"/>
+          <w:iCs w:val="0"/>
+          <w:color w:val="0F1115"/>
+          <w:shd w:val="clear" w:color="auto" w:fill="FFFFFF"/>
+        </w:rPr>
+      </w:pPr>
+    </w:p>
+    <w:p>
+      <w:pPr>
+        <w:rPr>
+          <w:rStyle w:val="aa"/>
+          <w:i w:val="0"/>
+          <w:iCs w:val="0"/>
+          <w:color w:val="0F1115"/>
+          <w:shd w:val="clear" w:color="auto" w:fill="FFFFFF"/>
+        </w:rPr>
+      </w:pPr>
+    </w:p>
+    <w:p>
+      <w:pPr>
+        <w:rPr>
+          <w:rStyle w:val="aa"/>
+          <w:i w:val="0"/>
+          <w:iCs w:val="0"/>
+          <w:color w:val="0F1115"/>
+          <w:sz w:val="28"/>
+          <w:szCs w:val="28"/>
+          <w:shd w:val="clear" w:color="auto" w:fill="FFFFFF"/>
+        </w:rPr>
+      </w:pPr>
+      <w:r>
+        <w:rPr>
+          <w:rStyle w:val="aa"/>
+          <w:i w:val="0"/>
+          <w:iCs w:val="0"/>
+          <w:color w:val="0F1115"/>
+          <w:sz w:val="28"/>
+          <w:szCs w:val="28"/>
+          <w:shd w:val="clear" w:color="auto" w:fill="FFFFFF"/>
+        </w:rPr>
+        <w:lastRenderedPageBreak/>
+        <w:t>Создан пользователь «timpc» с паролем admin123 — учётная запись для входа в систему и выполнения административных задач</w:t>
+      </w:r>
+      <w:r>
+        <w:rPr>
+          <w:rStyle w:val="aa"/>
+          <w:i w:val="0"/>
+          <w:iCs w:val="0"/>
+          <w:color w:val="0F1115"/>
+          <w:sz w:val="28"/>
+          <w:szCs w:val="28"/>
+          <w:shd w:val="clear" w:color="auto" w:fill="FFFFFF"/>
+        </w:rPr>
+        <w:t xml:space="preserve">(Рис. </w:t>
+      </w:r>
+      <w:r>
+        <w:rPr>
+          <w:rStyle w:val="aa"/>
+          <w:i w:val="0"/>
+          <w:iCs w:val="0"/>
+          <w:color w:val="0F1115"/>
+          <w:sz w:val="28"/>
+          <w:szCs w:val="28"/>
+          <w:shd w:val="clear" w:color="auto" w:fill="FFFFFF"/>
+        </w:rPr>
+        <w:t>3</w:t>
+      </w:r>
+      <w:r>
+        <w:rPr>
+          <w:rStyle w:val="aa"/>
+          <w:i w:val="0"/>
+          <w:iCs w:val="0"/>
+          <w:color w:val="0F1115"/>
+          <w:sz w:val="28"/>
+          <w:szCs w:val="28"/>
+          <w:shd w:val="clear" w:color="auto" w:fill="FFFFFF"/>
+        </w:rPr>
+        <w:t>)</w:t>
+      </w:r>
+      <w:r>
+        <w:rPr>
+          <w:rStyle w:val="aa"/>
+          <w:i w:val="0"/>
+          <w:iCs w:val="0"/>
+          <w:color w:val="0F1115"/>
+          <w:sz w:val="28"/>
+          <w:szCs w:val="28"/>
+          <w:shd w:val="clear" w:color="auto" w:fill="FFFFFF"/>
+        </w:rPr>
+        <w:t>.</w:t>
+      </w:r>
+    </w:p>
+    <w:p>
+      <w:pPr>
+        <w:jc w:val="center"/>
+        <w:rPr>
+          <w:color w:val="0F1115"/>
+          <w:shd w:val="clear" w:color="auto" w:fill="FFFFFF"/>
         </w:rPr>
       </w:pPr>
       <w:r>
@@ -2203,15 +2387,16 @@
           <w:i w:val="0"/>
           <w:iCs w:val="0"/>
           <w:color w:val="0F1115"/>
-          <w:shd w:val="clear" w:color="auto" w:fill="FFFFFF"/>
-        </w:rPr>
-      </w:pPr>
-      <w:r>
-        <w:rPr>
-          <w:sz w:val="28"/>
-          <w:szCs w:val="28"/>
-        </w:rPr>
-        <w:lastRenderedPageBreak/>
+          <w:sz w:val="28"/>
+          <w:szCs w:val="28"/>
+          <w:shd w:val="clear" w:color="auto" w:fill="FFFFFF"/>
+        </w:rPr>
+      </w:pPr>
+      <w:r>
+        <w:rPr>
+          <w:sz w:val="28"/>
+          <w:szCs w:val="28"/>
+        </w:rPr>
         <w:br/>
       </w:r>
       <w:r>
@@ -2220,39 +2405,67 @@
           <w:i w:val="0"/>
           <w:iCs w:val="0"/>
           <w:color w:val="0F1115"/>
-          <w:shd w:val="clear" w:color="auto" w:fill="FFFFFF"/>
-        </w:rPr>
-        <w:t xml:space="preserve">Утилита </w:t>
-      </w:r>
-      <w:proofErr w:type="spellStart"/>
-      <w:r>
-        <w:rPr>
-          <w:rStyle w:val="aa"/>
-          <w:i w:val="0"/>
-          <w:iCs w:val="0"/>
-          <w:color w:val="0F1115"/>
-          <w:shd w:val="clear" w:color="auto" w:fill="FFFFFF"/>
-        </w:rPr>
-        <w:t>ClamAV</w:t>
-      </w:r>
-      <w:proofErr w:type="spellEnd"/>
-      <w:r>
-        <w:rPr>
-          <w:rStyle w:val="aa"/>
-          <w:i w:val="0"/>
-          <w:iCs w:val="0"/>
-          <w:color w:val="0F1115"/>
-          <w:shd w:val="clear" w:color="auto" w:fill="FFFFFF"/>
-        </w:rPr>
-        <w:t xml:space="preserve"> установлена для защиты системы от вредоносного ПО и проверки файлов на вирусы.</w:t>
-      </w:r>
-    </w:p>
-    <w:p>
-      <w:pPr>
-        <w:jc w:val="center"/>
-        <w:rPr>
-          <w:sz w:val="28"/>
-          <w:szCs w:val="28"/>
+          <w:sz w:val="28"/>
+          <w:szCs w:val="28"/>
+          <w:shd w:val="clear" w:color="auto" w:fill="FFFFFF"/>
+        </w:rPr>
+        <w:t>Утилита ClamAV установлена для защиты системы от вредоносного ПО и проверки файлов на вирусы</w:t>
+      </w:r>
+      <w:r>
+        <w:rPr>
+          <w:rStyle w:val="aa"/>
+          <w:i w:val="0"/>
+          <w:iCs w:val="0"/>
+          <w:color w:val="0F1115"/>
+          <w:sz w:val="28"/>
+          <w:szCs w:val="28"/>
+          <w:shd w:val="clear" w:color="auto" w:fill="FFFFFF"/>
+        </w:rPr>
+        <w:t xml:space="preserve">(Рис. </w:t>
+      </w:r>
+      <w:r>
+        <w:rPr>
+          <w:rStyle w:val="aa"/>
+          <w:i w:val="0"/>
+          <w:iCs w:val="0"/>
+          <w:color w:val="0F1115"/>
+          <w:sz w:val="28"/>
+          <w:szCs w:val="28"/>
+          <w:shd w:val="clear" w:color="auto" w:fill="FFFFFF"/>
+        </w:rPr>
+        <w:t>4</w:t>
+      </w:r>
+      <w:r>
+        <w:rPr>
+          <w:rStyle w:val="aa"/>
+          <w:i w:val="0"/>
+          <w:iCs w:val="0"/>
+          <w:color w:val="0F1115"/>
+          <w:sz w:val="28"/>
+          <w:szCs w:val="28"/>
+          <w:shd w:val="clear" w:color="auto" w:fill="FFFFFF"/>
+        </w:rPr>
+        <w:t>)</w:t>
+      </w:r>
+      <w:r>
+        <w:rPr>
+          <w:rStyle w:val="aa"/>
+          <w:i w:val="0"/>
+          <w:iCs w:val="0"/>
+          <w:color w:val="0F1115"/>
+          <w:sz w:val="28"/>
+          <w:szCs w:val="28"/>
+          <w:shd w:val="clear" w:color="auto" w:fill="FFFFFF"/>
+        </w:rPr>
+        <w:t>.</w:t>
+      </w:r>
+    </w:p>
+    <w:p>
+      <w:pPr>
+        <w:jc w:val="center"/>
+        <w:rPr>
+          <w:sz w:val="20"/>
+          <w:szCs w:val="20"/>
         </w:rPr>
       </w:pPr>
       <w:r>
@@ -2327,20 +2540,79 @@
     </w:p>
     <w:p>
       <w:pPr>
-        <w:rPr>
-          <w:sz w:val="28"/>
-          <w:szCs w:val="28"/>
-        </w:rPr>
-      </w:pPr>
-      <w:r>
-        <w:rPr>
-          <w:rStyle w:val="aa"/>
-          <w:i w:val="0"/>
-          <w:iCs w:val="0"/>
-          <w:color w:val="0F1115"/>
-          <w:shd w:val="clear" w:color="auto" w:fill="FFFFFF"/>
-        </w:rPr>
-        <w:t>Выполнена команда проверки версии, подтверждающая готовность антивируса к сканированию.</w:t>
+        <w:jc w:val="center"/>
+        <w:rPr>
+          <w:sz w:val="28"/>
+          <w:szCs w:val="28"/>
+        </w:rPr>
+      </w:pPr>
+    </w:p>
+    <w:p>
+      <w:pPr>
+        <w:rPr>
+          <w:sz w:val="28"/>
+          <w:szCs w:val="28"/>
+        </w:rPr>
+      </w:pPr>
+      <w:r>
+        <w:rPr>
+          <w:rStyle w:val="aa"/>
+          <w:i w:val="0"/>
+          <w:iCs w:val="0"/>
+          <w:color w:val="0F1115"/>
+          <w:sz w:val="28"/>
+          <w:szCs w:val="28"/>
+          <w:shd w:val="clear" w:color="auto" w:fill="FFFFFF"/>
+        </w:rPr>
+        <w:t>Выполнена команда проверки версии, подтверждающая готовность антивируса к сканированию</w:t>
+      </w:r>
+      <w:r>
+        <w:rPr>
+          <w:rStyle w:val="aa"/>
+          <w:i w:val="0"/>
+          <w:iCs w:val="0"/>
+          <w:color w:val="0F1115"/>
+          <w:sz w:val="28"/>
+          <w:szCs w:val="28"/>
+          <w:shd w:val="clear" w:color="auto" w:fill="FFFFFF"/>
+        </w:rPr>
+        <w:t xml:space="preserve">(Рис. </w:t>
+      </w:r>
+      <w:r>
+        <w:rPr>
+          <w:rStyle w:val="aa"/>
+          <w:i w:val="0"/>
+          <w:iCs w:val="0"/>
+          <w:color w:val="0F1115"/>
+          <w:sz w:val="28"/>
+          <w:szCs w:val="28"/>
+          <w:shd w:val="clear" w:color="auto" w:fill="FFFFFF"/>
+        </w:rPr>
+        <w:t>5</w:t>
+      </w:r>
+      <w:r>
+        <w:rPr>
+          <w:rStyle w:val="aa"/>
+          <w:i w:val="0"/>
+          <w:iCs w:val="0"/>
+          <w:color w:val="0F1115"/>
+          <w:sz w:val="28"/>
+          <w:szCs w:val="28"/>
+          <w:shd w:val="clear" w:color="auto" w:fill="FFFFFF"/>
+        </w:rPr>
+        <w:t>)</w:t>
+      </w:r>
+      <w:r>
+        <w:rPr>
+          <w:rStyle w:val="aa"/>
+          <w:i w:val="0"/>
+          <w:iCs w:val="0"/>
+          <w:color w:val="0F1115"/>
+          <w:sz w:val="28"/>
+          <w:szCs w:val="28"/>
+          <w:shd w:val="clear" w:color="auto" w:fill="FFFFFF"/>
+        </w:rPr>
+        <w:t>.</w:t>
       </w:r>
     </w:p>
     <w:p>
@@ -2427,7 +2699,6 @@
         </w:rPr>
         <w:t xml:space="preserve">Рисунок 5 – Установлен антивирус </w:t>
       </w:r>
-      <w:proofErr w:type="spellStart"/>
       <w:r>
         <w:rPr>
           <w:sz w:val="20"/>
@@ -2436,32 +2707,114 @@
         </w:rPr>
         <w:t>ClamAV</w:t>
       </w:r>
-      <w:proofErr w:type="spellEnd"/>
-    </w:p>
-    <w:p>
-      <w:pPr>
-        <w:rPr>
-          <w:sz w:val="28"/>
-          <w:szCs w:val="28"/>
-        </w:rPr>
-      </w:pPr>
-    </w:p>
-    <w:p>
-      <w:pPr>
-        <w:rPr>
-          <w:sz w:val="28"/>
-          <w:szCs w:val="28"/>
-        </w:rPr>
-      </w:pPr>
-      <w:r>
-        <w:rPr>
-          <w:rStyle w:val="aa"/>
-          <w:i w:val="0"/>
-          <w:iCs w:val="0"/>
-          <w:color w:val="0F1115"/>
-          <w:shd w:val="clear" w:color="auto" w:fill="FFFFFF"/>
-        </w:rPr>
-        <w:t>7zip установлен для работы с архивами различных форматов (ZIP, TAR, GZ) при переносе данных.</w:t>
+    </w:p>
+    <w:p>
+      <w:pPr>
+        <w:rPr>
+          <w:sz w:val="28"/>
+          <w:szCs w:val="28"/>
+        </w:rPr>
+      </w:pPr>
+    </w:p>
+    <w:p>
+      <w:pPr>
+        <w:rPr>
+          <w:sz w:val="28"/>
+          <w:szCs w:val="28"/>
+        </w:rPr>
+      </w:pPr>
+    </w:p>
+    <w:p>
+      <w:pPr>
+        <w:rPr>
+          <w:sz w:val="28"/>
+          <w:szCs w:val="28"/>
+        </w:rPr>
+      </w:pPr>
+    </w:p>
+    <w:p>
+      <w:pPr>
+        <w:rPr>
+          <w:sz w:val="28"/>
+          <w:szCs w:val="28"/>
+        </w:rPr>
+      </w:pPr>
+    </w:p>
+    <w:p>
+      <w:pPr>
+        <w:rPr>
+          <w:sz w:val="28"/>
+          <w:szCs w:val="28"/>
+        </w:rPr>
+      </w:pPr>
+    </w:p>
+    <w:p>
+      <w:pPr>
+        <w:rPr>
+          <w:sz w:val="28"/>
+          <w:szCs w:val="28"/>
+        </w:rPr>
+      </w:pPr>
+      <w:r>
+        <w:rPr>
+          <w:rStyle w:val="aa"/>
+          <w:i w:val="0"/>
+          <w:iCs w:val="0"/>
+          <w:color w:val="0F1115"/>
+          <w:sz w:val="28"/>
+          <w:szCs w:val="28"/>
+          <w:shd w:val="clear" w:color="auto" w:fill="FFFFFF"/>
+        </w:rPr>
+        <w:lastRenderedPageBreak/>
+        <w:t>7zip установлен для работы с архивами различных форматов (ZIP, TAR, GZ) при переносе данных</w:t>
+      </w:r>
+      <w:r>
+        <w:rPr>
+          <w:rStyle w:val="aa"/>
+          <w:i w:val="0"/>
+          <w:iCs w:val="0"/>
+          <w:color w:val="0F1115"/>
+          <w:sz w:val="28"/>
+          <w:szCs w:val="28"/>
+          <w:shd w:val="clear" w:color="auto" w:fill="FFFFFF"/>
+        </w:rPr>
+        <w:t xml:space="preserve">(Рис. </w:t>
+      </w:r>
+      <w:r>
+        <w:rPr>
+          <w:rStyle w:val="aa"/>
+          <w:i w:val="0"/>
+          <w:iCs w:val="0"/>
+          <w:color w:val="0F1115"/>
+          <w:sz w:val="28"/>
+          <w:szCs w:val="28"/>
+          <w:shd w:val="clear" w:color="auto" w:fill="FFFFFF"/>
+        </w:rPr>
+        <w:t>6</w:t>
+      </w:r>
+      <w:r>
+        <w:rPr>
+          <w:rStyle w:val="aa"/>
+          <w:i w:val="0"/>
+          <w:iCs w:val="0"/>
+          <w:color w:val="0F1115"/>
+          <w:sz w:val="28"/>
+          <w:szCs w:val="28"/>
+          <w:shd w:val="clear" w:color="auto" w:fill="FFFFFF"/>
+        </w:rPr>
+        <w:t>)</w:t>
+      </w:r>
+      <w:r>
+        <w:rPr>
+          <w:rStyle w:val="aa"/>
+          <w:i w:val="0"/>
+          <w:iCs w:val="0"/>
+          <w:color w:val="0F1115"/>
+          <w:sz w:val="28"/>
+          <w:szCs w:val="28"/>
+          <w:shd w:val="clear" w:color="auto" w:fill="FFFFFF"/>
+        </w:rPr>
+        <w:t>.</w:t>
       </w:r>
     </w:p>
     <w:p>
@@ -2560,62 +2913,6 @@
           <w:szCs w:val="28"/>
         </w:rPr>
       </w:pPr>
-    </w:p>
-    <w:p>
-      <w:pPr>
-        <w:rPr>
-          <w:sz w:val="28"/>
-          <w:szCs w:val="28"/>
-        </w:rPr>
-      </w:pPr>
-    </w:p>
-    <w:p>
-      <w:pPr>
-        <w:rPr>
-          <w:sz w:val="28"/>
-          <w:szCs w:val="28"/>
-        </w:rPr>
-      </w:pPr>
-    </w:p>
-    <w:p>
-      <w:pPr>
-        <w:rPr>
-          <w:sz w:val="28"/>
-          <w:szCs w:val="28"/>
-        </w:rPr>
-      </w:pPr>
-    </w:p>
-    <w:p>
-      <w:pPr>
-        <w:rPr>
-          <w:sz w:val="28"/>
-          <w:szCs w:val="28"/>
-        </w:rPr>
-      </w:pPr>
-    </w:p>
-    <w:p>
-      <w:pPr>
-        <w:rPr>
-          <w:sz w:val="28"/>
-          <w:szCs w:val="28"/>
-        </w:rPr>
-      </w:pPr>
-    </w:p>
-    <w:p>
-      <w:pPr>
-        <w:rPr>
-          <w:sz w:val="28"/>
-          <w:szCs w:val="28"/>
-        </w:rPr>
-      </w:pPr>
-    </w:p>
-    <w:p>
-      <w:pPr>
-        <w:rPr>
-          <w:sz w:val="28"/>
-          <w:szCs w:val="28"/>
-        </w:rPr>
-      </w:pPr>
       <w:r>
         <w:rPr>
           <w:sz w:val="28"/>
@@ -2629,31 +2926,59 @@
           <w:i w:val="0"/>
           <w:iCs w:val="0"/>
           <w:color w:val="0F1115"/>
-          <w:shd w:val="clear" w:color="auto" w:fill="FFFFFF"/>
-        </w:rPr>
-        <w:t xml:space="preserve">Офисный пакет </w:t>
-      </w:r>
-      <w:proofErr w:type="spellStart"/>
-      <w:r>
-        <w:rPr>
-          <w:rStyle w:val="aa"/>
-          <w:i w:val="0"/>
-          <w:iCs w:val="0"/>
-          <w:color w:val="0F1115"/>
-          <w:shd w:val="clear" w:color="auto" w:fill="FFFFFF"/>
-        </w:rPr>
-        <w:t>LibreOffice</w:t>
-      </w:r>
-      <w:proofErr w:type="spellEnd"/>
-      <w:r>
-        <w:rPr>
-          <w:rStyle w:val="aa"/>
-          <w:i w:val="0"/>
-          <w:iCs w:val="0"/>
-          <w:color w:val="0F1115"/>
-          <w:shd w:val="clear" w:color="auto" w:fill="FFFFFF"/>
-        </w:rPr>
-        <w:t xml:space="preserve"> развёрнут для создания и редактирования документов, таблиц и презентаций.</w:t>
+          <w:sz w:val="28"/>
+          <w:szCs w:val="28"/>
+          <w:shd w:val="clear" w:color="auto" w:fill="FFFFFF"/>
+        </w:rPr>
+        <w:t>Офисный пакет LibreOffice развёрнут для создания и редактирования документов, таблиц и презентаций</w:t>
+      </w:r>
+      <w:r>
+        <w:rPr>
+          <w:rStyle w:val="aa"/>
+          <w:i w:val="0"/>
+          <w:iCs w:val="0"/>
+          <w:color w:val="0F1115"/>
+          <w:sz w:val="28"/>
+          <w:szCs w:val="28"/>
+          <w:shd w:val="clear" w:color="auto" w:fill="FFFFFF"/>
+        </w:rPr>
+        <w:t xml:space="preserve">(Рис. </w:t>
+      </w:r>
+      <w:r>
+        <w:rPr>
+          <w:rStyle w:val="aa"/>
+          <w:i w:val="0"/>
+          <w:iCs w:val="0"/>
+          <w:color w:val="0F1115"/>
+          <w:sz w:val="28"/>
+          <w:szCs w:val="28"/>
+          <w:shd w:val="clear" w:color="auto" w:fill="FFFFFF"/>
+        </w:rPr>
+        <w:t>7</w:t>
+      </w:r>
+      <w:r>
+        <w:rPr>
+          <w:rStyle w:val="aa"/>
+          <w:i w:val="0"/>
+          <w:iCs w:val="0"/>
+          <w:color w:val="0F1115"/>
+          <w:sz w:val="28"/>
+          <w:szCs w:val="28"/>
+          <w:shd w:val="clear" w:color="auto" w:fill="FFFFFF"/>
+        </w:rPr>
+        <w:t>)</w:t>
+      </w:r>
+      <w:r>
+        <w:rPr>
+          <w:rStyle w:val="aa"/>
+          <w:i w:val="0"/>
+          <w:iCs w:val="0"/>
+          <w:color w:val="0F1115"/>
+          <w:sz w:val="28"/>
+          <w:szCs w:val="28"/>
+          <w:shd w:val="clear" w:color="auto" w:fill="FFFFFF"/>
+        </w:rPr>
+        <w:t>.</w:t>
       </w:r>
     </w:p>
     <w:p>
@@ -2765,20 +3090,89 @@
       <w:pPr>
         <w:jc w:val="center"/>
         <w:rPr>
-          <w:sz w:val="28"/>
-          <w:szCs w:val="28"/>
-        </w:rPr>
-      </w:pPr>
-      <w:r>
-        <w:rPr>
-          <w:rStyle w:val="aa"/>
-          <w:i w:val="0"/>
-          <w:iCs w:val="0"/>
-          <w:color w:val="0F1115"/>
-          <w:shd w:val="clear" w:color="auto" w:fill="FFFFFF"/>
-        </w:rPr>
-        <w:t>Firefox установлен для тестирования веб-приложений и доступа к образовательным ресурсам.</w:t>
-      </w:r>
+          <w:sz w:val="20"/>
+          <w:szCs w:val="20"/>
+          <w:lang w:val="en-US"/>
+        </w:rPr>
+      </w:pPr>
+    </w:p>
+    <w:p>
+      <w:pPr>
+        <w:rPr>
+          <w:rStyle w:val="aa"/>
+          <w:i w:val="0"/>
+          <w:iCs w:val="0"/>
+          <w:color w:val="0F1115"/>
+          <w:shd w:val="clear" w:color="auto" w:fill="FFFFFF"/>
+        </w:rPr>
+      </w:pPr>
+      <w:r>
+        <w:rPr>
+          <w:rStyle w:val="aa"/>
+          <w:i w:val="0"/>
+          <w:iCs w:val="0"/>
+          <w:color w:val="0F1115"/>
+          <w:sz w:val="28"/>
+          <w:szCs w:val="28"/>
+          <w:shd w:val="clear" w:color="auto" w:fill="FFFFFF"/>
+        </w:rPr>
+        <w:t>Firefox установлен для тестирования веб-приложений и доступа к образовательным ресурсам</w:t>
+      </w:r>
+      <w:r>
+        <w:rPr>
+          <w:rStyle w:val="aa"/>
+          <w:i w:val="0"/>
+          <w:iCs w:val="0"/>
+          <w:color w:val="0F1115"/>
+          <w:sz w:val="28"/>
+          <w:szCs w:val="28"/>
+          <w:shd w:val="clear" w:color="auto" w:fill="FFFFFF"/>
+        </w:rPr>
+        <w:t xml:space="preserve">(Рис. </w:t>
+      </w:r>
+      <w:r>
+        <w:rPr>
+          <w:rStyle w:val="aa"/>
+          <w:i w:val="0"/>
+          <w:iCs w:val="0"/>
+          <w:color w:val="0F1115"/>
+          <w:sz w:val="28"/>
+          <w:szCs w:val="28"/>
+          <w:shd w:val="clear" w:color="auto" w:fill="FFFFFF"/>
+        </w:rPr>
+        <w:t>8</w:t>
+      </w:r>
+      <w:r>
+        <w:rPr>
+          <w:rStyle w:val="aa"/>
+          <w:i w:val="0"/>
+          <w:iCs w:val="0"/>
+          <w:color w:val="0F1115"/>
+          <w:sz w:val="28"/>
+          <w:szCs w:val="28"/>
+          <w:shd w:val="clear" w:color="auto" w:fill="FFFFFF"/>
+        </w:rPr>
+        <w:t>)</w:t>
+      </w:r>
+      <w:r>
+        <w:rPr>
+          <w:rStyle w:val="aa"/>
+          <w:i w:val="0"/>
+          <w:iCs w:val="0"/>
+          <w:color w:val="0F1115"/>
+          <w:shd w:val="clear" w:color="auto" w:fill="FFFFFF"/>
+        </w:rPr>
+        <w:t>.</w:t>
+      </w:r>
+    </w:p>
+    <w:p>
+      <w:pPr>
+        <w:jc w:val="center"/>
+        <w:rPr>
+          <w:sz w:val="28"/>
+          <w:szCs w:val="28"/>
+        </w:rPr>
+      </w:pPr>
       <w:r>
         <w:rPr>
           <w:noProof/>
@@ -2877,27 +3271,78 @@
           <w:shd w:val="clear" w:color="auto" w:fill="FFFFFF"/>
         </w:rPr>
       </w:pPr>
-      <w:proofErr w:type="spellStart"/>
-      <w:r>
-        <w:rPr>
-          <w:rStyle w:val="aa"/>
-          <w:i w:val="0"/>
-          <w:iCs w:val="0"/>
-          <w:color w:val="0F1115"/>
-          <w:shd w:val="clear" w:color="auto" w:fill="FFFFFF"/>
-        </w:rPr>
-        <w:t>Evince</w:t>
-      </w:r>
-      <w:proofErr w:type="spellEnd"/>
-      <w:r>
-        <w:rPr>
-          <w:rStyle w:val="aa"/>
-          <w:i w:val="0"/>
-          <w:iCs w:val="0"/>
-          <w:color w:val="0F1115"/>
-          <w:shd w:val="clear" w:color="auto" w:fill="FFFFFF"/>
-        </w:rPr>
-        <w:t xml:space="preserve"> настроен для открытия технической документации и методических материалов в формате PDF.</w:t>
+    </w:p>
+    <w:p>
+      <w:pPr>
+        <w:rPr>
+          <w:rStyle w:val="aa"/>
+          <w:i w:val="0"/>
+          <w:iCs w:val="0"/>
+          <w:color w:val="0F1115"/>
+          <w:sz w:val="28"/>
+          <w:szCs w:val="28"/>
+          <w:shd w:val="clear" w:color="auto" w:fill="FFFFFF"/>
+        </w:rPr>
+      </w:pPr>
+      <w:r>
+        <w:rPr>
+          <w:rStyle w:val="aa"/>
+          <w:i w:val="0"/>
+          <w:iCs w:val="0"/>
+          <w:color w:val="0F1115"/>
+          <w:sz w:val="28"/>
+          <w:szCs w:val="28"/>
+          <w:shd w:val="clear" w:color="auto" w:fill="FFFFFF"/>
+        </w:rPr>
+        <w:t>Evince настроен для открытия технической документации и методических материалов в формате PDF</w:t>
+      </w:r>
+      <w:r>
+        <w:rPr>
+          <w:rStyle w:val="aa"/>
+          <w:i w:val="0"/>
+          <w:iCs w:val="0"/>
+          <w:color w:val="0F1115"/>
+          <w:sz w:val="28"/>
+          <w:szCs w:val="28"/>
+          <w:shd w:val="clear" w:color="auto" w:fill="FFFFFF"/>
+        </w:rPr>
+        <w:t xml:space="preserve">(Рис. </w:t>
+      </w:r>
+      <w:r>
+        <w:rPr>
+          <w:rStyle w:val="aa"/>
+          <w:i w:val="0"/>
+          <w:iCs w:val="0"/>
+          <w:color w:val="0F1115"/>
+          <w:sz w:val="28"/>
+          <w:szCs w:val="28"/>
+          <w:shd w:val="clear" w:color="auto" w:fill="FFFFFF"/>
+        </w:rPr>
+        <w:t>9</w:t>
+      </w:r>
+      <w:r>
+        <w:rPr>
+          <w:rStyle w:val="aa"/>
+          <w:i w:val="0"/>
+          <w:iCs w:val="0"/>
+          <w:color w:val="0F1115"/>
+          <w:sz w:val="28"/>
+          <w:szCs w:val="28"/>
+          <w:shd w:val="clear" w:color="auto" w:fill="FFFFFF"/>
+        </w:rPr>
+        <w:t>)</w:t>
+      </w:r>
+      <w:r>
+        <w:rPr>
+          <w:rStyle w:val="aa"/>
+          <w:i w:val="0"/>
+          <w:iCs w:val="0"/>
+          <w:color w:val="0F1115"/>
+          <w:sz w:val="28"/>
+          <w:szCs w:val="28"/>
+          <w:shd w:val="clear" w:color="auto" w:fill="FFFFFF"/>
+        </w:rPr>
+        <w:t>.</w:t>
       </w:r>
     </w:p>
     <w:p>
@@ -2998,7 +3443,6 @@
           <w:sz w:val="28"/>
           <w:szCs w:val="28"/>
         </w:rPr>
-        <w:lastRenderedPageBreak/>
         <w:br/>
       </w:r>
       <w:r>
@@ -3006,16 +3450,8 @@
           <w:sz w:val="28"/>
           <w:szCs w:val="28"/>
         </w:rPr>
-        <w:br/>
-      </w:r>
-      <w:r>
-        <w:rPr>
-          <w:sz w:val="28"/>
-          <w:szCs w:val="28"/>
-        </w:rPr>
         <w:t xml:space="preserve">Установка ОС </w:t>
       </w:r>
-      <w:proofErr w:type="spellStart"/>
       <w:r>
         <w:rPr>
           <w:sz w:val="28"/>
@@ -3024,13 +3460,60 @@
         </w:rPr>
         <w:t>RedOS</w:t>
       </w:r>
-      <w:proofErr w:type="spellEnd"/>
       <w:r>
         <w:rPr>
           <w:sz w:val="28"/>
           <w:szCs w:val="28"/>
         </w:rPr>
         <w:t xml:space="preserve"> для начала работы</w:t>
+      </w:r>
+      <w:r>
+        <w:rPr>
+          <w:rStyle w:val="aa"/>
+          <w:i w:val="0"/>
+          <w:iCs w:val="0"/>
+          <w:color w:val="0F1115"/>
+          <w:sz w:val="28"/>
+          <w:szCs w:val="28"/>
+          <w:shd w:val="clear" w:color="auto" w:fill="FFFFFF"/>
+        </w:rPr>
+        <w:t>(Рис. 1</w:t>
+      </w:r>
+      <w:r>
+        <w:rPr>
+          <w:rStyle w:val="aa"/>
+          <w:i w:val="0"/>
+          <w:iCs w:val="0"/>
+          <w:color w:val="0F1115"/>
+          <w:sz w:val="28"/>
+          <w:szCs w:val="28"/>
+          <w:shd w:val="clear" w:color="auto" w:fill="FFFFFF"/>
+        </w:rPr>
+        <w:t>0</w:t>
+      </w:r>
+      <w:r>
+        <w:rPr>
+          <w:rStyle w:val="aa"/>
+          <w:i w:val="0"/>
+          <w:iCs w:val="0"/>
+          <w:color w:val="0F1115"/>
+          <w:sz w:val="28"/>
+          <w:szCs w:val="28"/>
+          <w:shd w:val="clear" w:color="auto" w:fill="FFFFFF"/>
+        </w:rPr>
+        <w:t>)</w:t>
+      </w:r>
+      <w:r>
+        <w:rPr>
+          <w:rStyle w:val="aa"/>
+          <w:i w:val="0"/>
+          <w:iCs w:val="0"/>
+          <w:color w:val="0F1115"/>
+          <w:sz w:val="28"/>
+          <w:szCs w:val="28"/>
+          <w:shd w:val="clear" w:color="auto" w:fill="FFFFFF"/>
+        </w:rPr>
+        <w:t>.</w:t>
       </w:r>
     </w:p>
     <w:p>
@@ -3127,28 +3610,23 @@
     </w:p>
     <w:p>
       <w:pPr>
-        <w:jc w:val="center"/>
-        <w:rPr>
-          <w:sz w:val="28"/>
-          <w:szCs w:val="28"/>
-        </w:rPr>
-      </w:pPr>
-      <w:r>
-        <w:rPr>
-          <w:sz w:val="28"/>
-          <w:szCs w:val="28"/>
-        </w:rPr>
-        <w:t xml:space="preserve">Установка офисного </w:t>
-      </w:r>
-      <w:proofErr w:type="gramStart"/>
-      <w:r>
-        <w:rPr>
-          <w:sz w:val="28"/>
-          <w:szCs w:val="28"/>
-        </w:rPr>
-        <w:t>пакета(</w:t>
-      </w:r>
-      <w:proofErr w:type="gramEnd"/>
+        <w:rPr>
+          <w:rStyle w:val="aa"/>
+          <w:i w:val="0"/>
+          <w:iCs w:val="0"/>
+          <w:color w:val="0F1115"/>
+          <w:sz w:val="28"/>
+          <w:szCs w:val="28"/>
+          <w:shd w:val="clear" w:color="auto" w:fill="FFFFFF"/>
+        </w:rPr>
+      </w:pPr>
+      <w:r>
+        <w:rPr>
+          <w:sz w:val="28"/>
+          <w:szCs w:val="28"/>
+        </w:rPr>
+        <w:t>Установка офисного пакета(</w:t>
+      </w:r>
       <w:r>
         <w:rPr>
           <w:sz w:val="28"/>
@@ -3164,7 +3642,6 @@
         </w:rPr>
         <w:t>), архиватора(</w:t>
       </w:r>
-      <w:proofErr w:type="spellStart"/>
       <w:r>
         <w:rPr>
           <w:sz w:val="28"/>
@@ -3173,7 +3650,6 @@
         </w:rPr>
         <w:t>PeaZip</w:t>
       </w:r>
-      <w:proofErr w:type="spellEnd"/>
       <w:r>
         <w:rPr>
           <w:sz w:val="28"/>
@@ -3216,15 +3692,53 @@
           <w:sz w:val="28"/>
           <w:szCs w:val="28"/>
         </w:rPr>
-        <w:br/>
-      </w:r>
-      <w:r>
-        <w:rPr>
-          <w:sz w:val="28"/>
-          <w:szCs w:val="28"/>
-        </w:rPr>
-        <w:br/>
-      </w:r>
+        <w:t xml:space="preserve"> </w:t>
+      </w:r>
+      <w:r>
+        <w:rPr>
+          <w:rStyle w:val="aa"/>
+          <w:i w:val="0"/>
+          <w:iCs w:val="0"/>
+          <w:color w:val="0F1115"/>
+          <w:sz w:val="28"/>
+          <w:szCs w:val="28"/>
+          <w:shd w:val="clear" w:color="auto" w:fill="FFFFFF"/>
+        </w:rPr>
+        <w:t>(Рис. 1</w:t>
+      </w:r>
+      <w:r>
+        <w:rPr>
+          <w:rStyle w:val="aa"/>
+          <w:i w:val="0"/>
+          <w:iCs w:val="0"/>
+          <w:color w:val="0F1115"/>
+          <w:sz w:val="28"/>
+          <w:szCs w:val="28"/>
+          <w:shd w:val="clear" w:color="auto" w:fill="FFFFFF"/>
+        </w:rPr>
+        <w:t>1</w:t>
+      </w:r>
+      <w:r>
+        <w:rPr>
+          <w:rStyle w:val="aa"/>
+          <w:i w:val="0"/>
+          <w:iCs w:val="0"/>
+          <w:color w:val="0F1115"/>
+          <w:sz w:val="28"/>
+          <w:szCs w:val="28"/>
+          <w:shd w:val="clear" w:color="auto" w:fill="FFFFFF"/>
+        </w:rPr>
+        <w:t>)</w:t>
+      </w:r>
+    </w:p>
+    <w:p>
+      <w:pPr>
+        <w:jc w:val="center"/>
+        <w:rPr>
+          <w:sz w:val="28"/>
+          <w:szCs w:val="28"/>
+        </w:rPr>
+      </w:pPr>
       <w:r>
         <w:rPr>
           <w:noProof/>
@@ -3232,9 +3746,9 @@
           <w:szCs w:val="28"/>
         </w:rPr>
         <w:drawing>
-          <wp:inline distT="0" distB="0" distL="0" distR="0" wp14:anchorId="098E7406" wp14:editId="7C6044B3">
-            <wp:extent cx="4048125" cy="3038475"/>
-            <wp:effectExtent l="0" t="0" r="0" b="0"/>
+          <wp:inline distT="0" distB="0" distL="0" distR="0" wp14:anchorId="098E7406" wp14:editId="2E3C753F">
+            <wp:extent cx="2095500" cy="1572857"/>
+            <wp:effectExtent l="0" t="0" r="0" b="8890"/>
             <wp:docPr id="17" name="Рисунок 17"/>
             <wp:cNvGraphicFramePr>
               <a:graphicFrameLocks xmlns:a="http://schemas.openxmlformats.org/drawingml/2006/main" noChangeAspect="1"/>
@@ -3264,7 +3778,7 @@
                   <pic:spPr bwMode="auto">
                     <a:xfrm>
                       <a:off x="0" y="0"/>
-                      <a:ext cx="4048125" cy="3038475"/>
+                      <a:ext cx="2105035" cy="1580013"/>
                     </a:xfrm>
                     <a:prstGeom prst="rect">
                       <a:avLst/>
@@ -3280,13 +3794,15 @@
           </wp:inline>
         </w:drawing>
       </w:r>
-      <w:r>
-        <w:rPr>
-          <w:sz w:val="28"/>
-          <w:szCs w:val="28"/>
-        </w:rPr>
-        <w:br/>
-      </w:r>
+    </w:p>
+    <w:p>
+      <w:pPr>
+        <w:jc w:val="center"/>
+        <w:rPr>
+          <w:sz w:val="20"/>
+          <w:szCs w:val="20"/>
+        </w:rPr>
+      </w:pPr>
       <w:r>
         <w:rPr>
           <w:sz w:val="20"/>
@@ -3308,13 +3824,15 @@
         </w:rPr>
         <w:t xml:space="preserve"> – Установил офисные пакеты</w:t>
       </w:r>
-      <w:r>
-        <w:rPr>
-          <w:sz w:val="28"/>
-          <w:szCs w:val="28"/>
-        </w:rPr>
-        <w:br/>
-      </w:r>
+    </w:p>
+    <w:p>
+      <w:pPr>
+        <w:jc w:val="center"/>
+        <w:rPr>
+          <w:sz w:val="28"/>
+          <w:szCs w:val="28"/>
+        </w:rPr>
+      </w:pPr>
     </w:p>
     <w:p>
       <w:pPr>
@@ -3534,96 +4052,79 @@
       <w:pPr>
         <w:jc w:val="center"/>
         <w:rPr>
+          <w:sz w:val="20"/>
+          <w:szCs w:val="20"/>
+          <w:lang w:val="en-US"/>
+        </w:rPr>
+      </w:pPr>
+    </w:p>
+    <w:p>
+      <w:pPr>
+        <w:rPr>
           <w:noProof/>
           <w:sz w:val="28"/>
           <w:szCs w:val="28"/>
         </w:rPr>
       </w:pPr>
-    </w:p>
-    <w:p>
-      <w:pPr>
-        <w:jc w:val="center"/>
-        <w:rPr>
-          <w:noProof/>
-          <w:sz w:val="28"/>
-          <w:szCs w:val="28"/>
-        </w:rPr>
-      </w:pPr>
-      <w:r>
-        <w:rPr>
-          <w:rStyle w:val="aa"/>
-          <w:i w:val="0"/>
-          <w:iCs w:val="0"/>
-          <w:color w:val="0F1115"/>
-          <w:shd w:val="clear" w:color="auto" w:fill="FFFFFF"/>
-        </w:rPr>
-        <w:t xml:space="preserve">Linux </w:t>
-      </w:r>
-      <w:proofErr w:type="spellStart"/>
-      <w:r>
-        <w:rPr>
-          <w:rStyle w:val="aa"/>
-          <w:i w:val="0"/>
-          <w:iCs w:val="0"/>
-          <w:color w:val="0F1115"/>
-          <w:shd w:val="clear" w:color="auto" w:fill="FFFFFF"/>
-        </w:rPr>
-        <w:t>Malware</w:t>
-      </w:r>
-      <w:proofErr w:type="spellEnd"/>
-      <w:r>
-        <w:rPr>
-          <w:rStyle w:val="aa"/>
-          <w:i w:val="0"/>
-          <w:iCs w:val="0"/>
-          <w:color w:val="0F1115"/>
-          <w:shd w:val="clear" w:color="auto" w:fill="FFFFFF"/>
-        </w:rPr>
-        <w:t xml:space="preserve"> </w:t>
-      </w:r>
-      <w:proofErr w:type="spellStart"/>
-      <w:r>
-        <w:rPr>
-          <w:rStyle w:val="aa"/>
-          <w:i w:val="0"/>
-          <w:iCs w:val="0"/>
-          <w:color w:val="0F1115"/>
-          <w:shd w:val="clear" w:color="auto" w:fill="FFFFFF"/>
-        </w:rPr>
-        <w:t>Detect</w:t>
-      </w:r>
-      <w:proofErr w:type="spellEnd"/>
-      <w:r>
-        <w:rPr>
-          <w:rStyle w:val="aa"/>
-          <w:i w:val="0"/>
-          <w:iCs w:val="0"/>
-          <w:color w:val="0F1115"/>
-          <w:shd w:val="clear" w:color="auto" w:fill="FFFFFF"/>
-        </w:rPr>
-        <w:t xml:space="preserve"> (LMD) развёрнут для дополнительной защиты </w:t>
-      </w:r>
-      <w:proofErr w:type="spellStart"/>
-      <w:r>
-        <w:rPr>
-          <w:rStyle w:val="aa"/>
-          <w:i w:val="0"/>
-          <w:iCs w:val="0"/>
-          <w:color w:val="0F1115"/>
-          <w:shd w:val="clear" w:color="auto" w:fill="FFFFFF"/>
-        </w:rPr>
-        <w:t>RedOS</w:t>
-      </w:r>
-      <w:proofErr w:type="spellEnd"/>
-      <w:r>
-        <w:rPr>
-          <w:rStyle w:val="aa"/>
-          <w:i w:val="0"/>
-          <w:iCs w:val="0"/>
-          <w:color w:val="0F1115"/>
-          <w:shd w:val="clear" w:color="auto" w:fill="FFFFFF"/>
-        </w:rPr>
-        <w:t xml:space="preserve"> от угроз.</w:t>
+      <w:r>
+        <w:rPr>
+          <w:rStyle w:val="aa"/>
+          <w:i w:val="0"/>
+          <w:iCs w:val="0"/>
+          <w:color w:val="0F1115"/>
+          <w:sz w:val="28"/>
+          <w:szCs w:val="28"/>
+          <w:shd w:val="clear" w:color="auto" w:fill="FFFFFF"/>
+        </w:rPr>
+        <w:t>Linux Malware Detect (LMD) развёрнут для дополнительной защиты RedOS от угроз</w:t>
+      </w:r>
+      <w:r>
+        <w:rPr>
+          <w:rStyle w:val="aa"/>
+          <w:i w:val="0"/>
+          <w:iCs w:val="0"/>
+          <w:color w:val="0F1115"/>
+          <w:sz w:val="28"/>
+          <w:szCs w:val="28"/>
+          <w:shd w:val="clear" w:color="auto" w:fill="FFFFFF"/>
+        </w:rPr>
+        <w:t>(Рис. 1</w:t>
+      </w:r>
+      <w:r>
+        <w:rPr>
+          <w:rStyle w:val="aa"/>
+          <w:i w:val="0"/>
+          <w:iCs w:val="0"/>
+          <w:color w:val="0F1115"/>
+          <w:sz w:val="28"/>
+          <w:szCs w:val="28"/>
+          <w:shd w:val="clear" w:color="auto" w:fill="FFFFFF"/>
+        </w:rPr>
+        <w:t>4</w:t>
+      </w:r>
+      <w:r>
+        <w:rPr>
+          <w:rStyle w:val="aa"/>
+          <w:i w:val="0"/>
+          <w:iCs w:val="0"/>
+          <w:color w:val="0F1115"/>
+          <w:sz w:val="28"/>
+          <w:szCs w:val="28"/>
+          <w:shd w:val="clear" w:color="auto" w:fill="FFFFFF"/>
+        </w:rPr>
+        <w:t>)</w:t>
+      </w:r>
+      <w:r>
+        <w:rPr>
+          <w:rStyle w:val="aa"/>
+          <w:i w:val="0"/>
+          <w:iCs w:val="0"/>
+          <w:color w:val="0F1115"/>
+          <w:sz w:val="28"/>
+          <w:szCs w:val="28"/>
+          <w:shd w:val="clear" w:color="auto" w:fill="FFFFFF"/>
+        </w:rPr>
+        <w:t>.</w:t>
       </w:r>
     </w:p>
     <w:p>
@@ -3694,17 +4195,9 @@
       <w:pPr>
         <w:jc w:val="center"/>
         <w:rPr>
-          <w:sz w:val="28"/>
-          <w:szCs w:val="28"/>
-        </w:rPr>
-      </w:pPr>
-    </w:p>
-    <w:p>
-      <w:pPr>
-        <w:jc w:val="center"/>
-        <w:rPr>
-          <w:sz w:val="20"/>
-          <w:szCs w:val="20"/>
+          <w:sz w:val="20"/>
+          <w:szCs w:val="20"/>
+          <w:lang w:val="en-US"/>
         </w:rPr>
       </w:pPr>
       <w:r>
@@ -3727,15 +4220,7 @@
           <w:sz w:val="20"/>
           <w:szCs w:val="20"/>
         </w:rPr>
-        <w:t xml:space="preserve"> – установлен </w:t>
-      </w:r>
-      <w:proofErr w:type="gramStart"/>
-      <w:r>
-        <w:rPr>
-          <w:sz w:val="20"/>
-          <w:szCs w:val="20"/>
-        </w:rPr>
-        <w:t xml:space="preserve">антивирус  </w:t>
+        <w:t xml:space="preserve"> – установлен антивирус  </w:t>
       </w:r>
       <w:r>
         <w:rPr>
@@ -3745,34 +4230,166 @@
         </w:rPr>
         <w:t>LMD</w:t>
       </w:r>
-      <w:proofErr w:type="gramEnd"/>
-    </w:p>
-    <w:p>
-      <w:pPr>
-        <w:jc w:val="center"/>
-        <w:rPr>
-          <w:sz w:val="28"/>
-          <w:szCs w:val="28"/>
-        </w:rPr>
-      </w:pPr>
-      <w:r>
-        <w:rPr>
-          <w:rStyle w:val="aa"/>
-          <w:i w:val="0"/>
-          <w:iCs w:val="0"/>
-          <w:color w:val="0F1115"/>
+    </w:p>
+    <w:p>
+      <w:pPr>
+        <w:jc w:val="center"/>
+        <w:rPr>
+          <w:sz w:val="20"/>
+          <w:szCs w:val="20"/>
+        </w:rPr>
+      </w:pPr>
+    </w:p>
+    <w:p>
+      <w:pPr>
+        <w:jc w:val="center"/>
+        <w:rPr>
+          <w:sz w:val="20"/>
+          <w:szCs w:val="20"/>
+        </w:rPr>
+      </w:pPr>
+    </w:p>
+    <w:p>
+      <w:pPr>
+        <w:jc w:val="center"/>
+        <w:rPr>
+          <w:sz w:val="20"/>
+          <w:szCs w:val="20"/>
+        </w:rPr>
+      </w:pPr>
+    </w:p>
+    <w:p>
+      <w:pPr>
+        <w:jc w:val="center"/>
+        <w:rPr>
+          <w:sz w:val="20"/>
+          <w:szCs w:val="20"/>
+        </w:rPr>
+      </w:pPr>
+    </w:p>
+    <w:p>
+      <w:pPr>
+        <w:jc w:val="center"/>
+        <w:rPr>
+          <w:sz w:val="20"/>
+          <w:szCs w:val="20"/>
+        </w:rPr>
+      </w:pPr>
+    </w:p>
+    <w:p>
+      <w:pPr>
+        <w:jc w:val="center"/>
+        <w:rPr>
+          <w:sz w:val="20"/>
+          <w:szCs w:val="20"/>
+        </w:rPr>
+      </w:pPr>
+    </w:p>
+    <w:p>
+      <w:pPr>
+        <w:jc w:val="center"/>
+        <w:rPr>
+          <w:sz w:val="20"/>
+          <w:szCs w:val="20"/>
+        </w:rPr>
+      </w:pPr>
+    </w:p>
+    <w:p>
+      <w:pPr>
+        <w:jc w:val="center"/>
+        <w:rPr>
+          <w:sz w:val="20"/>
+          <w:szCs w:val="20"/>
+        </w:rPr>
+      </w:pPr>
+    </w:p>
+    <w:p>
+      <w:pPr>
+        <w:rPr>
+          <w:rStyle w:val="aa"/>
+          <w:i w:val="0"/>
+          <w:iCs w:val="0"/>
+          <w:color w:val="0F1115"/>
+          <w:sz w:val="28"/>
+          <w:szCs w:val="28"/>
+          <w:shd w:val="clear" w:color="auto" w:fill="FFFFFF"/>
+        </w:rPr>
+      </w:pPr>
+      <w:r>
+        <w:rPr>
+          <w:rStyle w:val="aa"/>
+          <w:i w:val="0"/>
+          <w:iCs w:val="0"/>
+          <w:color w:val="0F1115"/>
+          <w:sz w:val="28"/>
+          <w:szCs w:val="28"/>
           <w:shd w:val="clear" w:color="auto" w:fill="FFFFFF"/>
         </w:rPr>
         <w:lastRenderedPageBreak/>
-        <w:t>Среда разработки Visual Studio Code установлена для написания и редактирования программного кода.</w:t>
-      </w:r>
-      <w:r>
-        <w:rPr>
-          <w:sz w:val="28"/>
-          <w:szCs w:val="28"/>
-        </w:rPr>
-        <w:br/>
-      </w:r>
+        <w:t>Среда разработки Visual Studio Code установлена для написания и редактирования программного кода</w:t>
+      </w:r>
+      <w:r>
+        <w:rPr>
+          <w:rStyle w:val="aa"/>
+          <w:i w:val="0"/>
+          <w:iCs w:val="0"/>
+          <w:color w:val="0F1115"/>
+          <w:sz w:val="28"/>
+          <w:szCs w:val="28"/>
+          <w:shd w:val="clear" w:color="auto" w:fill="FFFFFF"/>
+        </w:rPr>
+        <w:t>(Рис. 1</w:t>
+      </w:r>
+      <w:r>
+        <w:rPr>
+          <w:rStyle w:val="aa"/>
+          <w:i w:val="0"/>
+          <w:iCs w:val="0"/>
+          <w:color w:val="0F1115"/>
+          <w:sz w:val="28"/>
+          <w:szCs w:val="28"/>
+          <w:shd w:val="clear" w:color="auto" w:fill="FFFFFF"/>
+        </w:rPr>
+        <w:t>5</w:t>
+      </w:r>
+      <w:r>
+        <w:rPr>
+          <w:rStyle w:val="aa"/>
+          <w:i w:val="0"/>
+          <w:iCs w:val="0"/>
+          <w:color w:val="0F1115"/>
+          <w:sz w:val="28"/>
+          <w:szCs w:val="28"/>
+          <w:shd w:val="clear" w:color="auto" w:fill="FFFFFF"/>
+        </w:rPr>
+        <w:t>)</w:t>
+      </w:r>
+      <w:r>
+        <w:rPr>
+          <w:rStyle w:val="aa"/>
+          <w:i w:val="0"/>
+          <w:iCs w:val="0"/>
+          <w:color w:val="0F1115"/>
+          <w:sz w:val="28"/>
+          <w:szCs w:val="28"/>
+          <w:shd w:val="clear" w:color="auto" w:fill="FFFFFF"/>
+        </w:rPr>
+        <w:t>.</w:t>
+      </w:r>
+    </w:p>
+    <w:p>
+      <w:pPr>
+        <w:jc w:val="center"/>
+        <w:rPr>
+          <w:rStyle w:val="aa"/>
+          <w:i w:val="0"/>
+          <w:iCs w:val="0"/>
+          <w:color w:val="0F1115"/>
+          <w:sz w:val="28"/>
+          <w:szCs w:val="28"/>
+          <w:shd w:val="clear" w:color="auto" w:fill="FFFFFF"/>
+        </w:rPr>
+      </w:pPr>
       <w:r>
         <w:rPr>
           <w:noProof/>
@@ -3828,13 +4445,15 @@
           </wp:inline>
         </w:drawing>
       </w:r>
-      <w:r>
-        <w:rPr>
-          <w:sz w:val="28"/>
-          <w:szCs w:val="28"/>
-        </w:rPr>
-        <w:br/>
-      </w:r>
+    </w:p>
+    <w:p>
+      <w:pPr>
+        <w:jc w:val="center"/>
+        <w:rPr>
+          <w:sz w:val="20"/>
+          <w:szCs w:val="20"/>
+        </w:rPr>
+      </w:pPr>
       <w:r>
         <w:rPr>
           <w:sz w:val="20"/>
@@ -3846,16 +4465,30 @@
         <w:rPr>
           <w:sz w:val="20"/>
           <w:szCs w:val="20"/>
+        </w:rPr>
+        <w:t>15</w:t>
+      </w:r>
+      <w:r>
+        <w:rPr>
+          <w:sz w:val="20"/>
+          <w:szCs w:val="20"/>
+        </w:rPr>
+        <w:t xml:space="preserve"> – Установлен </w:t>
+      </w:r>
+      <w:r>
+        <w:rPr>
+          <w:sz w:val="20"/>
+          <w:szCs w:val="20"/>
           <w:lang w:val="en-US"/>
         </w:rPr>
-        <w:t>15</w:t>
-      </w:r>
-      <w:r>
-        <w:rPr>
-          <w:sz w:val="20"/>
-          <w:szCs w:val="20"/>
-        </w:rPr>
-        <w:t xml:space="preserve"> – Установлен </w:t>
+        <w:t>VS</w:t>
+      </w:r>
+      <w:r>
+        <w:rPr>
+          <w:sz w:val="20"/>
+          <w:szCs w:val="20"/>
+        </w:rPr>
+        <w:t xml:space="preserve"> </w:t>
       </w:r>
       <w:r>
         <w:rPr>
@@ -3863,85 +4496,85 @@
           <w:szCs w:val="20"/>
           <w:lang w:val="en-US"/>
         </w:rPr>
-        <w:t>VS</w:t>
-      </w:r>
-      <w:r>
-        <w:rPr>
-          <w:sz w:val="20"/>
-          <w:szCs w:val="20"/>
-        </w:rPr>
-        <w:t xml:space="preserve"> </w:t>
-      </w:r>
-      <w:r>
-        <w:rPr>
-          <w:sz w:val="20"/>
-          <w:szCs w:val="20"/>
-          <w:lang w:val="en-US"/>
-        </w:rPr>
         <w:t>Code</w:t>
       </w:r>
-      <w:r>
-        <w:rPr>
-          <w:sz w:val="28"/>
-          <w:szCs w:val="28"/>
-        </w:rPr>
-        <w:br/>
-      </w:r>
-      <w:r>
-        <w:rPr>
-          <w:sz w:val="28"/>
-          <w:szCs w:val="28"/>
-        </w:rPr>
-        <w:br/>
-      </w:r>
-    </w:p>
-    <w:p>
-      <w:pPr>
-        <w:jc w:val="center"/>
-        <w:rPr>
-          <w:sz w:val="28"/>
-          <w:szCs w:val="28"/>
-        </w:rPr>
-      </w:pPr>
-    </w:p>
-    <w:p>
-      <w:pPr>
-        <w:jc w:val="center"/>
-        <w:rPr>
-          <w:sz w:val="28"/>
-          <w:szCs w:val="28"/>
-        </w:rPr>
-      </w:pPr>
-    </w:p>
-    <w:p>
-      <w:pPr>
-        <w:jc w:val="center"/>
-        <w:rPr>
-          <w:color w:val="0F1115"/>
-          <w:shd w:val="clear" w:color="auto" w:fill="FFFFFF"/>
-        </w:rPr>
-      </w:pPr>
-      <w:proofErr w:type="spellStart"/>
-      <w:r>
-        <w:rPr>
-          <w:rStyle w:val="aa"/>
-          <w:i w:val="0"/>
-          <w:iCs w:val="0"/>
-          <w:color w:val="0F1115"/>
-          <w:shd w:val="clear" w:color="auto" w:fill="FFFFFF"/>
-        </w:rPr>
-        <w:t>RedDataBase</w:t>
-      </w:r>
-      <w:proofErr w:type="spellEnd"/>
-      <w:r>
-        <w:rPr>
-          <w:rStyle w:val="aa"/>
-          <w:i w:val="0"/>
-          <w:iCs w:val="0"/>
-          <w:color w:val="0F1115"/>
-          <w:shd w:val="clear" w:color="auto" w:fill="FFFFFF"/>
-        </w:rPr>
-        <w:t xml:space="preserve"> развёрнута как система управления базами данных для выполнения лабораторных заданий.</w:t>
+    </w:p>
+    <w:p>
+      <w:pPr>
+        <w:rPr>
+          <w:sz w:val="20"/>
+          <w:szCs w:val="20"/>
+        </w:rPr>
+      </w:pPr>
+    </w:p>
+    <w:p>
+      <w:pPr>
+        <w:rPr>
+          <w:color w:val="0F1115"/>
+          <w:sz w:val="28"/>
+          <w:szCs w:val="28"/>
+          <w:shd w:val="clear" w:color="auto" w:fill="FFFFFF"/>
+        </w:rPr>
+      </w:pPr>
+      <w:r>
+        <w:rPr>
+          <w:rStyle w:val="aa"/>
+          <w:i w:val="0"/>
+          <w:iCs w:val="0"/>
+          <w:color w:val="0F1115"/>
+          <w:sz w:val="28"/>
+          <w:szCs w:val="28"/>
+          <w:shd w:val="clear" w:color="auto" w:fill="FFFFFF"/>
+        </w:rPr>
+        <w:t>RedDataBase развёрнута как система управления базами данных для выполнения лабораторных заданий</w:t>
+      </w:r>
+      <w:r>
+        <w:rPr>
+          <w:rStyle w:val="aa"/>
+          <w:i w:val="0"/>
+          <w:iCs w:val="0"/>
+          <w:color w:val="0F1115"/>
+          <w:sz w:val="28"/>
+          <w:szCs w:val="28"/>
+          <w:shd w:val="clear" w:color="auto" w:fill="FFFFFF"/>
+        </w:rPr>
+        <w:t>(Рис. 1</w:t>
+      </w:r>
+      <w:r>
+        <w:rPr>
+          <w:rStyle w:val="aa"/>
+          <w:i w:val="0"/>
+          <w:iCs w:val="0"/>
+          <w:color w:val="0F1115"/>
+          <w:sz w:val="28"/>
+          <w:szCs w:val="28"/>
+          <w:shd w:val="clear" w:color="auto" w:fill="FFFFFF"/>
+        </w:rPr>
+        <w:t>6</w:t>
+      </w:r>
+      <w:r>
+        <w:rPr>
+          <w:rStyle w:val="aa"/>
+          <w:i w:val="0"/>
+          <w:iCs w:val="0"/>
+          <w:color w:val="0F1115"/>
+          <w:sz w:val="28"/>
+          <w:szCs w:val="28"/>
+          <w:shd w:val="clear" w:color="auto" w:fill="FFFFFF"/>
+        </w:rPr>
+        <w:t>)</w:t>
+      </w:r>
+      <w:r>
+        <w:rPr>
+          <w:rStyle w:val="aa"/>
+          <w:i w:val="0"/>
+          <w:iCs w:val="0"/>
+          <w:color w:val="0F1115"/>
+          <w:sz w:val="28"/>
+          <w:szCs w:val="28"/>
+          <w:shd w:val="clear" w:color="auto" w:fill="FFFFFF"/>
+        </w:rPr>
+        <w:t>.</w:t>
       </w:r>
     </w:p>
     <w:p>
@@ -4053,50 +4686,12 @@
           <w:szCs w:val="28"/>
         </w:rPr>
       </w:pPr>
-    </w:p>
-    <w:p>
-      <w:pPr>
+      <w:r>
         <w:rPr>
           <w:noProof/>
           <w:sz w:val="28"/>
           <w:szCs w:val="28"/>
         </w:rPr>
-      </w:pPr>
-    </w:p>
-    <w:p>
-      <w:pPr>
-        <w:rPr>
-          <w:noProof/>
-          <w:sz w:val="28"/>
-          <w:szCs w:val="28"/>
-        </w:rPr>
-      </w:pPr>
-    </w:p>
-    <w:p>
-      <w:pPr>
-        <w:rPr>
-          <w:noProof/>
-          <w:sz w:val="28"/>
-          <w:szCs w:val="28"/>
-        </w:rPr>
-      </w:pPr>
-    </w:p>
-    <w:p>
-      <w:pPr>
-        <w:rPr>
-          <w:noProof/>
-          <w:sz w:val="28"/>
-          <w:szCs w:val="28"/>
-        </w:rPr>
-      </w:pPr>
-      <w:r>
-        <w:rPr>
-          <w:noProof/>
-          <w:sz w:val="28"/>
-          <w:szCs w:val="28"/>
-        </w:rPr>
-        <w:lastRenderedPageBreak/>
-        <w:br/>
         <w:t>Проверка работоспособности БД</w:t>
       </w:r>
       <w:r>
@@ -4225,9 +4820,7 @@
       <w:pPr>
         <w:jc w:val="center"/>
         <w:rPr>
-          <w:sz w:val="28"/>
-          <w:szCs w:val="28"/>
-          <w:lang w:eastAsia="en-US"/>
+          <w:color w:val="0F1115"/>
         </w:rPr>
       </w:pPr>
       <w:r>
@@ -4236,6 +4829,7 @@
           <w:sz w:val="28"/>
           <w:szCs w:val="28"/>
         </w:rPr>
+        <w:lastRenderedPageBreak/>
         <w:drawing>
           <wp:inline distT="0" distB="0" distL="0" distR="0" wp14:anchorId="747AA1C3" wp14:editId="05EAD907">
             <wp:extent cx="5934075" cy="1943100"/>
@@ -4312,17 +4906,8 @@
           <w:sz w:val="20"/>
           <w:szCs w:val="20"/>
         </w:rPr>
-        <w:t xml:space="preserve"> – </w:t>
-      </w:r>
-      <w:proofErr w:type="gramStart"/>
-      <w:r>
-        <w:rPr>
-          <w:sz w:val="20"/>
-          <w:szCs w:val="20"/>
-        </w:rPr>
-        <w:t>Проверка  БД</w:t>
-      </w:r>
-      <w:proofErr w:type="gramEnd"/>
+        <w:t xml:space="preserve"> – Проверка  БД</w:t>
+      </w:r>
       <w:r>
         <w:rPr>
           <w:sz w:val="28"/>
@@ -4333,40 +4918,38 @@
     </w:p>
     <w:p>
       <w:pPr>
-        <w:pStyle w:val="3"/>
-        <w:shd w:val="clear" w:color="auto" w:fill="FFFFFF"/>
-        <w:spacing w:before="480" w:after="240" w:line="450" w:lineRule="atLeast"/>
-        <w:rPr>
-          <w:rFonts w:ascii="Times New Roman" w:hAnsi="Times New Roman" w:cs="Times New Roman"/>
-          <w:color w:val="0F1115"/>
-        </w:rPr>
-      </w:pPr>
-      <w:r>
-        <w:rPr>
-          <w:rFonts w:ascii="Times New Roman" w:hAnsi="Times New Roman" w:cs="Times New Roman"/>
+        <w:rPr>
+          <w:kern w:val="2"/>
+          <w:sz w:val="28"/>
+          <w:szCs w:val="28"/>
+          <w:lang w:eastAsia="en-US"/>
+        </w:rPr>
+      </w:pPr>
+      <w:r>
+        <w:rPr>
           <w:color w:val="0F1115"/>
         </w:rPr>
         <w:t>1. Созданные объекты метаданных</w:t>
       </w:r>
       <w:r>
         <w:rPr>
-          <w:rFonts w:ascii="Times New Roman" w:hAnsi="Times New Roman" w:cs="Times New Roman"/>
           <w:color w:val="0F1115"/>
         </w:rPr>
         <w:br/>
-        <w:t>Таблица 1 – Объекты в БД</w:t>
-      </w:r>
-    </w:p>
-    <w:p>
-      <w:pPr>
-        <w:jc w:val="center"/>
-        <w:rPr>
-          <w:kern w:val="2"/>
-          <w:sz w:val="28"/>
-          <w:szCs w:val="28"/>
-          <w:lang w:eastAsia="en-US"/>
-        </w:rPr>
-      </w:pPr>
+        <w:t xml:space="preserve">Таблица </w:t>
+      </w:r>
+      <w:r>
+        <w:rPr>
+          <w:color w:val="0F1115"/>
+        </w:rPr>
+        <w:t>2</w:t>
+      </w:r>
+      <w:r>
+        <w:rPr>
+          <w:color w:val="0F1115"/>
+        </w:rPr>
+        <w:t xml:space="preserve"> – Объекты в БД</w:t>
+      </w:r>
     </w:p>
     <w:tbl>
       <w:tblPr>
@@ -4375,9 +4958,9 @@
         <w:tblLook w:val="04A0" w:firstRow="1" w:lastRow="0" w:firstColumn="1" w:lastColumn="0" w:noHBand="0" w:noVBand="1"/>
       </w:tblPr>
       <w:tblGrid>
-        <w:gridCol w:w="3837"/>
-        <w:gridCol w:w="3413"/>
-        <w:gridCol w:w="3512"/>
+        <w:gridCol w:w="3587"/>
+        <w:gridCol w:w="3587"/>
+        <w:gridCol w:w="3588"/>
       </w:tblGrid>
       <w:tr>
         <w:tc>
@@ -4390,10 +4973,16 @@
               <w:jc w:val="center"/>
               <w:rPr>
                 <w:kern w:val="2"/>
+                <w:sz w:val="20"/>
+                <w:szCs w:val="20"/>
                 <w:lang w:eastAsia="en-US"/>
               </w:rPr>
             </w:pPr>
             <w:r>
+              <w:rPr>
+                <w:sz w:val="20"/>
+                <w:szCs w:val="20"/>
+              </w:rPr>
               <w:t>Объект</w:t>
             </w:r>
           </w:p>
@@ -4408,10 +4997,16 @@
               <w:jc w:val="center"/>
               <w:rPr>
                 <w:kern w:val="2"/>
+                <w:sz w:val="20"/>
+                <w:szCs w:val="20"/>
                 <w:lang w:eastAsia="en-US"/>
               </w:rPr>
             </w:pPr>
             <w:r>
+              <w:rPr>
+                <w:sz w:val="20"/>
+                <w:szCs w:val="20"/>
+              </w:rPr>
               <w:t>Тип</w:t>
             </w:r>
           </w:p>
@@ -4426,10 +5021,16 @@
               <w:jc w:val="center"/>
               <w:rPr>
                 <w:kern w:val="2"/>
+                <w:sz w:val="20"/>
+                <w:szCs w:val="20"/>
                 <w:lang w:eastAsia="en-US"/>
               </w:rPr>
             </w:pPr>
             <w:r>
+              <w:rPr>
+                <w:sz w:val="20"/>
+                <w:szCs w:val="20"/>
+              </w:rPr>
               <w:t>Назначение</w:t>
             </w:r>
           </w:p>
@@ -4446,21 +5047,19 @@
               <w:jc w:val="center"/>
               <w:rPr>
                 <w:kern w:val="2"/>
+                <w:sz w:val="20"/>
+                <w:szCs w:val="20"/>
                 <w:lang w:eastAsia="en-US"/>
               </w:rPr>
             </w:pPr>
-            <w:proofErr w:type="spellStart"/>
             <w:r>
               <w:rPr>
                 <w:rStyle w:val="HTML"/>
                 <w:rFonts w:ascii="Times New Roman" w:eastAsiaTheme="majorEastAsia" w:hAnsi="Times New Roman" w:cs="Times New Roman"/>
-                <w:sz w:val="24"/>
-                <w:szCs w:val="24"/>
                 <w:shd w:val="clear" w:color="auto" w:fill="EBEEF2"/>
               </w:rPr>
               <w:t>пр_НастройкиУведомленийКанбан</w:t>
             </w:r>
-            <w:proofErr w:type="spellEnd"/>
           </w:p>
         </w:tc>
         <w:tc>
@@ -4473,10 +5072,16 @@
               <w:jc w:val="center"/>
               <w:rPr>
                 <w:kern w:val="2"/>
+                <w:sz w:val="20"/>
+                <w:szCs w:val="20"/>
                 <w:lang w:eastAsia="en-US"/>
               </w:rPr>
             </w:pPr>
             <w:r>
+              <w:rPr>
+                <w:sz w:val="20"/>
+                <w:szCs w:val="20"/>
+              </w:rPr>
               <w:t>Регистр сведений</w:t>
             </w:r>
           </w:p>
@@ -4491,10 +5096,16 @@
               <w:jc w:val="center"/>
               <w:rPr>
                 <w:kern w:val="2"/>
+                <w:sz w:val="20"/>
+                <w:szCs w:val="20"/>
                 <w:lang w:eastAsia="en-US"/>
               </w:rPr>
             </w:pPr>
             <w:r>
+              <w:rPr>
+                <w:sz w:val="20"/>
+                <w:szCs w:val="20"/>
+              </w:rPr>
               <w:t>Хранит параметры оповещения в разрезе проектов: включение/отключение механизма, сроки (дни), получатели, текст шаблона</w:t>
             </w:r>
           </w:p>
@@ -4511,21 +5122,19 @@
               <w:jc w:val="center"/>
               <w:rPr>
                 <w:kern w:val="2"/>
+                <w:sz w:val="20"/>
+                <w:szCs w:val="20"/>
                 <w:lang w:eastAsia="en-US"/>
               </w:rPr>
             </w:pPr>
-            <w:proofErr w:type="spellStart"/>
             <w:r>
               <w:rPr>
                 <w:rStyle w:val="HTML"/>
                 <w:rFonts w:ascii="Times New Roman" w:eastAsiaTheme="majorEastAsia" w:hAnsi="Times New Roman" w:cs="Times New Roman"/>
-                <w:sz w:val="24"/>
-                <w:szCs w:val="24"/>
                 <w:shd w:val="clear" w:color="auto" w:fill="EBEEF2"/>
               </w:rPr>
               <w:t>пр_ОтправленныеУведомления</w:t>
             </w:r>
-            <w:proofErr w:type="spellEnd"/>
           </w:p>
         </w:tc>
         <w:tc>
@@ -4538,10 +5147,16 @@
               <w:jc w:val="center"/>
               <w:rPr>
                 <w:kern w:val="2"/>
+                <w:sz w:val="20"/>
+                <w:szCs w:val="20"/>
                 <w:lang w:eastAsia="en-US"/>
               </w:rPr>
             </w:pPr>
             <w:r>
+              <w:rPr>
+                <w:sz w:val="20"/>
+                <w:szCs w:val="20"/>
+              </w:rPr>
               <w:t>Регистр накопления</w:t>
             </w:r>
           </w:p>
@@ -4556,10 +5171,16 @@
               <w:jc w:val="center"/>
               <w:rPr>
                 <w:kern w:val="2"/>
+                <w:sz w:val="20"/>
+                <w:szCs w:val="20"/>
                 <w:lang w:eastAsia="en-US"/>
               </w:rPr>
             </w:pPr>
             <w:r>
+              <w:rPr>
+                <w:sz w:val="20"/>
+                <w:szCs w:val="20"/>
+              </w:rPr>
               <w:t>Предотвращает дублирование: фиксирует факт отправки по каждой задаче и стадии</w:t>
             </w:r>
           </w:p>
@@ -4576,21 +5197,19 @@
               <w:jc w:val="center"/>
               <w:rPr>
                 <w:kern w:val="2"/>
+                <w:sz w:val="20"/>
+                <w:szCs w:val="20"/>
                 <w:lang w:eastAsia="en-US"/>
               </w:rPr>
             </w:pPr>
-            <w:proofErr w:type="spellStart"/>
             <w:r>
               <w:rPr>
                 <w:rStyle w:val="HTML"/>
                 <w:rFonts w:ascii="Times New Roman" w:eastAsiaTheme="majorEastAsia" w:hAnsi="Times New Roman" w:cs="Times New Roman"/>
-                <w:sz w:val="24"/>
-                <w:szCs w:val="24"/>
                 <w:shd w:val="clear" w:color="auto" w:fill="EBEEF2"/>
               </w:rPr>
               <w:t>пр_ФормаНастроекКанбан</w:t>
             </w:r>
-            <w:proofErr w:type="spellEnd"/>
           </w:p>
         </w:tc>
         <w:tc>
@@ -4603,10 +5222,16 @@
               <w:jc w:val="center"/>
               <w:rPr>
                 <w:kern w:val="2"/>
+                <w:sz w:val="20"/>
+                <w:szCs w:val="20"/>
                 <w:lang w:eastAsia="en-US"/>
               </w:rPr>
             </w:pPr>
             <w:r>
+              <w:rPr>
+                <w:sz w:val="20"/>
+                <w:szCs w:val="20"/>
+              </w:rPr>
               <w:t>Общая форма</w:t>
             </w:r>
           </w:p>
@@ -4621,10 +5246,16 @@
               <w:jc w:val="center"/>
               <w:rPr>
                 <w:kern w:val="2"/>
+                <w:sz w:val="20"/>
+                <w:szCs w:val="20"/>
                 <w:lang w:eastAsia="en-US"/>
               </w:rPr>
             </w:pPr>
             <w:r>
+              <w:rPr>
+                <w:sz w:val="20"/>
+                <w:szCs w:val="20"/>
+              </w:rPr>
               <w:t>Интерфейс для настройки критериев и текста уведомлений с динамическим отображением полей</w:t>
             </w:r>
           </w:p>
@@ -4657,23 +5288,7 @@
           <w:rFonts w:ascii="Times New Roman" w:hAnsi="Times New Roman" w:cs="Times New Roman"/>
           <w:color w:val="0F1115"/>
         </w:rPr>
-        <w:t>2. Разработка внешней обработки «</w:t>
-      </w:r>
-      <w:proofErr w:type="spellStart"/>
-      <w:r>
-        <w:rPr>
-          <w:rFonts w:ascii="Times New Roman" w:hAnsi="Times New Roman" w:cs="Times New Roman"/>
-          <w:color w:val="0F1115"/>
-        </w:rPr>
-        <w:t>пр_ПроверкаКанбан.epf</w:t>
-      </w:r>
-      <w:proofErr w:type="spellEnd"/>
-      <w:r>
-        <w:rPr>
-          <w:rFonts w:ascii="Times New Roman" w:hAnsi="Times New Roman" w:cs="Times New Roman"/>
-          <w:color w:val="0F1115"/>
-        </w:rPr>
-        <w:t>»</w:t>
+        <w:t>2. Разработка внешней обработки «пр_ПроверкаКанбан.epf»</w:t>
       </w:r>
     </w:p>
     <w:p>
@@ -4713,8 +5328,6 @@
           <w:szCs w:val="28"/>
         </w:rPr>
       </w:pPr>
-      <w:proofErr w:type="spellStart"/>
-      <w:proofErr w:type="gramStart"/>
       <w:r>
         <w:rPr>
           <w:rStyle w:val="a9"/>
@@ -4723,29 +5336,7 @@
           <w:sz w:val="28"/>
           <w:szCs w:val="28"/>
         </w:rPr>
-        <w:t>ВыполнитьПроверку</w:t>
-      </w:r>
-      <w:proofErr w:type="spellEnd"/>
-      <w:r>
-        <w:rPr>
-          <w:rStyle w:val="a9"/>
-          <w:rFonts w:eastAsiaTheme="majorEastAsia"/>
-          <w:color w:val="0F1115"/>
-          <w:sz w:val="28"/>
-          <w:szCs w:val="28"/>
-        </w:rPr>
-        <w:t>(</w:t>
-      </w:r>
-      <w:proofErr w:type="gramEnd"/>
-      <w:r>
-        <w:rPr>
-          <w:rStyle w:val="a9"/>
-          <w:rFonts w:eastAsiaTheme="majorEastAsia"/>
-          <w:color w:val="0F1115"/>
-          <w:sz w:val="28"/>
-          <w:szCs w:val="28"/>
-        </w:rPr>
-        <w:t>)</w:t>
+        <w:t>ВыполнитьПроверку()</w:t>
       </w:r>
       <w:r>
         <w:rPr>
@@ -4771,8 +5362,6 @@
           <w:szCs w:val="28"/>
         </w:rPr>
       </w:pPr>
-      <w:proofErr w:type="spellStart"/>
-      <w:proofErr w:type="gramStart"/>
       <w:r>
         <w:rPr>
           <w:rStyle w:val="a9"/>
@@ -4781,29 +5370,7 @@
           <w:sz w:val="28"/>
           <w:szCs w:val="28"/>
         </w:rPr>
-        <w:t>ПолучитьНастройки</w:t>
-      </w:r>
-      <w:proofErr w:type="spellEnd"/>
-      <w:r>
-        <w:rPr>
-          <w:rStyle w:val="a9"/>
-          <w:rFonts w:eastAsiaTheme="majorEastAsia"/>
-          <w:color w:val="0F1115"/>
-          <w:sz w:val="28"/>
-          <w:szCs w:val="28"/>
-        </w:rPr>
-        <w:t>(</w:t>
-      </w:r>
-      <w:proofErr w:type="gramEnd"/>
-      <w:r>
-        <w:rPr>
-          <w:rStyle w:val="a9"/>
-          <w:rFonts w:eastAsiaTheme="majorEastAsia"/>
-          <w:color w:val="0F1115"/>
-          <w:sz w:val="28"/>
-          <w:szCs w:val="28"/>
-        </w:rPr>
-        <w:t>)</w:t>
+        <w:t>ПолучитьНастройки()</w:t>
       </w:r>
       <w:r>
         <w:rPr>
@@ -4829,8 +5396,6 @@
           <w:szCs w:val="28"/>
         </w:rPr>
       </w:pPr>
-      <w:proofErr w:type="spellStart"/>
-      <w:proofErr w:type="gramStart"/>
       <w:r>
         <w:rPr>
           <w:rStyle w:val="a9"/>
@@ -4839,29 +5404,7 @@
           <w:sz w:val="28"/>
           <w:szCs w:val="28"/>
         </w:rPr>
-        <w:t>ПроверитьЗадания</w:t>
-      </w:r>
-      <w:proofErr w:type="spellEnd"/>
-      <w:r>
-        <w:rPr>
-          <w:rStyle w:val="a9"/>
-          <w:rFonts w:eastAsiaTheme="majorEastAsia"/>
-          <w:color w:val="0F1115"/>
-          <w:sz w:val="28"/>
-          <w:szCs w:val="28"/>
-        </w:rPr>
-        <w:t>(</w:t>
-      </w:r>
-      <w:proofErr w:type="gramEnd"/>
-      <w:r>
-        <w:rPr>
-          <w:rStyle w:val="a9"/>
-          <w:rFonts w:eastAsiaTheme="majorEastAsia"/>
-          <w:color w:val="0F1115"/>
-          <w:sz w:val="28"/>
-          <w:szCs w:val="28"/>
-        </w:rPr>
-        <w:t>)</w:t>
+        <w:t>ПроверитьЗадания()</w:t>
       </w:r>
       <w:r>
         <w:rPr>
@@ -4887,7 +5430,6 @@
           <w:szCs w:val="28"/>
         </w:rPr>
       </w:pPr>
-      <w:proofErr w:type="gramStart"/>
       <w:r>
         <w:rPr>
           <w:rStyle w:val="a9"/>
@@ -4896,19 +5438,7 @@
           <w:sz w:val="28"/>
           <w:szCs w:val="28"/>
         </w:rPr>
-        <w:lastRenderedPageBreak/>
-        <w:t>Обработать(</w:t>
-      </w:r>
-      <w:proofErr w:type="gramEnd"/>
-      <w:r>
-        <w:rPr>
-          <w:rStyle w:val="a9"/>
-          <w:rFonts w:eastAsiaTheme="majorEastAsia"/>
-          <w:color w:val="0F1115"/>
-          <w:sz w:val="28"/>
-          <w:szCs w:val="28"/>
-        </w:rPr>
-        <w:t>)</w:t>
+        <w:t>Обработать()</w:t>
       </w:r>
       <w:r>
         <w:rPr>
@@ -4934,8 +5464,6 @@
           <w:szCs w:val="28"/>
         </w:rPr>
       </w:pPr>
-      <w:proofErr w:type="spellStart"/>
-      <w:proofErr w:type="gramStart"/>
       <w:r>
         <w:rPr>
           <w:rStyle w:val="a9"/>
@@ -4944,51 +5472,7 @@
           <w:sz w:val="28"/>
           <w:szCs w:val="28"/>
         </w:rPr>
-        <w:t>УжеОтправляли</w:t>
-      </w:r>
-      <w:proofErr w:type="spellEnd"/>
-      <w:r>
-        <w:rPr>
-          <w:rStyle w:val="a9"/>
-          <w:rFonts w:eastAsiaTheme="majorEastAsia"/>
-          <w:color w:val="0F1115"/>
-          <w:sz w:val="28"/>
-          <w:szCs w:val="28"/>
-        </w:rPr>
-        <w:t>(</w:t>
-      </w:r>
-      <w:proofErr w:type="gramEnd"/>
-      <w:r>
-        <w:rPr>
-          <w:rStyle w:val="a9"/>
-          <w:rFonts w:eastAsiaTheme="majorEastAsia"/>
-          <w:color w:val="0F1115"/>
-          <w:sz w:val="28"/>
-          <w:szCs w:val="28"/>
-        </w:rPr>
-        <w:t xml:space="preserve">) / </w:t>
-      </w:r>
-      <w:proofErr w:type="spellStart"/>
-      <w:r>
-        <w:rPr>
-          <w:rStyle w:val="a9"/>
-          <w:rFonts w:eastAsiaTheme="majorEastAsia"/>
-          <w:color w:val="0F1115"/>
-          <w:sz w:val="28"/>
-          <w:szCs w:val="28"/>
-        </w:rPr>
-        <w:t>ЗаписатьФакт</w:t>
-      </w:r>
-      <w:proofErr w:type="spellEnd"/>
-      <w:r>
-        <w:rPr>
-          <w:rStyle w:val="a9"/>
-          <w:rFonts w:eastAsiaTheme="majorEastAsia"/>
-          <w:color w:val="0F1115"/>
-          <w:sz w:val="28"/>
-          <w:szCs w:val="28"/>
-        </w:rPr>
-        <w:t>()</w:t>
+        <w:t>УжеОтправляли() / ЗаписатьФакт()</w:t>
       </w:r>
       <w:r>
         <w:rPr>
@@ -4998,17 +5482,6 @@
         </w:rPr>
         <w:t> — защита от повторных оповещений через проверку регистра накопления</w:t>
       </w:r>
-    </w:p>
-    <w:p>
-      <w:pPr>
-        <w:pStyle w:val="3"/>
-        <w:shd w:val="clear" w:color="auto" w:fill="FFFFFF"/>
-        <w:spacing w:before="480" w:after="240" w:line="450" w:lineRule="atLeast"/>
-        <w:rPr>
-          <w:rFonts w:ascii="Times New Roman" w:hAnsi="Times New Roman" w:cs="Times New Roman"/>
-          <w:color w:val="0F1115"/>
-        </w:rPr>
-      </w:pPr>
     </w:p>
     <w:p>
       <w:pPr>
@@ -5079,29 +5552,7 @@
           <w:sz w:val="28"/>
           <w:szCs w:val="28"/>
         </w:rPr>
-        <w:t>«</w:t>
-      </w:r>
-      <w:proofErr w:type="spellStart"/>
-      <w:r>
-        <w:rPr>
-          <w:rStyle w:val="a9"/>
-          <w:rFonts w:eastAsiaTheme="majorEastAsia"/>
-          <w:color w:val="0F1115"/>
-          <w:sz w:val="28"/>
-          <w:szCs w:val="28"/>
-        </w:rPr>
-        <w:t>АнализВключен</w:t>
-      </w:r>
-      <w:proofErr w:type="spellEnd"/>
-      <w:r>
-        <w:rPr>
-          <w:rStyle w:val="a9"/>
-          <w:rFonts w:eastAsiaTheme="majorEastAsia"/>
-          <w:color w:val="0F1115"/>
-          <w:sz w:val="28"/>
-          <w:szCs w:val="28"/>
-        </w:rPr>
-        <w:t>»</w:t>
+        <w:t>«АнализВключен»</w:t>
       </w:r>
       <w:r>
         <w:rPr>
@@ -5133,6 +5584,7 @@
           <w:sz w:val="28"/>
           <w:szCs w:val="28"/>
         </w:rPr>
+        <w:lastRenderedPageBreak/>
         <w:t>При снятии флага </w:t>
       </w:r>
       <w:r>
@@ -5143,29 +5595,7 @@
           <w:sz w:val="28"/>
           <w:szCs w:val="28"/>
         </w:rPr>
-        <w:t>«</w:t>
-      </w:r>
-      <w:proofErr w:type="spellStart"/>
-      <w:r>
-        <w:rPr>
-          <w:rStyle w:val="a9"/>
-          <w:rFonts w:eastAsiaTheme="majorEastAsia"/>
-          <w:color w:val="0F1115"/>
-          <w:sz w:val="28"/>
-          <w:szCs w:val="28"/>
-        </w:rPr>
-        <w:t>РазработкаВключена</w:t>
-      </w:r>
-      <w:proofErr w:type="spellEnd"/>
-      <w:r>
-        <w:rPr>
-          <w:rStyle w:val="a9"/>
-          <w:rFonts w:eastAsiaTheme="majorEastAsia"/>
-          <w:color w:val="0F1115"/>
-          <w:sz w:val="28"/>
-          <w:szCs w:val="28"/>
-        </w:rPr>
-        <w:t>»</w:t>
+        <w:t>«РазработкаВключена»</w:t>
       </w:r>
       <w:r>
         <w:rPr>
@@ -5207,39 +5637,65 @@
           <w:szCs w:val="28"/>
         </w:rPr>
       </w:pPr>
-    </w:p>
-    <w:p>
-      <w:pPr>
-        <w:pStyle w:val="ds-markdown-paragraph"/>
-        <w:shd w:val="clear" w:color="auto" w:fill="FFFFFF"/>
-        <w:spacing w:before="240" w:beforeAutospacing="0" w:after="240" w:afterAutospacing="0"/>
-        <w:rPr>
-          <w:color w:val="0F1115"/>
-          <w:sz w:val="28"/>
-          <w:szCs w:val="28"/>
-        </w:rPr>
-      </w:pPr>
-    </w:p>
-    <w:p>
-      <w:pPr>
-        <w:pStyle w:val="ds-markdown-paragraph"/>
-        <w:shd w:val="clear" w:color="auto" w:fill="FFFFFF"/>
-        <w:spacing w:before="240" w:beforeAutospacing="0" w:after="240" w:afterAutospacing="0"/>
-        <w:rPr>
-          <w:color w:val="0F1115"/>
-          <w:sz w:val="28"/>
-          <w:szCs w:val="28"/>
-        </w:rPr>
-      </w:pPr>
-      <w:r>
-        <w:rPr>
-          <w:rStyle w:val="aa"/>
-          <w:i w:val="0"/>
-          <w:iCs w:val="0"/>
-          <w:color w:val="0F1115"/>
-          <w:shd w:val="clear" w:color="auto" w:fill="FFFFFF"/>
-        </w:rPr>
-        <w:t>Создана общая форма с динамическими элементами: при отключении стадии поля для неё скрываются, что повышает удобство настройки.</w:t>
+      <w:r>
+        <w:rPr>
+          <w:rStyle w:val="aa"/>
+          <w:i w:val="0"/>
+          <w:iCs w:val="0"/>
+          <w:color w:val="0F1115"/>
+          <w:sz w:val="28"/>
+          <w:szCs w:val="28"/>
+          <w:shd w:val="clear" w:color="auto" w:fill="FFFFFF"/>
+        </w:rPr>
+        <w:t>Создана общая форма с динамическими элементами: при отключении стадии поля для неё скрываются, что повышает удобство настройки</w:t>
+      </w:r>
+      <w:r>
+        <w:rPr>
+          <w:rStyle w:val="aa"/>
+          <w:i w:val="0"/>
+          <w:iCs w:val="0"/>
+          <w:color w:val="0F1115"/>
+          <w:sz w:val="28"/>
+          <w:szCs w:val="28"/>
+          <w:shd w:val="clear" w:color="auto" w:fill="FFFFFF"/>
+        </w:rPr>
+        <w:t>(Рис. 1</w:t>
+      </w:r>
+      <w:r>
+        <w:rPr>
+          <w:rStyle w:val="aa"/>
+          <w:i w:val="0"/>
+          <w:iCs w:val="0"/>
+          <w:color w:val="0F1115"/>
+          <w:sz w:val="28"/>
+          <w:szCs w:val="28"/>
+          <w:shd w:val="clear" w:color="auto" w:fill="FFFFFF"/>
+        </w:rPr>
+        <w:t>8</w:t>
+      </w:r>
+      <w:r>
+        <w:rPr>
+          <w:rStyle w:val="aa"/>
+          <w:i w:val="0"/>
+          <w:iCs w:val="0"/>
+          <w:color w:val="0F1115"/>
+          <w:sz w:val="28"/>
+          <w:szCs w:val="28"/>
+          <w:shd w:val="clear" w:color="auto" w:fill="FFFFFF"/>
+        </w:rPr>
+        <w:t>)</w:t>
+      </w:r>
+      <w:r>
+        <w:rPr>
+          <w:rStyle w:val="aa"/>
+          <w:i w:val="0"/>
+          <w:iCs w:val="0"/>
+          <w:color w:val="0F1115"/>
+          <w:sz w:val="28"/>
+          <w:szCs w:val="28"/>
+          <w:shd w:val="clear" w:color="auto" w:fill="FFFFFF"/>
+        </w:rPr>
+        <w:t>.</w:t>
       </w:r>
     </w:p>
     <w:p>
@@ -5339,42 +5795,88 @@
     </w:p>
     <w:p>
       <w:pPr>
-        <w:rPr>
-          <w:sz w:val="28"/>
-          <w:szCs w:val="28"/>
-        </w:rPr>
-      </w:pPr>
-      <w:r>
-        <w:rPr>
-          <w:rStyle w:val="aa"/>
-          <w:i w:val="0"/>
-          <w:iCs w:val="0"/>
-          <w:color w:val="0F1115"/>
-          <w:shd w:val="clear" w:color="auto" w:fill="FFFFFF"/>
-        </w:rPr>
-        <w:t>Внешняя обработка «</w:t>
-      </w:r>
-      <w:proofErr w:type="spellStart"/>
-      <w:r>
-        <w:rPr>
-          <w:rStyle w:val="aa"/>
-          <w:i w:val="0"/>
-          <w:iCs w:val="0"/>
-          <w:color w:val="0F1115"/>
-          <w:shd w:val="clear" w:color="auto" w:fill="FFFFFF"/>
-        </w:rPr>
-        <w:t>пр_ПроверкаКанбан.epf</w:t>
-      </w:r>
-      <w:proofErr w:type="spellEnd"/>
-      <w:r>
-        <w:rPr>
-          <w:rStyle w:val="aa"/>
-          <w:i w:val="0"/>
-          <w:iCs w:val="0"/>
-          <w:color w:val="0F1115"/>
-          <w:shd w:val="clear" w:color="auto" w:fill="FFFFFF"/>
-        </w:rPr>
-        <w:t>» доработана для автоматического контроля сроков задач и отправки уведомлений.</w:t>
+        <w:jc w:val="center"/>
+        <w:rPr>
+          <w:sz w:val="20"/>
+          <w:szCs w:val="20"/>
+        </w:rPr>
+      </w:pPr>
+    </w:p>
+    <w:p>
+      <w:pPr>
+        <w:jc w:val="center"/>
+        <w:rPr>
+          <w:sz w:val="20"/>
+          <w:szCs w:val="20"/>
+        </w:rPr>
+      </w:pPr>
+    </w:p>
+    <w:p>
+      <w:pPr>
+        <w:rPr>
+          <w:sz w:val="28"/>
+          <w:szCs w:val="28"/>
+        </w:rPr>
+      </w:pPr>
+      <w:r>
+        <w:rPr>
+          <w:rStyle w:val="aa"/>
+          <w:i w:val="0"/>
+          <w:iCs w:val="0"/>
+          <w:color w:val="0F1115"/>
+          <w:sz w:val="28"/>
+          <w:szCs w:val="28"/>
+          <w:shd w:val="clear" w:color="auto" w:fill="FFFFFF"/>
+        </w:rPr>
+        <w:t>Внешняя обработка «пр_ПроверкаКанбан.epf» доработана для автоматического контроля сроков задач и отправки уведомлений</w:t>
+      </w:r>
+      <w:r>
+        <w:rPr>
+          <w:rStyle w:val="aa"/>
+          <w:i w:val="0"/>
+          <w:iCs w:val="0"/>
+          <w:color w:val="0F1115"/>
+          <w:sz w:val="28"/>
+          <w:szCs w:val="28"/>
+          <w:shd w:val="clear" w:color="auto" w:fill="FFFFFF"/>
+        </w:rPr>
+        <w:t>(Рис. 1</w:t>
+      </w:r>
+      <w:r>
+        <w:rPr>
+          <w:rStyle w:val="aa"/>
+          <w:i w:val="0"/>
+          <w:iCs w:val="0"/>
+          <w:color w:val="0F1115"/>
+          <w:sz w:val="28"/>
+          <w:szCs w:val="28"/>
+          <w:shd w:val="clear" w:color="auto" w:fill="FFFFFF"/>
+        </w:rPr>
+        <w:t>9</w:t>
+      </w:r>
+      <w:r>
+        <w:rPr>
+          <w:rStyle w:val="aa"/>
+          <w:i w:val="0"/>
+          <w:iCs w:val="0"/>
+          <w:color w:val="0F1115"/>
+          <w:sz w:val="28"/>
+          <w:szCs w:val="28"/>
+          <w:shd w:val="clear" w:color="auto" w:fill="FFFFFF"/>
+        </w:rPr>
+        <w:t>)</w:t>
+      </w:r>
+      <w:r>
+        <w:rPr>
+          <w:rStyle w:val="aa"/>
+          <w:i w:val="0"/>
+          <w:iCs w:val="0"/>
+          <w:color w:val="0F1115"/>
+          <w:sz w:val="28"/>
+          <w:szCs w:val="28"/>
+          <w:shd w:val="clear" w:color="auto" w:fill="FFFFFF"/>
+        </w:rPr>
+        <w:t>.</w:t>
       </w:r>
     </w:p>
     <w:p>
@@ -5391,7 +5893,6 @@
           <w:sz w:val="28"/>
           <w:szCs w:val="28"/>
         </w:rPr>
-        <w:lastRenderedPageBreak/>
         <w:drawing>
           <wp:inline distT="0" distB="0" distL="0" distR="0" wp14:anchorId="6602259B" wp14:editId="367EDBD0">
             <wp:extent cx="5133975" cy="1866900"/>
@@ -5469,32 +5970,24 @@
           <w:sz w:val="20"/>
           <w:szCs w:val="20"/>
         </w:rPr>
-        <w:t xml:space="preserve"> – </w:t>
-      </w:r>
-      <w:proofErr w:type="spellStart"/>
-      <w:r>
-        <w:rPr>
-          <w:sz w:val="20"/>
-          <w:szCs w:val="20"/>
-        </w:rPr>
-        <w:t>канбан</w:t>
-      </w:r>
-      <w:proofErr w:type="spellEnd"/>
-      <w:r>
-        <w:rPr>
-          <w:sz w:val="20"/>
-          <w:szCs w:val="20"/>
-        </w:rPr>
-        <w:t>-доска</w:t>
-      </w:r>
+        <w:t xml:space="preserve"> – канбан-доска</w:t>
+      </w:r>
+    </w:p>
+    <w:p>
+      <w:pPr>
+        <w:jc w:val="center"/>
+        <w:rPr>
+          <w:sz w:val="20"/>
+          <w:szCs w:val="20"/>
+        </w:rPr>
+      </w:pPr>
     </w:p>
     <w:p>
       <w:pPr>
         <w:spacing w:after="160" w:line="259" w:lineRule="auto"/>
-        <w:jc w:val="center"/>
-        <w:rPr>
-          <w:sz w:val="20"/>
-          <w:szCs w:val="20"/>
+        <w:rPr>
+          <w:sz w:val="28"/>
+          <w:szCs w:val="28"/>
         </w:rPr>
       </w:pPr>
       <w:r>
@@ -5514,17 +6007,69 @@
       </w:r>
       <w:r>
         <w:rPr>
-          <w:sz w:val="28"/>
-          <w:szCs w:val="28"/>
-        </w:rPr>
-        <w:br/>
-      </w:r>
+          <w:rStyle w:val="aa"/>
+          <w:i w:val="0"/>
+          <w:iCs w:val="0"/>
+          <w:color w:val="0F1115"/>
+          <w:sz w:val="28"/>
+          <w:szCs w:val="28"/>
+          <w:shd w:val="clear" w:color="auto" w:fill="FFFFFF"/>
+        </w:rPr>
+        <w:t xml:space="preserve">(Рис. </w:t>
+      </w:r>
+      <w:r>
+        <w:rPr>
+          <w:rStyle w:val="aa"/>
+          <w:i w:val="0"/>
+          <w:iCs w:val="0"/>
+          <w:color w:val="0F1115"/>
+          <w:sz w:val="28"/>
+          <w:szCs w:val="28"/>
+          <w:shd w:val="clear" w:color="auto" w:fill="FFFFFF"/>
+        </w:rPr>
+        <w:t>20</w:t>
+      </w:r>
+      <w:r>
+        <w:rPr>
+          <w:rStyle w:val="aa"/>
+          <w:i w:val="0"/>
+          <w:iCs w:val="0"/>
+          <w:color w:val="0F1115"/>
+          <w:sz w:val="28"/>
+          <w:szCs w:val="28"/>
+          <w:shd w:val="clear" w:color="auto" w:fill="FFFFFF"/>
+        </w:rPr>
+        <w:t>)</w:t>
+      </w:r>
+      <w:r>
+        <w:rPr>
+          <w:rStyle w:val="aa"/>
+          <w:i w:val="0"/>
+          <w:iCs w:val="0"/>
+          <w:color w:val="0F1115"/>
+          <w:sz w:val="28"/>
+          <w:szCs w:val="28"/>
+          <w:shd w:val="clear" w:color="auto" w:fill="FFFFFF"/>
+        </w:rPr>
+        <w:t>.</w:t>
+      </w:r>
+    </w:p>
+    <w:p>
+      <w:pPr>
+        <w:spacing w:after="160" w:line="259" w:lineRule="auto"/>
+        <w:jc w:val="center"/>
+        <w:rPr>
+          <w:sz w:val="20"/>
+          <w:szCs w:val="20"/>
+        </w:rPr>
+      </w:pPr>
       <w:r>
         <w:rPr>
           <w:noProof/>
           <w:sz w:val="28"/>
           <w:szCs w:val="28"/>
         </w:rPr>
+        <w:lastRenderedPageBreak/>
         <w:drawing>
           <wp:inline distT="0" distB="0" distL="0" distR="0" wp14:anchorId="0CBF8C3A" wp14:editId="795CE3E0">
             <wp:extent cx="3324225" cy="2575915"/>
@@ -5610,45 +6155,48 @@
           <w:szCs w:val="28"/>
         </w:rPr>
       </w:pPr>
-    </w:p>
-    <w:p>
-      <w:pPr>
-        <w:rPr>
-          <w:sz w:val="28"/>
-          <w:szCs w:val="28"/>
-        </w:rPr>
-      </w:pPr>
-    </w:p>
-    <w:p>
-      <w:pPr>
-        <w:rPr>
-          <w:sz w:val="28"/>
-          <w:szCs w:val="28"/>
-        </w:rPr>
-      </w:pPr>
-    </w:p>
-    <w:p>
-      <w:pPr>
-        <w:rPr>
-          <w:sz w:val="28"/>
-          <w:szCs w:val="28"/>
-        </w:rPr>
-      </w:pPr>
-      <w:proofErr w:type="gramStart"/>
-      <w:r>
-        <w:rPr>
-          <w:sz w:val="28"/>
-          <w:szCs w:val="28"/>
-        </w:rPr>
-        <w:t>Все файлы</w:t>
-      </w:r>
-      <w:proofErr w:type="gramEnd"/>
-      <w:r>
-        <w:rPr>
-          <w:sz w:val="28"/>
-          <w:szCs w:val="28"/>
-        </w:rPr>
-        <w:t xml:space="preserve"> которые получилось выгрузить</w:t>
+      <w:r>
+        <w:rPr>
+          <w:sz w:val="28"/>
+          <w:szCs w:val="28"/>
+        </w:rPr>
+        <w:t>Все файлы которые получилось выгрузить</w:t>
+      </w:r>
+      <w:r>
+        <w:rPr>
+          <w:rStyle w:val="aa"/>
+          <w:i w:val="0"/>
+          <w:iCs w:val="0"/>
+          <w:color w:val="0F1115"/>
+          <w:sz w:val="28"/>
+          <w:szCs w:val="28"/>
+          <w:shd w:val="clear" w:color="auto" w:fill="FFFFFF"/>
+        </w:rPr>
+        <w:t xml:space="preserve">(Рис. </w:t>
+      </w:r>
+      <w:r>
+        <w:rPr>
+          <w:rStyle w:val="aa"/>
+          <w:i w:val="0"/>
+          <w:iCs w:val="0"/>
+          <w:color w:val="0F1115"/>
+          <w:sz w:val="28"/>
+          <w:szCs w:val="28"/>
+          <w:shd w:val="clear" w:color="auto" w:fill="FFFFFF"/>
+        </w:rPr>
+        <w:t>21</w:t>
+      </w:r>
+      <w:r>
+        <w:rPr>
+          <w:rStyle w:val="aa"/>
+          <w:i w:val="0"/>
+          <w:iCs w:val="0"/>
+          <w:color w:val="0F1115"/>
+          <w:sz w:val="28"/>
+          <w:szCs w:val="28"/>
+          <w:shd w:val="clear" w:color="auto" w:fill="FFFFFF"/>
+        </w:rPr>
+        <w:t>)</w:t>
       </w:r>
     </w:p>
     <w:p>
@@ -5750,6 +6298,14 @@
           <w:szCs w:val="28"/>
         </w:rPr>
       </w:pPr>
+    </w:p>
+    <w:p>
+      <w:pPr>
+        <w:rPr>
+          <w:sz w:val="28"/>
+          <w:szCs w:val="28"/>
+        </w:rPr>
+      </w:pPr>
       <w:r>
         <w:rPr>
           <w:sz w:val="28"/>
@@ -5757,6 +6313,54 @@
         </w:rPr>
         <w:t>Произведено подключение к хранилищу конфигураций</w:t>
       </w:r>
+      <w:r>
+        <w:rPr>
+          <w:rStyle w:val="aa"/>
+          <w:i w:val="0"/>
+          <w:iCs w:val="0"/>
+          <w:color w:val="0F1115"/>
+          <w:sz w:val="28"/>
+          <w:szCs w:val="28"/>
+          <w:shd w:val="clear" w:color="auto" w:fill="FFFFFF"/>
+        </w:rPr>
+        <w:t xml:space="preserve">(Рис. </w:t>
+      </w:r>
+      <w:r>
+        <w:rPr>
+          <w:rStyle w:val="aa"/>
+          <w:i w:val="0"/>
+          <w:iCs w:val="0"/>
+          <w:color w:val="0F1115"/>
+          <w:sz w:val="28"/>
+          <w:szCs w:val="28"/>
+          <w:shd w:val="clear" w:color="auto" w:fill="FFFFFF"/>
+        </w:rPr>
+        <w:t>22</w:t>
+      </w:r>
+      <w:r>
+        <w:rPr>
+          <w:rStyle w:val="aa"/>
+          <w:i w:val="0"/>
+          <w:iCs w:val="0"/>
+          <w:color w:val="0F1115"/>
+          <w:sz w:val="28"/>
+          <w:szCs w:val="28"/>
+          <w:shd w:val="clear" w:color="auto" w:fill="FFFFFF"/>
+        </w:rPr>
+        <w:t>)</w:t>
+      </w:r>
+      <w:r>
+        <w:rPr>
+          <w:rStyle w:val="aa"/>
+          <w:i w:val="0"/>
+          <w:iCs w:val="0"/>
+          <w:color w:val="0F1115"/>
+          <w:sz w:val="28"/>
+          <w:szCs w:val="28"/>
+          <w:shd w:val="clear" w:color="auto" w:fill="FFFFFF"/>
+        </w:rPr>
+        <w:t>.</w:t>
+      </w:r>
     </w:p>
     <w:p>
       <w:pPr>
@@ -5772,7 +6376,6 @@
           <w:sz w:val="28"/>
           <w:szCs w:val="28"/>
         </w:rPr>
-        <w:lastRenderedPageBreak/>
         <w:drawing>
           <wp:inline distT="0" distB="0" distL="0" distR="0" wp14:anchorId="7FA84AB8" wp14:editId="790CB06B">
             <wp:extent cx="3657600" cy="2971800"/>
@@ -5862,26 +6465,149 @@
     </w:p>
     <w:p>
       <w:pPr>
-        <w:jc w:val="center"/>
-        <w:rPr>
-          <w:sz w:val="28"/>
-          <w:szCs w:val="28"/>
-        </w:rPr>
-      </w:pPr>
-      <w:r>
-        <w:rPr>
-          <w:sz w:val="20"/>
-          <w:szCs w:val="20"/>
-        </w:rPr>
+        <w:rPr>
+          <w:sz w:val="20"/>
+          <w:szCs w:val="20"/>
+        </w:rPr>
+      </w:pPr>
+    </w:p>
+    <w:p>
+      <w:pPr>
+        <w:rPr>
+          <w:sz w:val="20"/>
+          <w:szCs w:val="20"/>
+        </w:rPr>
+      </w:pPr>
+    </w:p>
+    <w:p>
+      <w:pPr>
+        <w:rPr>
+          <w:sz w:val="20"/>
+          <w:szCs w:val="20"/>
+        </w:rPr>
+      </w:pPr>
+    </w:p>
+    <w:p>
+      <w:pPr>
+        <w:rPr>
+          <w:sz w:val="20"/>
+          <w:szCs w:val="20"/>
+        </w:rPr>
+      </w:pPr>
+    </w:p>
+    <w:p>
+      <w:pPr>
+        <w:rPr>
+          <w:sz w:val="20"/>
+          <w:szCs w:val="20"/>
+        </w:rPr>
+      </w:pPr>
+    </w:p>
+    <w:p>
+      <w:pPr>
+        <w:rPr>
+          <w:sz w:val="20"/>
+          <w:szCs w:val="20"/>
+        </w:rPr>
+      </w:pPr>
+    </w:p>
+    <w:p>
+      <w:pPr>
+        <w:rPr>
+          <w:sz w:val="20"/>
+          <w:szCs w:val="20"/>
+        </w:rPr>
+      </w:pPr>
+    </w:p>
+    <w:p>
+      <w:pPr>
+        <w:rPr>
+          <w:sz w:val="20"/>
+          <w:szCs w:val="20"/>
+        </w:rPr>
+      </w:pPr>
+    </w:p>
+    <w:p>
+      <w:pPr>
+        <w:rPr>
+          <w:sz w:val="20"/>
+          <w:szCs w:val="20"/>
+        </w:rPr>
+      </w:pPr>
+    </w:p>
+    <w:p>
+      <w:pPr>
+        <w:rPr>
+          <w:sz w:val="28"/>
+          <w:szCs w:val="28"/>
+        </w:rPr>
+      </w:pPr>
+      <w:r>
+        <w:rPr>
+          <w:sz w:val="28"/>
+          <w:szCs w:val="28"/>
+        </w:rPr>
+        <w:lastRenderedPageBreak/>
         <w:t>Свойства всей БД</w:t>
       </w:r>
       <w:r>
         <w:rPr>
-          <w:sz w:val="28"/>
-          <w:szCs w:val="28"/>
-        </w:rPr>
-        <w:br/>
-      </w:r>
+          <w:rStyle w:val="aa"/>
+          <w:i w:val="0"/>
+          <w:iCs w:val="0"/>
+          <w:color w:val="0F1115"/>
+          <w:sz w:val="28"/>
+          <w:szCs w:val="28"/>
+          <w:shd w:val="clear" w:color="auto" w:fill="FFFFFF"/>
+        </w:rPr>
+        <w:t xml:space="preserve">(Рис. </w:t>
+      </w:r>
+      <w:r>
+        <w:rPr>
+          <w:rStyle w:val="aa"/>
+          <w:i w:val="0"/>
+          <w:iCs w:val="0"/>
+          <w:color w:val="0F1115"/>
+          <w:sz w:val="28"/>
+          <w:szCs w:val="28"/>
+          <w:shd w:val="clear" w:color="auto" w:fill="FFFFFF"/>
+        </w:rPr>
+        <w:t>23</w:t>
+      </w:r>
+      <w:r>
+        <w:rPr>
+          <w:rStyle w:val="aa"/>
+          <w:i w:val="0"/>
+          <w:iCs w:val="0"/>
+          <w:color w:val="0F1115"/>
+          <w:sz w:val="28"/>
+          <w:szCs w:val="28"/>
+          <w:shd w:val="clear" w:color="auto" w:fill="FFFFFF"/>
+        </w:rPr>
+        <w:t>)</w:t>
+      </w:r>
+      <w:r>
+        <w:rPr>
+          <w:rStyle w:val="aa"/>
+          <w:i w:val="0"/>
+          <w:iCs w:val="0"/>
+          <w:color w:val="0F1115"/>
+          <w:sz w:val="28"/>
+          <w:szCs w:val="28"/>
+          <w:shd w:val="clear" w:color="auto" w:fill="FFFFFF"/>
+        </w:rPr>
+        <w:t>.</w:t>
+      </w:r>
+    </w:p>
+    <w:p>
+      <w:pPr>
+        <w:jc w:val="center"/>
+        <w:rPr>
+          <w:sz w:val="20"/>
+          <w:szCs w:val="20"/>
+          <w:lang w:val="en-US"/>
+        </w:rPr>
+      </w:pPr>
       <w:r>
         <w:rPr>
           <w:noProof/>
@@ -5963,17 +6689,8 @@
           <w:sz w:val="20"/>
           <w:szCs w:val="20"/>
         </w:rPr>
-        <w:t xml:space="preserve"> - </w:t>
-      </w:r>
-      <w:proofErr w:type="gramStart"/>
-      <w:r>
-        <w:rPr>
-          <w:sz w:val="20"/>
-          <w:szCs w:val="20"/>
-        </w:rPr>
-        <w:t>Файл .</w:t>
-      </w:r>
-      <w:proofErr w:type="spellStart"/>
+        <w:t xml:space="preserve"> - Файл .</w:t>
+      </w:r>
       <w:r>
         <w:rPr>
           <w:sz w:val="20"/>
@@ -5982,33 +6699,81 @@
         </w:rPr>
         <w:t>cfe</w:t>
       </w:r>
-      <w:proofErr w:type="spellEnd"/>
-      <w:proofErr w:type="gramEnd"/>
-    </w:p>
-    <w:p>
-      <w:pPr>
-        <w:jc w:val="center"/>
-        <w:rPr>
-          <w:sz w:val="28"/>
-          <w:szCs w:val="28"/>
-        </w:rPr>
-      </w:pPr>
-      <w:r>
-        <w:rPr>
-          <w:rStyle w:val="aa"/>
-          <w:i w:val="0"/>
-          <w:iCs w:val="0"/>
-          <w:color w:val="0F1115"/>
-          <w:shd w:val="clear" w:color="auto" w:fill="FFFFFF"/>
-        </w:rPr>
-        <w:t>Запущены сценарии проверки: при просрочке задачи формируется уведомление, дубли не отправляются благодаря регистру накопления.</w:t>
-      </w:r>
-      <w:r>
-        <w:rPr>
-          <w:sz w:val="28"/>
-          <w:szCs w:val="28"/>
-        </w:rPr>
-        <w:br/>
+    </w:p>
+    <w:p>
+      <w:pPr>
+        <w:rPr>
+          <w:sz w:val="28"/>
+          <w:szCs w:val="28"/>
+        </w:rPr>
+      </w:pPr>
+    </w:p>
+    <w:p>
+      <w:pPr>
+        <w:rPr>
+          <w:sz w:val="28"/>
+          <w:szCs w:val="28"/>
+        </w:rPr>
+      </w:pPr>
+      <w:r>
+        <w:rPr>
+          <w:rStyle w:val="aa"/>
+          <w:i w:val="0"/>
+          <w:iCs w:val="0"/>
+          <w:color w:val="0F1115"/>
+          <w:sz w:val="28"/>
+          <w:szCs w:val="28"/>
+          <w:shd w:val="clear" w:color="auto" w:fill="FFFFFF"/>
+        </w:rPr>
+        <w:t>Запущены сценарии проверки: при просрочке задачи формируется уведомление, дубли не отправляются благодаря регистру накопления</w:t>
+      </w:r>
+      <w:r>
+        <w:rPr>
+          <w:rStyle w:val="aa"/>
+          <w:i w:val="0"/>
+          <w:iCs w:val="0"/>
+          <w:color w:val="0F1115"/>
+          <w:sz w:val="28"/>
+          <w:szCs w:val="28"/>
+          <w:shd w:val="clear" w:color="auto" w:fill="FFFFFF"/>
+        </w:rPr>
+        <w:t xml:space="preserve">(Рис. </w:t>
+      </w:r>
+      <w:r>
+        <w:rPr>
+          <w:rStyle w:val="aa"/>
+          <w:i w:val="0"/>
+          <w:iCs w:val="0"/>
+          <w:color w:val="0F1115"/>
+          <w:sz w:val="28"/>
+          <w:szCs w:val="28"/>
+          <w:shd w:val="clear" w:color="auto" w:fill="FFFFFF"/>
+        </w:rPr>
+        <w:t>24</w:t>
+      </w:r>
+      <w:r>
+        <w:rPr>
+          <w:rStyle w:val="aa"/>
+          <w:i w:val="0"/>
+          <w:iCs w:val="0"/>
+          <w:color w:val="0F1115"/>
+          <w:sz w:val="28"/>
+          <w:szCs w:val="28"/>
+          <w:shd w:val="clear" w:color="auto" w:fill="FFFFFF"/>
+        </w:rPr>
+        <w:t>)</w:t>
+      </w:r>
+      <w:r>
+        <w:rPr>
+          <w:rStyle w:val="aa"/>
+          <w:i w:val="0"/>
+          <w:iCs w:val="0"/>
+          <w:color w:val="0F1115"/>
+          <w:sz w:val="28"/>
+          <w:szCs w:val="28"/>
+          <w:shd w:val="clear" w:color="auto" w:fill="FFFFFF"/>
+        </w:rPr>
+        <w:t>.</w:t>
       </w:r>
     </w:p>
     <w:p>
@@ -6025,7 +6790,6 @@
           <w:sz w:val="28"/>
           <w:szCs w:val="28"/>
         </w:rPr>
-        <w:lastRenderedPageBreak/>
         <w:drawing>
           <wp:inline distT="0" distB="0" distL="0" distR="0" wp14:anchorId="4FA4AECC" wp14:editId="18B2F2FD">
             <wp:extent cx="4714875" cy="2697452"/>
@@ -6093,52 +6857,101 @@
         <w:rPr>
           <w:sz w:val="20"/>
           <w:szCs w:val="20"/>
+        </w:rPr>
+        <w:t>24</w:t>
+      </w:r>
+      <w:r>
+        <w:rPr>
+          <w:sz w:val="20"/>
+          <w:szCs w:val="20"/>
+        </w:rPr>
+        <w:t xml:space="preserve"> - Тестирование автоматизированное</w:t>
+      </w:r>
+    </w:p>
+    <w:p>
+      <w:pPr>
+        <w:rPr>
+          <w:sz w:val="28"/>
+          <w:szCs w:val="28"/>
+        </w:rPr>
+      </w:pPr>
+    </w:p>
+    <w:p>
+      <w:pPr>
+        <w:rPr>
+          <w:sz w:val="28"/>
+          <w:szCs w:val="28"/>
+        </w:rPr>
+      </w:pPr>
+      <w:r>
+        <w:rPr>
+          <w:rStyle w:val="aa"/>
+          <w:i w:val="0"/>
+          <w:iCs w:val="0"/>
+          <w:color w:val="0F1115"/>
+          <w:sz w:val="28"/>
+          <w:szCs w:val="28"/>
+          <w:shd w:val="clear" w:color="auto" w:fill="FFFFFF"/>
+        </w:rPr>
+        <w:t>Составлена блок-схема, описывающая последовательность действий: обход проектов, загрузка настроек, сравнение сроков, отправка уведомлений</w:t>
+      </w:r>
+      <w:r>
+        <w:rPr>
+          <w:rStyle w:val="aa"/>
+          <w:i w:val="0"/>
+          <w:iCs w:val="0"/>
+          <w:color w:val="0F1115"/>
+          <w:sz w:val="28"/>
+          <w:szCs w:val="28"/>
+          <w:shd w:val="clear" w:color="auto" w:fill="FFFFFF"/>
+        </w:rPr>
+        <w:t xml:space="preserve">(Рис. </w:t>
+      </w:r>
+      <w:r>
+        <w:rPr>
+          <w:rStyle w:val="aa"/>
+          <w:i w:val="0"/>
+          <w:iCs w:val="0"/>
+          <w:color w:val="0F1115"/>
+          <w:sz w:val="28"/>
+          <w:szCs w:val="28"/>
+          <w:shd w:val="clear" w:color="auto" w:fill="FFFFFF"/>
+        </w:rPr>
+        <w:t>25</w:t>
+      </w:r>
+      <w:r>
+        <w:rPr>
+          <w:rStyle w:val="aa"/>
+          <w:i w:val="0"/>
+          <w:iCs w:val="0"/>
+          <w:color w:val="0F1115"/>
+          <w:sz w:val="28"/>
+          <w:szCs w:val="28"/>
+          <w:shd w:val="clear" w:color="auto" w:fill="FFFFFF"/>
+        </w:rPr>
+        <w:t>)</w:t>
+      </w:r>
+      <w:r>
+        <w:rPr>
+          <w:rStyle w:val="aa"/>
+          <w:i w:val="0"/>
+          <w:iCs w:val="0"/>
+          <w:color w:val="0F1115"/>
+          <w:sz w:val="28"/>
+          <w:szCs w:val="28"/>
+          <w:shd w:val="clear" w:color="auto" w:fill="FFFFFF"/>
+        </w:rPr>
+        <w:t>.</w:t>
+      </w:r>
+    </w:p>
+    <w:p>
+      <w:pPr>
+        <w:jc w:val="center"/>
+        <w:rPr>
+          <w:sz w:val="28"/>
+          <w:szCs w:val="28"/>
           <w:lang w:val="en-US"/>
         </w:rPr>
-        <w:t>24</w:t>
-      </w:r>
-      <w:r>
-        <w:rPr>
-          <w:sz w:val="20"/>
-          <w:szCs w:val="20"/>
-        </w:rPr>
-        <w:t xml:space="preserve"> - Тестирование автоматизированное</w:t>
-      </w:r>
-    </w:p>
-    <w:p>
-      <w:pPr>
-        <w:rPr>
-          <w:sz w:val="28"/>
-          <w:szCs w:val="28"/>
-        </w:rPr>
-      </w:pPr>
-    </w:p>
-    <w:p>
-      <w:pPr>
-        <w:rPr>
-          <w:sz w:val="28"/>
-          <w:szCs w:val="28"/>
-        </w:rPr>
-      </w:pPr>
-      <w:r>
-        <w:rPr>
-          <w:rStyle w:val="aa"/>
-          <w:i w:val="0"/>
-          <w:iCs w:val="0"/>
-          <w:color w:val="0F1115"/>
-          <w:shd w:val="clear" w:color="auto" w:fill="FFFFFF"/>
-        </w:rPr>
-        <w:t>Составлена блок-схема, описывающая последовательность действий: обход проектов, загрузка настроек, сравнение сроков, отправка уведомлений.</w:t>
-      </w:r>
-    </w:p>
-    <w:p>
-      <w:pPr>
-        <w:jc w:val="center"/>
-        <w:rPr>
-          <w:sz w:val="28"/>
-          <w:szCs w:val="28"/>
-          <w:lang w:val="en-US"/>
-        </w:rPr>
       </w:pPr>
       <w:r>
         <w:rPr>
@@ -6146,6 +6959,7 @@
           <w:sz w:val="28"/>
           <w:szCs w:val="28"/>
         </w:rPr>
+        <w:lastRenderedPageBreak/>
         <w:drawing>
           <wp:inline distT="0" distB="0" distL="0" distR="0" wp14:anchorId="7BD29A14" wp14:editId="5C44300F">
             <wp:extent cx="3162300" cy="2753061"/>
@@ -6229,17 +7043,69 @@
     </w:p>
     <w:p>
       <w:pPr>
-        <w:rPr>
-          <w:sz w:val="28"/>
-          <w:szCs w:val="28"/>
-        </w:rPr>
-      </w:pPr>
-      <w:r>
-        <w:rPr>
-          <w:sz w:val="28"/>
-          <w:szCs w:val="28"/>
-        </w:rPr>
-        <w:t xml:space="preserve">Произведена настройка сети для правильной работы </w:t>
+        <w:jc w:val="center"/>
+        <w:rPr>
+          <w:sz w:val="20"/>
+          <w:szCs w:val="20"/>
+        </w:rPr>
+      </w:pPr>
+    </w:p>
+    <w:p>
+      <w:pPr>
+        <w:rPr>
+          <w:sz w:val="28"/>
+          <w:szCs w:val="28"/>
+        </w:rPr>
+      </w:pPr>
+      <w:r>
+        <w:rPr>
+          <w:sz w:val="28"/>
+          <w:szCs w:val="28"/>
+        </w:rPr>
+        <w:t>Произведена настройка сети для правильной работы</w:t>
+      </w:r>
+      <w:r>
+        <w:rPr>
+          <w:rStyle w:val="aa"/>
+          <w:i w:val="0"/>
+          <w:iCs w:val="0"/>
+          <w:color w:val="0F1115"/>
+          <w:sz w:val="28"/>
+          <w:szCs w:val="28"/>
+          <w:shd w:val="clear" w:color="auto" w:fill="FFFFFF"/>
+        </w:rPr>
+        <w:t xml:space="preserve">(Рис. </w:t>
+      </w:r>
+      <w:r>
+        <w:rPr>
+          <w:rStyle w:val="aa"/>
+          <w:i w:val="0"/>
+          <w:iCs w:val="0"/>
+          <w:color w:val="0F1115"/>
+          <w:sz w:val="28"/>
+          <w:szCs w:val="28"/>
+          <w:shd w:val="clear" w:color="auto" w:fill="FFFFFF"/>
+        </w:rPr>
+        <w:t>26</w:t>
+      </w:r>
+      <w:r>
+        <w:rPr>
+          <w:rStyle w:val="aa"/>
+          <w:i w:val="0"/>
+          <w:iCs w:val="0"/>
+          <w:color w:val="0F1115"/>
+          <w:sz w:val="28"/>
+          <w:szCs w:val="28"/>
+          <w:shd w:val="clear" w:color="auto" w:fill="FFFFFF"/>
+        </w:rPr>
+        <w:t>)</w:t>
+      </w:r>
+      <w:r>
+        <w:rPr>
+          <w:sz w:val="28"/>
+          <w:szCs w:val="28"/>
+        </w:rPr>
+        <w:t xml:space="preserve"> </w:t>
       </w:r>
     </w:p>
     <w:p>
@@ -6340,26 +7206,44 @@
     </w:p>
     <w:p>
       <w:pPr>
-        <w:rPr>
-          <w:sz w:val="28"/>
-          <w:szCs w:val="28"/>
-        </w:rPr>
-      </w:pPr>
-      <w:proofErr w:type="gramStart"/>
-      <w:r>
-        <w:rPr>
-          <w:sz w:val="28"/>
-          <w:szCs w:val="28"/>
-        </w:rPr>
-        <w:t>Создание пользователя</w:t>
-      </w:r>
-      <w:proofErr w:type="gramEnd"/>
-      <w:r>
-        <w:rPr>
-          <w:sz w:val="28"/>
-          <w:szCs w:val="28"/>
-        </w:rPr>
-        <w:t xml:space="preserve"> для которого будет доступ в </w:t>
+        <w:jc w:val="center"/>
+        <w:rPr>
+          <w:sz w:val="20"/>
+          <w:szCs w:val="20"/>
+        </w:rPr>
+      </w:pPr>
+    </w:p>
+    <w:p>
+      <w:pPr>
+        <w:jc w:val="center"/>
+        <w:rPr>
+          <w:sz w:val="20"/>
+          <w:szCs w:val="20"/>
+        </w:rPr>
+      </w:pPr>
+    </w:p>
+    <w:p>
+      <w:pPr>
+        <w:jc w:val="center"/>
+        <w:rPr>
+          <w:sz w:val="20"/>
+          <w:szCs w:val="20"/>
+        </w:rPr>
+      </w:pPr>
+    </w:p>
+    <w:p>
+      <w:pPr>
+        <w:rPr>
+          <w:sz w:val="28"/>
+          <w:szCs w:val="28"/>
+        </w:rPr>
+      </w:pPr>
+      <w:r>
+        <w:rPr>
+          <w:sz w:val="28"/>
+          <w:szCs w:val="28"/>
+        </w:rPr>
+        <w:t xml:space="preserve">Создание пользователя для которого будет доступ в </w:t>
       </w:r>
       <w:r>
         <w:rPr>
@@ -6369,6 +7253,54 @@
         </w:rPr>
         <w:t>SMB</w:t>
       </w:r>
+      <w:r>
+        <w:rPr>
+          <w:rStyle w:val="aa"/>
+          <w:i w:val="0"/>
+          <w:iCs w:val="0"/>
+          <w:color w:val="0F1115"/>
+          <w:sz w:val="28"/>
+          <w:szCs w:val="28"/>
+          <w:shd w:val="clear" w:color="auto" w:fill="FFFFFF"/>
+        </w:rPr>
+        <w:t xml:space="preserve">(Рис. </w:t>
+      </w:r>
+      <w:r>
+        <w:rPr>
+          <w:rStyle w:val="aa"/>
+          <w:i w:val="0"/>
+          <w:iCs w:val="0"/>
+          <w:color w:val="0F1115"/>
+          <w:sz w:val="28"/>
+          <w:szCs w:val="28"/>
+          <w:shd w:val="clear" w:color="auto" w:fill="FFFFFF"/>
+        </w:rPr>
+        <w:t>27</w:t>
+      </w:r>
+      <w:r>
+        <w:rPr>
+          <w:rStyle w:val="aa"/>
+          <w:i w:val="0"/>
+          <w:iCs w:val="0"/>
+          <w:color w:val="0F1115"/>
+          <w:sz w:val="28"/>
+          <w:szCs w:val="28"/>
+          <w:shd w:val="clear" w:color="auto" w:fill="FFFFFF"/>
+        </w:rPr>
+        <w:t>)</w:t>
+      </w:r>
+      <w:r>
+        <w:rPr>
+          <w:rStyle w:val="aa"/>
+          <w:i w:val="0"/>
+          <w:iCs w:val="0"/>
+          <w:color w:val="0F1115"/>
+          <w:sz w:val="28"/>
+          <w:szCs w:val="28"/>
+          <w:shd w:val="clear" w:color="auto" w:fill="FFFFFF"/>
+        </w:rPr>
+        <w:t>.</w:t>
+      </w:r>
     </w:p>
     <w:p>
       <w:pPr>
@@ -6385,11 +7317,10 @@
           <w:sz w:val="28"/>
           <w:szCs w:val="28"/>
         </w:rPr>
-        <w:lastRenderedPageBreak/>
         <w:drawing>
-          <wp:inline distT="0" distB="0" distL="0" distR="0" wp14:anchorId="54CF37ED" wp14:editId="5BBADEBE">
-            <wp:extent cx="4467225" cy="3249705"/>
-            <wp:effectExtent l="0" t="0" r="0" b="8255"/>
+          <wp:inline distT="0" distB="0" distL="0" distR="0" wp14:anchorId="54CF37ED" wp14:editId="184A935B">
+            <wp:extent cx="4200525" cy="3055694"/>
+            <wp:effectExtent l="0" t="0" r="0" b="0"/>
             <wp:docPr id="36" name="Рисунок 36"/>
             <wp:cNvGraphicFramePr>
               <a:graphicFrameLocks xmlns:a="http://schemas.openxmlformats.org/drawingml/2006/main" noChangeAspect="1"/>
@@ -6419,7 +7350,7 @@
                   <pic:spPr bwMode="auto">
                     <a:xfrm>
                       <a:off x="0" y="0"/>
-                      <a:ext cx="4473359" cy="3254168"/>
+                      <a:ext cx="4208908" cy="3061792"/>
                     </a:xfrm>
                     <a:prstGeom prst="rect">
                       <a:avLst/>
@@ -6478,18 +7409,85 @@
     </w:p>
     <w:p>
       <w:pPr>
-        <w:rPr>
-          <w:sz w:val="28"/>
-          <w:szCs w:val="28"/>
-        </w:rPr>
-      </w:pPr>
-      <w:r>
-        <w:rPr>
-          <w:sz w:val="28"/>
-          <w:szCs w:val="28"/>
-        </w:rPr>
+        <w:jc w:val="center"/>
+        <w:rPr>
+          <w:sz w:val="20"/>
+          <w:szCs w:val="20"/>
+        </w:rPr>
+      </w:pPr>
+    </w:p>
+    <w:p>
+      <w:pPr>
+        <w:jc w:val="center"/>
+        <w:rPr>
+          <w:sz w:val="20"/>
+          <w:szCs w:val="20"/>
+        </w:rPr>
+      </w:pPr>
+    </w:p>
+    <w:p>
+      <w:pPr>
+        <w:rPr>
+          <w:sz w:val="28"/>
+          <w:szCs w:val="28"/>
+        </w:rPr>
+      </w:pPr>
+      <w:r>
+        <w:rPr>
+          <w:sz w:val="28"/>
+          <w:szCs w:val="28"/>
+        </w:rPr>
+        <w:lastRenderedPageBreak/>
         <w:t>Зашёл на сервер и успешно авторизовался</w:t>
       </w:r>
+      <w:r>
+        <w:rPr>
+          <w:rStyle w:val="aa"/>
+          <w:i w:val="0"/>
+          <w:iCs w:val="0"/>
+          <w:color w:val="0F1115"/>
+          <w:sz w:val="28"/>
+          <w:szCs w:val="28"/>
+          <w:shd w:val="clear" w:color="auto" w:fill="FFFFFF"/>
+        </w:rPr>
+        <w:t xml:space="preserve">(Рис. </w:t>
+      </w:r>
+      <w:r>
+        <w:rPr>
+          <w:rStyle w:val="aa"/>
+          <w:i w:val="0"/>
+          <w:iCs w:val="0"/>
+          <w:color w:val="0F1115"/>
+          <w:sz w:val="28"/>
+          <w:szCs w:val="28"/>
+          <w:shd w:val="clear" w:color="auto" w:fill="FFFFFF"/>
+        </w:rPr>
+        <w:t>28</w:t>
+      </w:r>
+      <w:r>
+        <w:rPr>
+          <w:rStyle w:val="aa"/>
+          <w:i w:val="0"/>
+          <w:iCs w:val="0"/>
+          <w:color w:val="0F1115"/>
+          <w:sz w:val="28"/>
+          <w:szCs w:val="28"/>
+          <w:shd w:val="clear" w:color="auto" w:fill="FFFFFF"/>
+        </w:rPr>
+        <w:t>)</w:t>
+      </w:r>
+      <w:r>
+        <w:rPr>
+          <w:rStyle w:val="aa"/>
+          <w:i w:val="0"/>
+          <w:iCs w:val="0"/>
+          <w:color w:val="0F1115"/>
+          <w:sz w:val="28"/>
+          <w:szCs w:val="28"/>
+          <w:shd w:val="clear" w:color="auto" w:fill="FFFFFF"/>
+        </w:rPr>
+        <w:t>.</w:t>
+      </w:r>
     </w:p>
     <w:p>
       <w:pPr>
@@ -6516,9 +7514,9 @@
           <w:szCs w:val="28"/>
         </w:rPr>
         <w:drawing>
-          <wp:inline distT="0" distB="0" distL="0" distR="0" wp14:anchorId="39575021" wp14:editId="30562932">
-            <wp:extent cx="4926932" cy="2400300"/>
-            <wp:effectExtent l="0" t="0" r="7620" b="0"/>
+          <wp:inline distT="0" distB="0" distL="0" distR="0" wp14:anchorId="39575021" wp14:editId="1A7202D1">
+            <wp:extent cx="4486275" cy="2185620"/>
+            <wp:effectExtent l="0" t="0" r="0" b="5715"/>
             <wp:docPr id="33" name="Рисунок 33"/>
             <wp:cNvGraphicFramePr>
               <a:graphicFrameLocks xmlns:a="http://schemas.openxmlformats.org/drawingml/2006/main" noChangeAspect="1"/>
@@ -6548,7 +7546,7 @@
                   <pic:spPr bwMode="auto">
                     <a:xfrm>
                       <a:off x="0" y="0"/>
-                      <a:ext cx="4940296" cy="2406810"/>
+                      <a:ext cx="4509137" cy="2196758"/>
                     </a:xfrm>
                     <a:prstGeom prst="rect">
                       <a:avLst/>
@@ -6621,21 +7619,68 @@
           <w:szCs w:val="20"/>
         </w:rPr>
       </w:pPr>
-      <w:proofErr w:type="gramStart"/>
-      <w:r>
-        <w:rPr>
-          <w:sz w:val="20"/>
-          <w:szCs w:val="20"/>
-        </w:rPr>
-        <w:t>Создание общей папки</w:t>
-      </w:r>
-      <w:proofErr w:type="gramEnd"/>
-      <w:r>
-        <w:rPr>
-          <w:sz w:val="20"/>
-          <w:szCs w:val="20"/>
-        </w:rPr>
-        <w:t xml:space="preserve"> в которую будут загружаться файлы</w:t>
+    </w:p>
+    <w:p>
+      <w:pPr>
+        <w:rPr>
+          <w:sz w:val="28"/>
+          <w:szCs w:val="28"/>
+        </w:rPr>
+      </w:pPr>
+      <w:r>
+        <w:rPr>
+          <w:sz w:val="28"/>
+          <w:szCs w:val="28"/>
+        </w:rPr>
+        <w:t>Создание общей папки в которую будут загружаться файлы</w:t>
+      </w:r>
+      <w:r>
+        <w:rPr>
+          <w:rStyle w:val="aa"/>
+          <w:i w:val="0"/>
+          <w:iCs w:val="0"/>
+          <w:color w:val="0F1115"/>
+          <w:sz w:val="28"/>
+          <w:szCs w:val="28"/>
+          <w:shd w:val="clear" w:color="auto" w:fill="FFFFFF"/>
+        </w:rPr>
+        <w:t xml:space="preserve">(Рис. </w:t>
+      </w:r>
+      <w:r>
+        <w:rPr>
+          <w:rStyle w:val="aa"/>
+          <w:i w:val="0"/>
+          <w:iCs w:val="0"/>
+          <w:color w:val="0F1115"/>
+          <w:sz w:val="28"/>
+          <w:szCs w:val="28"/>
+          <w:shd w:val="clear" w:color="auto" w:fill="FFFFFF"/>
+        </w:rPr>
+        <w:t>29</w:t>
+      </w:r>
+      <w:r>
+        <w:rPr>
+          <w:rStyle w:val="aa"/>
+          <w:i w:val="0"/>
+          <w:iCs w:val="0"/>
+          <w:color w:val="0F1115"/>
+          <w:sz w:val="28"/>
+          <w:szCs w:val="28"/>
+          <w:shd w:val="clear" w:color="auto" w:fill="FFFFFF"/>
+        </w:rPr>
+        <w:t>)</w:t>
+      </w:r>
+      <w:r>
+        <w:rPr>
+          <w:rStyle w:val="aa"/>
+          <w:i w:val="0"/>
+          <w:iCs w:val="0"/>
+          <w:color w:val="0F1115"/>
+          <w:sz w:val="28"/>
+          <w:szCs w:val="28"/>
+          <w:shd w:val="clear" w:color="auto" w:fill="FFFFFF"/>
+        </w:rPr>
+        <w:t>.</w:t>
       </w:r>
     </w:p>
     <w:p>
@@ -6742,26 +7787,78 @@
     </w:p>
     <w:p>
       <w:pPr>
-        <w:rPr>
-          <w:sz w:val="20"/>
-          <w:szCs w:val="20"/>
-        </w:rPr>
-      </w:pPr>
-      <w:proofErr w:type="gramStart"/>
-      <w:r>
-        <w:rPr>
-          <w:sz w:val="20"/>
-          <w:szCs w:val="20"/>
-        </w:rPr>
-        <w:t>Папка</w:t>
-      </w:r>
-      <w:proofErr w:type="gramEnd"/>
-      <w:r>
-        <w:rPr>
-          <w:sz w:val="20"/>
-          <w:szCs w:val="20"/>
-        </w:rPr>
-        <w:t xml:space="preserve"> которая создана теперь является доступной</w:t>
+        <w:jc w:val="center"/>
+        <w:rPr>
+          <w:sz w:val="20"/>
+          <w:szCs w:val="20"/>
+        </w:rPr>
+      </w:pPr>
+    </w:p>
+    <w:p>
+      <w:pPr>
+        <w:jc w:val="center"/>
+        <w:rPr>
+          <w:sz w:val="20"/>
+          <w:szCs w:val="20"/>
+        </w:rPr>
+      </w:pPr>
+    </w:p>
+    <w:p>
+      <w:pPr>
+        <w:rPr>
+          <w:sz w:val="28"/>
+          <w:szCs w:val="28"/>
+        </w:rPr>
+      </w:pPr>
+      <w:r>
+        <w:rPr>
+          <w:sz w:val="28"/>
+          <w:szCs w:val="28"/>
+        </w:rPr>
+        <w:t>Папка которая создана теперь является доступной</w:t>
+      </w:r>
+      <w:r>
+        <w:rPr>
+          <w:rStyle w:val="aa"/>
+          <w:i w:val="0"/>
+          <w:iCs w:val="0"/>
+          <w:color w:val="0F1115"/>
+          <w:sz w:val="28"/>
+          <w:szCs w:val="28"/>
+          <w:shd w:val="clear" w:color="auto" w:fill="FFFFFF"/>
+        </w:rPr>
+        <w:t xml:space="preserve">(Рис. </w:t>
+      </w:r>
+      <w:r>
+        <w:rPr>
+          <w:rStyle w:val="aa"/>
+          <w:i w:val="0"/>
+          <w:iCs w:val="0"/>
+          <w:color w:val="0F1115"/>
+          <w:sz w:val="28"/>
+          <w:szCs w:val="28"/>
+          <w:shd w:val="clear" w:color="auto" w:fill="FFFFFF"/>
+        </w:rPr>
+        <w:t>30</w:t>
+      </w:r>
+      <w:r>
+        <w:rPr>
+          <w:rStyle w:val="aa"/>
+          <w:i w:val="0"/>
+          <w:iCs w:val="0"/>
+          <w:color w:val="0F1115"/>
+          <w:sz w:val="28"/>
+          <w:szCs w:val="28"/>
+          <w:shd w:val="clear" w:color="auto" w:fill="FFFFFF"/>
+        </w:rPr>
+        <w:t>)</w:t>
+      </w:r>
+      <w:r>
+        <w:rPr>
+          <w:sz w:val="28"/>
+          <w:szCs w:val="28"/>
+        </w:rPr>
+        <w:t>.</w:t>
       </w:r>
     </w:p>
     <w:p>
@@ -6787,7 +7884,6 @@
           <w:sz w:val="28"/>
           <w:szCs w:val="28"/>
         </w:rPr>
-        <w:lastRenderedPageBreak/>
         <w:drawing>
           <wp:inline distT="0" distB="0" distL="0" distR="0" wp14:anchorId="3D9D25A2" wp14:editId="4C5CA4B1">
             <wp:extent cx="4581525" cy="2724588"/>
@@ -6884,21 +7980,73 @@
           <w:szCs w:val="20"/>
         </w:rPr>
       </w:pPr>
-      <w:proofErr w:type="gramStart"/>
-      <w:r>
-        <w:rPr>
-          <w:sz w:val="20"/>
-          <w:szCs w:val="20"/>
-        </w:rPr>
-        <w:t>Создание пользователя</w:t>
-      </w:r>
-      <w:proofErr w:type="gramEnd"/>
-      <w:r>
-        <w:rPr>
-          <w:sz w:val="20"/>
-          <w:szCs w:val="20"/>
-        </w:rPr>
-        <w:t xml:space="preserve"> которому доступно работа с папкой</w:t>
+    </w:p>
+    <w:p>
+      <w:pPr>
+        <w:jc w:val="center"/>
+        <w:rPr>
+          <w:sz w:val="20"/>
+          <w:szCs w:val="20"/>
+        </w:rPr>
+      </w:pPr>
+    </w:p>
+    <w:p>
+      <w:pPr>
+        <w:rPr>
+          <w:sz w:val="28"/>
+          <w:szCs w:val="28"/>
+        </w:rPr>
+      </w:pPr>
+      <w:r>
+        <w:rPr>
+          <w:sz w:val="28"/>
+          <w:szCs w:val="28"/>
+        </w:rPr>
+        <w:lastRenderedPageBreak/>
+        <w:t>Создание пользователя которому доступно работа с папкой</w:t>
+      </w:r>
+      <w:r>
+        <w:rPr>
+          <w:rStyle w:val="aa"/>
+          <w:i w:val="0"/>
+          <w:iCs w:val="0"/>
+          <w:color w:val="0F1115"/>
+          <w:sz w:val="28"/>
+          <w:szCs w:val="28"/>
+          <w:shd w:val="clear" w:color="auto" w:fill="FFFFFF"/>
+        </w:rPr>
+        <w:t xml:space="preserve">(Рис. </w:t>
+      </w:r>
+      <w:r>
+        <w:rPr>
+          <w:rStyle w:val="aa"/>
+          <w:i w:val="0"/>
+          <w:iCs w:val="0"/>
+          <w:color w:val="0F1115"/>
+          <w:sz w:val="28"/>
+          <w:szCs w:val="28"/>
+          <w:shd w:val="clear" w:color="auto" w:fill="FFFFFF"/>
+        </w:rPr>
+        <w:t>31</w:t>
+      </w:r>
+      <w:r>
+        <w:rPr>
+          <w:rStyle w:val="aa"/>
+          <w:i w:val="0"/>
+          <w:iCs w:val="0"/>
+          <w:color w:val="0F1115"/>
+          <w:sz w:val="28"/>
+          <w:szCs w:val="28"/>
+          <w:shd w:val="clear" w:color="auto" w:fill="FFFFFF"/>
+        </w:rPr>
+        <w:t>)</w:t>
+      </w:r>
+      <w:r>
+        <w:rPr>
+          <w:sz w:val="28"/>
+          <w:szCs w:val="28"/>
+        </w:rPr>
+        <w:t>.</w:t>
       </w:r>
     </w:p>
     <w:p>
@@ -7016,31 +8164,84 @@
       <w:pPr>
         <w:jc w:val="center"/>
         <w:rPr>
-          <w:sz w:val="20"/>
-          <w:szCs w:val="20"/>
-        </w:rPr>
-      </w:pPr>
-      <w:r>
-        <w:rPr>
-          <w:sz w:val="20"/>
-          <w:szCs w:val="20"/>
+          <w:sz w:val="28"/>
+          <w:szCs w:val="28"/>
+          <w:lang w:val="en-US"/>
+        </w:rPr>
+      </w:pPr>
+    </w:p>
+    <w:p>
+      <w:pPr>
+        <w:jc w:val="center"/>
+        <w:rPr>
+          <w:sz w:val="28"/>
+          <w:szCs w:val="28"/>
+        </w:rPr>
+      </w:pPr>
+      <w:r>
+        <w:rPr>
+          <w:sz w:val="28"/>
+          <w:szCs w:val="28"/>
         </w:rPr>
         <w:t xml:space="preserve">Произведена полная настройка </w:t>
       </w:r>
       <w:r>
         <w:rPr>
-          <w:sz w:val="20"/>
-          <w:szCs w:val="20"/>
+          <w:sz w:val="28"/>
+          <w:szCs w:val="28"/>
           <w:lang w:val="en-US"/>
         </w:rPr>
         <w:t>SMB</w:t>
       </w:r>
       <w:r>
         <w:rPr>
-          <w:sz w:val="20"/>
-          <w:szCs w:val="20"/>
+          <w:sz w:val="28"/>
+          <w:szCs w:val="28"/>
         </w:rPr>
         <w:t xml:space="preserve"> для верной работы</w:t>
+      </w:r>
+      <w:r>
+        <w:rPr>
+          <w:rStyle w:val="aa"/>
+          <w:i w:val="0"/>
+          <w:iCs w:val="0"/>
+          <w:color w:val="0F1115"/>
+          <w:sz w:val="28"/>
+          <w:szCs w:val="28"/>
+          <w:shd w:val="clear" w:color="auto" w:fill="FFFFFF"/>
+        </w:rPr>
+        <w:t xml:space="preserve">(Рис. </w:t>
+      </w:r>
+      <w:r>
+        <w:rPr>
+          <w:rStyle w:val="aa"/>
+          <w:i w:val="0"/>
+          <w:iCs w:val="0"/>
+          <w:color w:val="0F1115"/>
+          <w:sz w:val="28"/>
+          <w:szCs w:val="28"/>
+          <w:shd w:val="clear" w:color="auto" w:fill="FFFFFF"/>
+        </w:rPr>
+        <w:t>32</w:t>
+      </w:r>
+      <w:r>
+        <w:rPr>
+          <w:rStyle w:val="aa"/>
+          <w:i w:val="0"/>
+          <w:iCs w:val="0"/>
+          <w:color w:val="0F1115"/>
+          <w:sz w:val="28"/>
+          <w:szCs w:val="28"/>
+          <w:shd w:val="clear" w:color="auto" w:fill="FFFFFF"/>
+        </w:rPr>
+        <w:t>)</w:t>
+      </w:r>
+      <w:r>
+        <w:rPr>
+          <w:sz w:val="28"/>
+          <w:szCs w:val="28"/>
+        </w:rPr>
+        <w:t>.</w:t>
       </w:r>
     </w:p>
     <w:p>
@@ -7127,30 +8328,29 @@
         <w:rPr>
           <w:sz w:val="20"/>
           <w:szCs w:val="20"/>
+        </w:rPr>
+        <w:t>32</w:t>
+      </w:r>
+      <w:r>
+        <w:rPr>
+          <w:sz w:val="20"/>
+          <w:szCs w:val="20"/>
+        </w:rPr>
+        <w:t xml:space="preserve"> - </w:t>
+      </w:r>
+      <w:r>
+        <w:rPr>
+          <w:sz w:val="20"/>
+          <w:szCs w:val="20"/>
+        </w:rPr>
+        <w:t xml:space="preserve">Настройка </w:t>
+      </w:r>
+      <w:r>
+        <w:rPr>
+          <w:sz w:val="20"/>
+          <w:szCs w:val="20"/>
           <w:lang w:val="en-US"/>
         </w:rPr>
-        <w:t>32</w:t>
-      </w:r>
-      <w:r>
-        <w:rPr>
-          <w:sz w:val="20"/>
-          <w:szCs w:val="20"/>
-        </w:rPr>
-        <w:t xml:space="preserve"> - </w:t>
-      </w:r>
-      <w:r>
-        <w:rPr>
-          <w:sz w:val="20"/>
-          <w:szCs w:val="20"/>
-        </w:rPr>
-        <w:t xml:space="preserve">Настройка </w:t>
-      </w:r>
-      <w:r>
-        <w:rPr>
-          <w:sz w:val="20"/>
-          <w:szCs w:val="20"/>
-          <w:lang w:val="en-US"/>
-        </w:rPr>
         <w:t>SMB</w:t>
       </w:r>
       <w:r>
@@ -7208,16 +8408,14 @@
     </w:p>
     <w:p>
       <w:pPr>
-        <w:jc w:val="center"/>
-        <w:rPr>
-          <w:sz w:val="28"/>
-          <w:szCs w:val="28"/>
-        </w:rPr>
-      </w:pPr>
-    </w:p>
-    <w:p>
-      <w:pPr>
-        <w:jc w:val="center"/>
+        <w:rPr>
+          <w:sz w:val="28"/>
+          <w:szCs w:val="28"/>
+        </w:rPr>
+      </w:pPr>
+    </w:p>
+    <w:p>
+      <w:pPr>
         <w:rPr>
           <w:sz w:val="28"/>
           <w:szCs w:val="28"/>
@@ -7230,6 +8428,49 @@
         </w:rPr>
         <w:t>Все файлы загружены успешно в сетевую папку</w:t>
       </w:r>
+      <w:r>
+        <w:rPr>
+          <w:rStyle w:val="aa"/>
+          <w:i w:val="0"/>
+          <w:iCs w:val="0"/>
+          <w:color w:val="0F1115"/>
+          <w:sz w:val="28"/>
+          <w:szCs w:val="28"/>
+          <w:shd w:val="clear" w:color="auto" w:fill="FFFFFF"/>
+        </w:rPr>
+        <w:t xml:space="preserve">(Рис. </w:t>
+      </w:r>
+      <w:r>
+        <w:rPr>
+          <w:rStyle w:val="aa"/>
+          <w:i w:val="0"/>
+          <w:iCs w:val="0"/>
+          <w:color w:val="0F1115"/>
+          <w:sz w:val="28"/>
+          <w:szCs w:val="28"/>
+          <w:shd w:val="clear" w:color="auto" w:fill="FFFFFF"/>
+        </w:rPr>
+        <w:t>33</w:t>
+      </w:r>
+      <w:r>
+        <w:rPr>
+          <w:rStyle w:val="aa"/>
+          <w:i w:val="0"/>
+          <w:iCs w:val="0"/>
+          <w:color w:val="0F1115"/>
+          <w:sz w:val="28"/>
+          <w:szCs w:val="28"/>
+          <w:shd w:val="clear" w:color="auto" w:fill="FFFFFF"/>
+        </w:rPr>
+        <w:t>)</w:t>
+      </w:r>
+      <w:r>
+        <w:rPr>
+          <w:sz w:val="28"/>
+          <w:szCs w:val="28"/>
+        </w:rPr>
+        <w:t>.</w:t>
+      </w:r>
     </w:p>
     <w:p>
       <w:pPr>
@@ -7245,7 +8486,6 @@
           <w:sz w:val="28"/>
           <w:szCs w:val="28"/>
         </w:rPr>
-        <w:lastRenderedPageBreak/>
         <w:drawing>
           <wp:inline distT="0" distB="0" distL="0" distR="0" wp14:anchorId="0D95C9CB" wp14:editId="0F7BD49A">
             <wp:extent cx="5943600" cy="1657350"/>
@@ -7344,27 +8584,99 @@
     </w:p>
     <w:p>
       <w:pPr>
+        <w:rPr>
+          <w:sz w:val="28"/>
+          <w:szCs w:val="28"/>
+        </w:rPr>
+      </w:pPr>
+    </w:p>
+    <w:p>
+      <w:pPr>
+        <w:rPr>
+          <w:sz w:val="28"/>
+          <w:szCs w:val="28"/>
+        </w:rPr>
+      </w:pPr>
+    </w:p>
+    <w:p>
+      <w:pPr>
+        <w:rPr>
+          <w:sz w:val="28"/>
+          <w:szCs w:val="28"/>
+        </w:rPr>
+      </w:pPr>
+    </w:p>
+    <w:p>
+      <w:pPr>
         <w:spacing w:after="160" w:line="259" w:lineRule="auto"/>
         <w:rPr>
           <w:sz w:val="28"/>
           <w:szCs w:val="28"/>
+        </w:rPr>
+      </w:pPr>
+      <w:r>
+        <w:rPr>
+          <w:sz w:val="28"/>
+          <w:szCs w:val="28"/>
+        </w:rPr>
+        <w:lastRenderedPageBreak/>
+        <w:t xml:space="preserve">Начало установки ОС </w:t>
+      </w:r>
+      <w:r>
+        <w:rPr>
+          <w:sz w:val="28"/>
+          <w:szCs w:val="28"/>
           <w:lang w:val="en-US"/>
         </w:rPr>
-      </w:pPr>
-      <w:r>
-        <w:rPr>
-          <w:sz w:val="28"/>
-          <w:szCs w:val="28"/>
-        </w:rPr>
-        <w:t xml:space="preserve">Начало установки ОС </w:t>
-      </w:r>
-      <w:r>
-        <w:rPr>
-          <w:sz w:val="28"/>
-          <w:szCs w:val="28"/>
-          <w:lang w:val="en-US"/>
-        </w:rPr>
         <w:t>Ubuntu</w:t>
+      </w:r>
+      <w:r>
+        <w:rPr>
+          <w:rStyle w:val="aa"/>
+          <w:i w:val="0"/>
+          <w:iCs w:val="0"/>
+          <w:color w:val="0F1115"/>
+          <w:sz w:val="28"/>
+          <w:szCs w:val="28"/>
+          <w:shd w:val="clear" w:color="auto" w:fill="FFFFFF"/>
+        </w:rPr>
+        <w:t xml:space="preserve">(Рис. </w:t>
+      </w:r>
+      <w:r>
+        <w:rPr>
+          <w:rStyle w:val="aa"/>
+          <w:i w:val="0"/>
+          <w:iCs w:val="0"/>
+          <w:color w:val="0F1115"/>
+          <w:sz w:val="28"/>
+          <w:szCs w:val="28"/>
+          <w:shd w:val="clear" w:color="auto" w:fill="FFFFFF"/>
+        </w:rPr>
+        <w:t>34</w:t>
+      </w:r>
+      <w:r>
+        <w:rPr>
+          <w:rStyle w:val="aa"/>
+          <w:i w:val="0"/>
+          <w:iCs w:val="0"/>
+          <w:color w:val="0F1115"/>
+          <w:sz w:val="28"/>
+          <w:szCs w:val="28"/>
+          <w:shd w:val="clear" w:color="auto" w:fill="FFFFFF"/>
+        </w:rPr>
+        <w:t>)</w:t>
+      </w:r>
+      <w:r>
+        <w:rPr>
+          <w:rStyle w:val="aa"/>
+          <w:i w:val="0"/>
+          <w:iCs w:val="0"/>
+          <w:color w:val="0F1115"/>
+          <w:sz w:val="28"/>
+          <w:szCs w:val="28"/>
+          <w:shd w:val="clear" w:color="auto" w:fill="FFFFFF"/>
+        </w:rPr>
+        <w:t>.</w:t>
       </w:r>
     </w:p>
     <w:p>
@@ -7532,18 +8844,8 @@
           <w:szCs w:val="28"/>
           <w:lang w:val="en-US"/>
         </w:rPr>
-        <w:t>Login -</w:t>
-      </w:r>
-      <w:proofErr w:type="spellStart"/>
-      <w:r>
-        <w:rPr>
-          <w:sz w:val="28"/>
-          <w:szCs w:val="28"/>
-          <w:lang w:val="en-US"/>
-        </w:rPr>
-        <w:t>timpc</w:t>
-      </w:r>
-      <w:proofErr w:type="spellEnd"/>
+        <w:t>Login -timpc</w:t>
+      </w:r>
       <w:r>
         <w:rPr>
           <w:sz w:val="28"/>
@@ -7661,16 +8963,14 @@
     </w:p>
     <w:p>
       <w:pPr>
-        <w:jc w:val="center"/>
-        <w:rPr>
-          <w:sz w:val="20"/>
-          <w:szCs w:val="20"/>
-        </w:rPr>
-      </w:pPr>
-    </w:p>
-    <w:p>
-      <w:pPr>
-        <w:jc w:val="center"/>
+        <w:rPr>
+          <w:sz w:val="20"/>
+          <w:szCs w:val="20"/>
+        </w:rPr>
+      </w:pPr>
+    </w:p>
+    <w:p>
+      <w:pPr>
         <w:rPr>
           <w:sz w:val="28"/>
           <w:szCs w:val="28"/>
@@ -7683,7 +8983,6 @@
         </w:rPr>
         <w:t xml:space="preserve">Скачал </w:t>
       </w:r>
-      <w:proofErr w:type="spellStart"/>
       <w:r>
         <w:rPr>
           <w:sz w:val="28"/>
@@ -7692,7 +8991,6 @@
         </w:rPr>
         <w:t>PuTTy</w:t>
       </w:r>
-      <w:proofErr w:type="spellEnd"/>
       <w:r>
         <w:rPr>
           <w:sz w:val="28"/>
@@ -7700,7 +8998,6 @@
         </w:rPr>
         <w:t xml:space="preserve"> для работы удалённо с </w:t>
       </w:r>
-      <w:proofErr w:type="spellStart"/>
       <w:r>
         <w:rPr>
           <w:sz w:val="28"/>
@@ -7709,7 +9006,49 @@
         </w:rPr>
         <w:t>Ubunu</w:t>
       </w:r>
-      <w:proofErr w:type="spellEnd"/>
+      <w:r>
+        <w:rPr>
+          <w:rStyle w:val="aa"/>
+          <w:i w:val="0"/>
+          <w:iCs w:val="0"/>
+          <w:color w:val="0F1115"/>
+          <w:sz w:val="28"/>
+          <w:szCs w:val="28"/>
+          <w:shd w:val="clear" w:color="auto" w:fill="FFFFFF"/>
+        </w:rPr>
+        <w:t xml:space="preserve">(Рис. </w:t>
+      </w:r>
+      <w:r>
+        <w:rPr>
+          <w:rStyle w:val="aa"/>
+          <w:i w:val="0"/>
+          <w:iCs w:val="0"/>
+          <w:color w:val="0F1115"/>
+          <w:sz w:val="28"/>
+          <w:szCs w:val="28"/>
+          <w:shd w:val="clear" w:color="auto" w:fill="FFFFFF"/>
+        </w:rPr>
+        <w:t>36</w:t>
+      </w:r>
+      <w:r>
+        <w:rPr>
+          <w:rStyle w:val="aa"/>
+          <w:i w:val="0"/>
+          <w:iCs w:val="0"/>
+          <w:color w:val="0F1115"/>
+          <w:sz w:val="28"/>
+          <w:szCs w:val="28"/>
+          <w:shd w:val="clear" w:color="auto" w:fill="FFFFFF"/>
+        </w:rPr>
+        <w:t>)</w:t>
+      </w:r>
+      <w:r>
+        <w:rPr>
+          <w:sz w:val="28"/>
+          <w:szCs w:val="28"/>
+        </w:rPr>
+        <w:t>.</w:t>
+      </w:r>
     </w:p>
     <w:p>
       <w:pPr>
@@ -7725,7 +9064,6 @@
           <w:sz w:val="28"/>
           <w:szCs w:val="28"/>
         </w:rPr>
-        <w:lastRenderedPageBreak/>
         <w:drawing>
           <wp:inline distT="0" distB="0" distL="0" distR="0" wp14:anchorId="0E8A51E8" wp14:editId="5BD44BA0">
             <wp:extent cx="4743450" cy="3000375"/>
@@ -7783,6 +9121,7 @@
           <w:noProof/>
           <w:sz w:val="20"/>
           <w:szCs w:val="20"/>
+          <w:lang w:val="en-US"/>
         </w:rPr>
       </w:pPr>
       <w:r>
@@ -7845,17 +9184,71 @@
       <w:pPr>
         <w:jc w:val="center"/>
         <w:rPr>
-          <w:sz w:val="20"/>
-          <w:szCs w:val="20"/>
-        </w:rPr>
-      </w:pPr>
-      <w:r>
-        <w:rPr>
           <w:noProof/>
-          <w:sz w:val="20"/>
-          <w:szCs w:val="20"/>
-        </w:rPr>
-        <w:t xml:space="preserve">Статус готовый для работы </w:t>
+          <w:sz w:val="28"/>
+          <w:szCs w:val="28"/>
+        </w:rPr>
+      </w:pPr>
+    </w:p>
+    <w:p>
+      <w:pPr>
+        <w:rPr>
+          <w:sz w:val="28"/>
+          <w:szCs w:val="28"/>
+        </w:rPr>
+      </w:pPr>
+      <w:r>
+        <w:rPr>
+          <w:noProof/>
+          <w:sz w:val="28"/>
+          <w:szCs w:val="28"/>
+        </w:rPr>
+        <w:lastRenderedPageBreak/>
+        <w:t>Статус готовый для работы</w:t>
+      </w:r>
+      <w:r>
+        <w:rPr>
+          <w:rStyle w:val="aa"/>
+          <w:i w:val="0"/>
+          <w:iCs w:val="0"/>
+          <w:color w:val="0F1115"/>
+          <w:sz w:val="28"/>
+          <w:szCs w:val="28"/>
+          <w:shd w:val="clear" w:color="auto" w:fill="FFFFFF"/>
+        </w:rPr>
+        <w:t xml:space="preserve">(Рис. </w:t>
+      </w:r>
+      <w:r>
+        <w:rPr>
+          <w:rStyle w:val="aa"/>
+          <w:i w:val="0"/>
+          <w:iCs w:val="0"/>
+          <w:color w:val="0F1115"/>
+          <w:sz w:val="28"/>
+          <w:szCs w:val="28"/>
+          <w:shd w:val="clear" w:color="auto" w:fill="FFFFFF"/>
+        </w:rPr>
+        <w:t>37</w:t>
+      </w:r>
+      <w:r>
+        <w:rPr>
+          <w:rStyle w:val="aa"/>
+          <w:i w:val="0"/>
+          <w:iCs w:val="0"/>
+          <w:color w:val="0F1115"/>
+          <w:sz w:val="28"/>
+          <w:szCs w:val="28"/>
+          <w:shd w:val="clear" w:color="auto" w:fill="FFFFFF"/>
+        </w:rPr>
+        <w:t>)</w:t>
+      </w:r>
+      <w:r>
+        <w:rPr>
+          <w:noProof/>
+          <w:sz w:val="28"/>
+          <w:szCs w:val="28"/>
+        </w:rPr>
+        <w:t>.</w:t>
       </w:r>
     </w:p>
     <w:p>
@@ -7972,7 +9365,50 @@
           <w:sz w:val="28"/>
           <w:szCs w:val="28"/>
         </w:rPr>
-        <w:t xml:space="preserve">Задание пароля </w:t>
+        <w:t>Задание пароля</w:t>
+      </w:r>
+      <w:r>
+        <w:rPr>
+          <w:rStyle w:val="aa"/>
+          <w:i w:val="0"/>
+          <w:iCs w:val="0"/>
+          <w:color w:val="0F1115"/>
+          <w:sz w:val="28"/>
+          <w:szCs w:val="28"/>
+          <w:shd w:val="clear" w:color="auto" w:fill="FFFFFF"/>
+        </w:rPr>
+        <w:t xml:space="preserve">(Рис. </w:t>
+      </w:r>
+      <w:r>
+        <w:rPr>
+          <w:rStyle w:val="aa"/>
+          <w:i w:val="0"/>
+          <w:iCs w:val="0"/>
+          <w:color w:val="0F1115"/>
+          <w:sz w:val="28"/>
+          <w:szCs w:val="28"/>
+          <w:shd w:val="clear" w:color="auto" w:fill="FFFFFF"/>
+        </w:rPr>
+        <w:t>38</w:t>
+      </w:r>
+      <w:r>
+        <w:rPr>
+          <w:rStyle w:val="aa"/>
+          <w:i w:val="0"/>
+          <w:iCs w:val="0"/>
+          <w:color w:val="0F1115"/>
+          <w:sz w:val="28"/>
+          <w:szCs w:val="28"/>
+          <w:shd w:val="clear" w:color="auto" w:fill="FFFFFF"/>
+        </w:rPr>
+        <w:t>)</w:t>
+      </w:r>
+      <w:r>
+        <w:rPr>
+          <w:sz w:val="28"/>
+          <w:szCs w:val="28"/>
+        </w:rPr>
+        <w:t>.</w:t>
       </w:r>
     </w:p>
     <w:p>
@@ -7990,9 +9426,9 @@
           <w:szCs w:val="28"/>
         </w:rPr>
         <w:drawing>
-          <wp:inline distT="0" distB="0" distL="0" distR="0" wp14:anchorId="7E7B9804" wp14:editId="2B62F190">
-            <wp:extent cx="3543300" cy="3295650"/>
-            <wp:effectExtent l="0" t="0" r="0" b="0"/>
+          <wp:inline distT="0" distB="0" distL="0" distR="0" wp14:anchorId="7E7B9804" wp14:editId="595BC800">
+            <wp:extent cx="2743200" cy="2551471"/>
+            <wp:effectExtent l="0" t="0" r="0" b="1270"/>
             <wp:docPr id="48" name="Рисунок 48"/>
             <wp:cNvGraphicFramePr>
               <a:graphicFrameLocks xmlns:a="http://schemas.openxmlformats.org/drawingml/2006/main" noChangeAspect="1"/>
@@ -8022,7 +9458,7 @@
                   <pic:spPr bwMode="auto">
                     <a:xfrm>
                       <a:off x="0" y="0"/>
-                      <a:ext cx="3543300" cy="3295650"/>
+                      <a:ext cx="2746003" cy="2554078"/>
                     </a:xfrm>
                     <a:prstGeom prst="rect">
                       <a:avLst/>
@@ -8157,101 +9593,168 @@
           <w:sz w:val="20"/>
           <w:szCs w:val="20"/>
         </w:rPr>
+        <w:t xml:space="preserve">Рисунок </w:t>
+      </w:r>
+      <w:r>
+        <w:rPr>
+          <w:sz w:val="20"/>
+          <w:szCs w:val="20"/>
+        </w:rPr>
+        <w:t xml:space="preserve">39 </w:t>
+      </w:r>
+      <w:r>
+        <w:rPr>
+          <w:sz w:val="20"/>
+          <w:szCs w:val="20"/>
+        </w:rPr>
+        <w:t xml:space="preserve">- </w:t>
+      </w:r>
+      <w:r>
+        <w:rPr>
+          <w:noProof/>
+          <w:sz w:val="20"/>
+          <w:szCs w:val="20"/>
+        </w:rPr>
+        <w:t>Пропингован(Работает), пройдена аутентификация</w:t>
+      </w:r>
+    </w:p>
+    <w:p>
+      <w:pPr>
+        <w:jc w:val="center"/>
+        <w:rPr>
+          <w:noProof/>
+          <w:sz w:val="28"/>
+          <w:szCs w:val="28"/>
+        </w:rPr>
+      </w:pPr>
+    </w:p>
+    <w:p>
+      <w:pPr>
+        <w:rPr>
+          <w:sz w:val="20"/>
+          <w:szCs w:val="20"/>
+        </w:rPr>
+      </w:pPr>
+      <w:r>
+        <w:rPr>
+          <w:noProof/>
+          <w:sz w:val="28"/>
+          <w:szCs w:val="28"/>
+        </w:rPr>
         <w:lastRenderedPageBreak/>
-        <w:t xml:space="preserve">Рисунок </w:t>
-      </w:r>
-      <w:r>
-        <w:rPr>
-          <w:sz w:val="20"/>
-          <w:szCs w:val="20"/>
+        <w:t xml:space="preserve">Скачал </w:t>
+      </w:r>
+      <w:r>
+        <w:rPr>
+          <w:noProof/>
+          <w:sz w:val="28"/>
+          <w:szCs w:val="28"/>
           <w:lang w:val="en-US"/>
         </w:rPr>
-        <w:t xml:space="preserve">39 </w:t>
-      </w:r>
-      <w:r>
-        <w:rPr>
-          <w:sz w:val="20"/>
-          <w:szCs w:val="20"/>
-        </w:rPr>
-        <w:t xml:space="preserve">- </w:t>
+        <w:t>Another</w:t>
       </w:r>
       <w:r>
         <w:rPr>
           <w:noProof/>
-          <w:sz w:val="20"/>
-          <w:szCs w:val="20"/>
-        </w:rPr>
-        <w:t>Пропингован(Работает), пройдена аутентификация</w:t>
-      </w:r>
-    </w:p>
-    <w:p>
-      <w:pPr>
-        <w:jc w:val="center"/>
+          <w:sz w:val="28"/>
+          <w:szCs w:val="28"/>
+        </w:rPr>
+        <w:t xml:space="preserve"> </w:t>
+      </w:r>
+      <w:r>
         <w:rPr>
           <w:noProof/>
-          <w:sz w:val="20"/>
-          <w:szCs w:val="20"/>
-        </w:rPr>
-      </w:pPr>
-    </w:p>
-    <w:p>
-      <w:pPr>
-        <w:jc w:val="center"/>
-        <w:rPr>
-          <w:sz w:val="20"/>
-          <w:szCs w:val="20"/>
-        </w:rPr>
-      </w:pPr>
+          <w:sz w:val="28"/>
+          <w:szCs w:val="28"/>
+          <w:lang w:val="en-US"/>
+        </w:rPr>
+        <w:t>Redis</w:t>
+      </w:r>
       <w:r>
         <w:rPr>
           <w:noProof/>
-          <w:sz w:val="20"/>
-          <w:szCs w:val="20"/>
-        </w:rPr>
-        <w:t xml:space="preserve">Скачал </w:t>
+          <w:sz w:val="28"/>
+          <w:szCs w:val="28"/>
+        </w:rPr>
+        <w:t xml:space="preserve"> </w:t>
       </w:r>
       <w:r>
         <w:rPr>
           <w:noProof/>
-          <w:sz w:val="20"/>
-          <w:szCs w:val="20"/>
+          <w:sz w:val="28"/>
+          <w:szCs w:val="28"/>
           <w:lang w:val="en-US"/>
         </w:rPr>
-        <w:t>Another</w:t>
+        <w:t>Desktop</w:t>
       </w:r>
       <w:r>
         <w:rPr>
           <w:noProof/>
-          <w:sz w:val="20"/>
-          <w:szCs w:val="20"/>
+          <w:sz w:val="28"/>
+          <w:szCs w:val="28"/>
         </w:rPr>
         <w:t xml:space="preserve"> </w:t>
       </w:r>
       <w:r>
         <w:rPr>
           <w:noProof/>
-          <w:sz w:val="20"/>
-          <w:szCs w:val="20"/>
+          <w:sz w:val="28"/>
+          <w:szCs w:val="28"/>
           <w:lang w:val="en-US"/>
         </w:rPr>
-        <w:t>Redis</w:t>
+        <w:t>Manager</w:t>
       </w:r>
       <w:r>
         <w:rPr>
           <w:noProof/>
-          <w:sz w:val="20"/>
-          <w:szCs w:val="20"/>
-        </w:rPr>
-        <w:t xml:space="preserve"> </w:t>
+          <w:sz w:val="28"/>
+          <w:szCs w:val="28"/>
+        </w:rPr>
+        <w:t xml:space="preserve"> для проверки что данные появляются</w:t>
+      </w:r>
+      <w:r>
+        <w:rPr>
+          <w:rStyle w:val="aa"/>
+          <w:i w:val="0"/>
+          <w:iCs w:val="0"/>
+          <w:color w:val="0F1115"/>
+          <w:sz w:val="28"/>
+          <w:szCs w:val="28"/>
+          <w:shd w:val="clear" w:color="auto" w:fill="FFFFFF"/>
+        </w:rPr>
+        <w:t xml:space="preserve">(Рис. </w:t>
+      </w:r>
+      <w:r>
+        <w:rPr>
+          <w:rStyle w:val="aa"/>
+          <w:i w:val="0"/>
+          <w:iCs w:val="0"/>
+          <w:color w:val="0F1115"/>
+          <w:sz w:val="28"/>
+          <w:szCs w:val="28"/>
+          <w:shd w:val="clear" w:color="auto" w:fill="FFFFFF"/>
+        </w:rPr>
+        <w:t>40</w:t>
+      </w:r>
+      <w:r>
+        <w:rPr>
+          <w:rStyle w:val="aa"/>
+          <w:i w:val="0"/>
+          <w:iCs w:val="0"/>
+          <w:color w:val="0F1115"/>
+          <w:sz w:val="28"/>
+          <w:szCs w:val="28"/>
+          <w:shd w:val="clear" w:color="auto" w:fill="FFFFFF"/>
+        </w:rPr>
+        <w:t>)</w:t>
       </w:r>
       <w:r>
         <w:rPr>
           <w:noProof/>
-          <w:sz w:val="20"/>
-          <w:szCs w:val="20"/>
-          <w:lang w:val="en-US"/>
-        </w:rPr>
-        <w:t>Desktop</w:t>
+          <w:sz w:val="28"/>
+          <w:szCs w:val="28"/>
+        </w:rPr>
+        <w:t>.</w:t>
       </w:r>
       <w:r>
         <w:rPr>
@@ -8259,45 +9762,10 @@
           <w:sz w:val="20"/>
           <w:szCs w:val="20"/>
         </w:rPr>
-        <w:t xml:space="preserve"> </w:t>
-      </w:r>
-      <w:r>
-        <w:rPr>
-          <w:noProof/>
-          <w:sz w:val="20"/>
-          <w:szCs w:val="20"/>
-          <w:lang w:val="en-US"/>
-        </w:rPr>
-        <w:t>Manager</w:t>
-      </w:r>
-      <w:r>
-        <w:rPr>
-          <w:noProof/>
-          <w:sz w:val="20"/>
-          <w:szCs w:val="20"/>
-        </w:rPr>
-        <w:t xml:space="preserve"> для проверки что данные появляются</w:t>
-      </w:r>
-    </w:p>
-    <w:p>
-      <w:pPr>
-        <w:jc w:val="center"/>
-        <w:rPr>
-          <w:sz w:val="20"/>
-          <w:szCs w:val="20"/>
-          <w:lang w:val="en-US"/>
-        </w:rPr>
-      </w:pPr>
-      <w:r>
-        <w:rPr>
-          <w:noProof/>
-          <w:sz w:val="20"/>
-          <w:szCs w:val="20"/>
-        </w:rPr>
         <w:drawing>
-          <wp:inline distT="0" distB="0" distL="0" distR="0" wp14:anchorId="69627389" wp14:editId="7C1669ED">
-            <wp:extent cx="5943600" cy="4219575"/>
-            <wp:effectExtent l="0" t="0" r="0" b="0"/>
+          <wp:inline distT="0" distB="0" distL="0" distR="0" wp14:anchorId="69627389" wp14:editId="4C47FD76">
+            <wp:extent cx="4876800" cy="3462215"/>
+            <wp:effectExtent l="0" t="0" r="0" b="5080"/>
             <wp:docPr id="46" name="Рисунок 46"/>
             <wp:cNvGraphicFramePr>
               <a:graphicFrameLocks xmlns:a="http://schemas.openxmlformats.org/drawingml/2006/main" noChangeAspect="1"/>
@@ -8327,7 +9795,7 @@
                   <pic:spPr bwMode="auto">
                     <a:xfrm>
                       <a:off x="0" y="0"/>
-                      <a:ext cx="5943600" cy="4219575"/>
+                      <a:ext cx="4881447" cy="3465514"/>
                     </a:xfrm>
                     <a:prstGeom prst="rect">
                       <a:avLst/>
@@ -8530,7 +9998,6 @@
         <w:rPr>
           <w:sz w:val="20"/>
           <w:szCs w:val="20"/>
-          <w:lang w:val="en-US"/>
         </w:rPr>
         <w:t>41</w:t>
       </w:r>
@@ -8552,15 +10019,16 @@
     </w:p>
     <w:p>
       <w:pPr>
-        <w:rPr>
-          <w:sz w:val="28"/>
-          <w:szCs w:val="28"/>
-        </w:rPr>
-      </w:pPr>
-    </w:p>
-    <w:p>
-      <w:pPr>
-        <w:jc w:val="center"/>
+        <w:jc w:val="center"/>
+        <w:rPr>
+          <w:noProof/>
+          <w:sz w:val="20"/>
+          <w:szCs w:val="20"/>
+        </w:rPr>
+      </w:pPr>
+    </w:p>
+    <w:p>
+      <w:pPr>
         <w:rPr>
           <w:sz w:val="28"/>
           <w:szCs w:val="28"/>
@@ -8573,6 +10041,49 @@
         </w:rPr>
         <w:t>Главное окно на сайте авторизации</w:t>
       </w:r>
+      <w:r>
+        <w:rPr>
+          <w:rStyle w:val="aa"/>
+          <w:i w:val="0"/>
+          <w:iCs w:val="0"/>
+          <w:color w:val="0F1115"/>
+          <w:sz w:val="28"/>
+          <w:szCs w:val="28"/>
+          <w:shd w:val="clear" w:color="auto" w:fill="FFFFFF"/>
+        </w:rPr>
+        <w:t xml:space="preserve">(Рис. </w:t>
+      </w:r>
+      <w:r>
+        <w:rPr>
+          <w:rStyle w:val="aa"/>
+          <w:i w:val="0"/>
+          <w:iCs w:val="0"/>
+          <w:color w:val="0F1115"/>
+          <w:sz w:val="28"/>
+          <w:szCs w:val="28"/>
+          <w:shd w:val="clear" w:color="auto" w:fill="FFFFFF"/>
+        </w:rPr>
+        <w:t>42</w:t>
+      </w:r>
+      <w:r>
+        <w:rPr>
+          <w:rStyle w:val="aa"/>
+          <w:i w:val="0"/>
+          <w:iCs w:val="0"/>
+          <w:color w:val="0F1115"/>
+          <w:sz w:val="28"/>
+          <w:szCs w:val="28"/>
+          <w:shd w:val="clear" w:color="auto" w:fill="FFFFFF"/>
+        </w:rPr>
+        <w:t>)</w:t>
+      </w:r>
+      <w:r>
+        <w:rPr>
+          <w:sz w:val="28"/>
+          <w:szCs w:val="28"/>
+        </w:rPr>
+        <w:t>.</w:t>
+      </w:r>
     </w:p>
     <w:p>
       <w:pPr>
@@ -8588,7 +10099,6 @@
           <w:sz w:val="20"/>
           <w:szCs w:val="20"/>
         </w:rPr>
-        <w:lastRenderedPageBreak/>
         <w:drawing>
           <wp:inline distT="0" distB="0" distL="0" distR="0" wp14:anchorId="03F4CB50" wp14:editId="6128736F">
             <wp:extent cx="2819400" cy="3117674"/>
@@ -8650,74 +10160,118 @@
         <w:rPr>
           <w:sz w:val="20"/>
           <w:szCs w:val="20"/>
+        </w:rPr>
+        <w:t>42</w:t>
+      </w:r>
+      <w:r>
+        <w:rPr>
+          <w:sz w:val="20"/>
+          <w:szCs w:val="20"/>
+        </w:rPr>
+        <w:t xml:space="preserve"> - Окно авторизации</w:t>
+      </w:r>
+    </w:p>
+    <w:p>
+      <w:pPr>
+        <w:jc w:val="center"/>
+        <w:rPr>
+          <w:sz w:val="20"/>
+          <w:szCs w:val="20"/>
+        </w:rPr>
+      </w:pPr>
+    </w:p>
+    <w:p>
+      <w:pPr>
+        <w:rPr>
+          <w:sz w:val="28"/>
+          <w:szCs w:val="28"/>
+        </w:rPr>
+      </w:pPr>
+      <w:r>
+        <w:rPr>
+          <w:noProof/>
+          <w:sz w:val="28"/>
+          <w:szCs w:val="28"/>
+        </w:rPr>
+        <w:t xml:space="preserve">На данном сайте можно просмотреть </w:t>
+      </w:r>
+      <w:r>
+        <w:rPr>
+          <w:noProof/>
+          <w:sz w:val="28"/>
+          <w:szCs w:val="28"/>
           <w:lang w:val="en-US"/>
         </w:rPr>
-        <w:t>42</w:t>
-      </w:r>
-      <w:r>
-        <w:rPr>
-          <w:sz w:val="20"/>
-          <w:szCs w:val="20"/>
-        </w:rPr>
-        <w:t xml:space="preserve"> - Окно авторизации</w:t>
-      </w:r>
-    </w:p>
-    <w:p>
-      <w:pPr>
-        <w:jc w:val="center"/>
-        <w:rPr>
-          <w:sz w:val="28"/>
-          <w:szCs w:val="28"/>
-        </w:rPr>
-      </w:pPr>
+        <w:t>API</w:t>
+      </w:r>
+      <w:r>
+        <w:rPr>
+          <w:rStyle w:val="aa"/>
+          <w:i w:val="0"/>
+          <w:iCs w:val="0"/>
+          <w:color w:val="0F1115"/>
+          <w:sz w:val="28"/>
+          <w:szCs w:val="28"/>
+          <w:shd w:val="clear" w:color="auto" w:fill="FFFFFF"/>
+        </w:rPr>
+        <w:t xml:space="preserve">(Рис. </w:t>
+      </w:r>
+      <w:r>
+        <w:rPr>
+          <w:rStyle w:val="aa"/>
+          <w:i w:val="0"/>
+          <w:iCs w:val="0"/>
+          <w:color w:val="0F1115"/>
+          <w:sz w:val="28"/>
+          <w:szCs w:val="28"/>
+          <w:shd w:val="clear" w:color="auto" w:fill="FFFFFF"/>
+        </w:rPr>
+        <w:t>43</w:t>
+      </w:r>
+      <w:r>
+        <w:rPr>
+          <w:rStyle w:val="aa"/>
+          <w:i w:val="0"/>
+          <w:iCs w:val="0"/>
+          <w:color w:val="0F1115"/>
+          <w:sz w:val="28"/>
+          <w:szCs w:val="28"/>
+          <w:shd w:val="clear" w:color="auto" w:fill="FFFFFF"/>
+        </w:rPr>
+        <w:t>)</w:t>
+      </w:r>
       <w:r>
         <w:rPr>
           <w:noProof/>
           <w:sz w:val="28"/>
           <w:szCs w:val="28"/>
         </w:rPr>
-        <w:t xml:space="preserve">На данном сайте можно просмотреть </w:t>
+        <w:t>.</w:t>
       </w:r>
       <w:r>
         <w:rPr>
           <w:noProof/>
           <w:sz w:val="28"/>
           <w:szCs w:val="28"/>
-          <w:lang w:val="en-US"/>
-        </w:rPr>
-        <w:t>API</w:t>
-      </w:r>
+        </w:rPr>
+        <w:t xml:space="preserve"> </w:t>
+      </w:r>
+    </w:p>
+    <w:p>
+      <w:pPr>
+        <w:jc w:val="center"/>
+        <w:rPr>
+          <w:sz w:val="28"/>
+          <w:szCs w:val="28"/>
+        </w:rPr>
+      </w:pPr>
       <w:r>
         <w:rPr>
           <w:noProof/>
           <w:sz w:val="28"/>
           <w:szCs w:val="28"/>
         </w:rPr>
-        <w:t xml:space="preserve">  </w:t>
-      </w:r>
-      <w:r>
-        <w:rPr>
-          <w:noProof/>
-          <w:sz w:val="28"/>
-          <w:szCs w:val="28"/>
-        </w:rPr>
-        <w:t xml:space="preserve"> </w:t>
-      </w:r>
-    </w:p>
-    <w:p>
-      <w:pPr>
-        <w:jc w:val="center"/>
-        <w:rPr>
-          <w:sz w:val="28"/>
-          <w:szCs w:val="28"/>
-        </w:rPr>
-      </w:pPr>
-      <w:r>
-        <w:rPr>
-          <w:noProof/>
-          <w:sz w:val="28"/>
-          <w:szCs w:val="28"/>
-        </w:rPr>
+        <w:lastRenderedPageBreak/>
         <w:drawing>
           <wp:inline distT="0" distB="0" distL="0" distR="0" wp14:anchorId="19E6E6EC" wp14:editId="472348E1">
             <wp:extent cx="5934075" cy="2838450"/>
@@ -8806,14 +10360,6 @@
     </w:p>
     <w:p>
       <w:pPr>
-        <w:rPr>
-          <w:sz w:val="28"/>
-          <w:szCs w:val="28"/>
-        </w:rPr>
-      </w:pPr>
-    </w:p>
-    <w:p>
-      <w:pPr>
         <w:jc w:val="center"/>
         <w:rPr>
           <w:sz w:val="20"/>
@@ -8826,7 +10372,6 @@
           <w:sz w:val="28"/>
           <w:szCs w:val="28"/>
         </w:rPr>
-        <w:lastRenderedPageBreak/>
         <w:t xml:space="preserve"> </w:t>
       </w:r>
       <w:r>
@@ -8926,18 +10471,69 @@
     </w:p>
     <w:p>
       <w:pPr>
-        <w:jc w:val="center"/>
-        <w:rPr>
-          <w:sz w:val="28"/>
-          <w:szCs w:val="28"/>
-        </w:rPr>
-      </w:pPr>
-      <w:r>
-        <w:rPr>
-          <w:sz w:val="20"/>
-          <w:szCs w:val="20"/>
-        </w:rPr>
+        <w:rPr>
+          <w:sz w:val="28"/>
+          <w:szCs w:val="28"/>
+        </w:rPr>
+      </w:pPr>
+    </w:p>
+    <w:p>
+      <w:pPr>
+        <w:rPr>
+          <w:sz w:val="28"/>
+          <w:szCs w:val="28"/>
+        </w:rPr>
+      </w:pPr>
+      <w:r>
+        <w:rPr>
+          <w:sz w:val="28"/>
+          <w:szCs w:val="28"/>
+        </w:rPr>
+        <w:lastRenderedPageBreak/>
         <w:t>Установка нейросети для озвучивания текста</w:t>
+      </w:r>
+      <w:r>
+        <w:rPr>
+          <w:rStyle w:val="aa"/>
+          <w:i w:val="0"/>
+          <w:iCs w:val="0"/>
+          <w:color w:val="0F1115"/>
+          <w:sz w:val="28"/>
+          <w:szCs w:val="28"/>
+          <w:shd w:val="clear" w:color="auto" w:fill="FFFFFF"/>
+        </w:rPr>
+        <w:t xml:space="preserve">(Рис. </w:t>
+      </w:r>
+      <w:r>
+        <w:rPr>
+          <w:rStyle w:val="aa"/>
+          <w:i w:val="0"/>
+          <w:iCs w:val="0"/>
+          <w:color w:val="0F1115"/>
+          <w:sz w:val="28"/>
+          <w:szCs w:val="28"/>
+          <w:shd w:val="clear" w:color="auto" w:fill="FFFFFF"/>
+        </w:rPr>
+        <w:t>45</w:t>
+      </w:r>
+      <w:r>
+        <w:rPr>
+          <w:rStyle w:val="aa"/>
+          <w:i w:val="0"/>
+          <w:iCs w:val="0"/>
+          <w:color w:val="0F1115"/>
+          <w:sz w:val="28"/>
+          <w:szCs w:val="28"/>
+          <w:shd w:val="clear" w:color="auto" w:fill="FFFFFF"/>
+        </w:rPr>
+        <w:t>)</w:t>
+      </w:r>
+      <w:r>
+        <w:rPr>
+          <w:sz w:val="28"/>
+          <w:szCs w:val="28"/>
+        </w:rPr>
+        <w:t>.</w:t>
       </w:r>
       <w:r>
         <w:rPr>
@@ -9044,46 +10640,74 @@
           <w:szCs w:val="20"/>
         </w:rPr>
       </w:pPr>
-      <w:r>
-        <w:rPr>
-          <w:noProof/>
-          <w:sz w:val="20"/>
-          <w:szCs w:val="20"/>
-        </w:rPr>
-        <w:br w:type="page"/>
-      </w:r>
-    </w:p>
-    <w:p>
-      <w:pPr>
-        <w:jc w:val="center"/>
-        <w:rPr>
-          <w:sz w:val="20"/>
-          <w:szCs w:val="20"/>
-        </w:rPr>
-      </w:pPr>
-      <w:r>
-        <w:rPr>
-          <w:rStyle w:val="aa"/>
-          <w:i w:val="0"/>
-          <w:iCs w:val="0"/>
-          <w:color w:val="0F1115"/>
-          <w:shd w:val="clear" w:color="auto" w:fill="FFFFFF"/>
-        </w:rPr>
-        <w:lastRenderedPageBreak/>
-        <w:t xml:space="preserve">Веб-сервер </w:t>
-      </w:r>
-      <w:proofErr w:type="spellStart"/>
-      <w:r>
-        <w:rPr>
-          <w:rStyle w:val="aa"/>
-          <w:i w:val="0"/>
-          <w:iCs w:val="0"/>
-          <w:color w:val="0F1115"/>
-          <w:shd w:val="clear" w:color="auto" w:fill="FFFFFF"/>
-        </w:rPr>
-        <w:t>Nginx</w:t>
-      </w:r>
-      <w:proofErr w:type="spellEnd"/>
+    </w:p>
+    <w:p>
+      <w:pPr>
+        <w:rPr>
+          <w:sz w:val="28"/>
+          <w:szCs w:val="28"/>
+        </w:rPr>
+      </w:pPr>
+      <w:r>
+        <w:rPr>
+          <w:rStyle w:val="aa"/>
+          <w:i w:val="0"/>
+          <w:iCs w:val="0"/>
+          <w:color w:val="0F1115"/>
+          <w:sz w:val="28"/>
+          <w:szCs w:val="28"/>
+          <w:shd w:val="clear" w:color="auto" w:fill="FFFFFF"/>
+        </w:rPr>
+        <w:t>Веб-сервер Nginx</w:t>
+      </w:r>
+      <w:r>
+        <w:rPr>
+          <w:rStyle w:val="aa"/>
+          <w:i w:val="0"/>
+          <w:iCs w:val="0"/>
+          <w:color w:val="0F1115"/>
+          <w:sz w:val="28"/>
+          <w:szCs w:val="28"/>
+          <w:shd w:val="clear" w:color="auto" w:fill="FFFFFF"/>
+        </w:rPr>
+        <w:t xml:space="preserve">(Рис. </w:t>
+      </w:r>
+      <w:r>
+        <w:rPr>
+          <w:rStyle w:val="aa"/>
+          <w:i w:val="0"/>
+          <w:iCs w:val="0"/>
+          <w:color w:val="0F1115"/>
+          <w:sz w:val="28"/>
+          <w:szCs w:val="28"/>
+          <w:shd w:val="clear" w:color="auto" w:fill="FFFFFF"/>
+        </w:rPr>
+        <w:t>46</w:t>
+      </w:r>
+      <w:r>
+        <w:rPr>
+          <w:rStyle w:val="aa"/>
+          <w:i w:val="0"/>
+          <w:iCs w:val="0"/>
+          <w:color w:val="0F1115"/>
+          <w:sz w:val="28"/>
+          <w:szCs w:val="28"/>
+          <w:shd w:val="clear" w:color="auto" w:fill="FFFFFF"/>
+        </w:rPr>
+        <w:t>)</w:t>
+      </w:r>
+      <w:r>
+        <w:rPr>
+          <w:rStyle w:val="aa"/>
+          <w:i w:val="0"/>
+          <w:iCs w:val="0"/>
+          <w:color w:val="0F1115"/>
+          <w:sz w:val="28"/>
+          <w:szCs w:val="28"/>
+          <w:shd w:val="clear" w:color="auto" w:fill="FFFFFF"/>
+        </w:rPr>
+        <w:t>.</w:t>
+      </w:r>
     </w:p>
     <w:p>
       <w:pPr>
@@ -9156,80 +10780,139 @@
           <w:noProof/>
           <w:sz w:val="20"/>
           <w:szCs w:val="20"/>
+        </w:rPr>
+      </w:pPr>
+      <w:r>
+        <w:rPr>
+          <w:sz w:val="20"/>
+          <w:szCs w:val="20"/>
+        </w:rPr>
+        <w:t xml:space="preserve">Рисунок </w:t>
+      </w:r>
+      <w:r>
+        <w:rPr>
+          <w:sz w:val="20"/>
+          <w:szCs w:val="20"/>
+        </w:rPr>
+        <w:t>46</w:t>
+      </w:r>
+      <w:r>
+        <w:rPr>
+          <w:sz w:val="20"/>
+          <w:szCs w:val="20"/>
+        </w:rPr>
+        <w:t xml:space="preserve"> - </w:t>
+      </w:r>
+      <w:r>
+        <w:rPr>
+          <w:noProof/>
+          <w:sz w:val="20"/>
+          <w:szCs w:val="20"/>
+        </w:rPr>
+        <w:t xml:space="preserve">Установка </w:t>
+      </w:r>
+      <w:r>
+        <w:rPr>
+          <w:noProof/>
+          <w:sz w:val="20"/>
+          <w:szCs w:val="20"/>
           <w:lang w:val="en-US"/>
         </w:rPr>
-      </w:pPr>
-      <w:r>
-        <w:rPr>
-          <w:sz w:val="20"/>
-          <w:szCs w:val="20"/>
-        </w:rPr>
-        <w:t xml:space="preserve">Рисунок </w:t>
-      </w:r>
-      <w:r>
-        <w:rPr>
-          <w:sz w:val="20"/>
-          <w:szCs w:val="20"/>
-          <w:lang w:val="en-US"/>
-        </w:rPr>
-        <w:t>46</w:t>
-      </w:r>
-      <w:r>
-        <w:rPr>
-          <w:sz w:val="20"/>
-          <w:szCs w:val="20"/>
-        </w:rPr>
-        <w:t xml:space="preserve"> - </w:t>
-      </w:r>
-      <w:r>
+        <w:t>Nginx</w:t>
+      </w:r>
+    </w:p>
+    <w:p>
+      <w:pPr>
+        <w:jc w:val="center"/>
         <w:rPr>
           <w:noProof/>
           <w:sz w:val="20"/>
           <w:szCs w:val="20"/>
         </w:rPr>
-        <w:t xml:space="preserve">Установка </w:t>
-      </w:r>
-      <w:r>
+      </w:pPr>
+    </w:p>
+    <w:p>
+      <w:pPr>
+        <w:rPr>
+          <w:rStyle w:val="aa"/>
+          <w:i w:val="0"/>
+          <w:iCs w:val="0"/>
+          <w:color w:val="0F1115"/>
+          <w:sz w:val="28"/>
+          <w:szCs w:val="28"/>
+          <w:shd w:val="clear" w:color="auto" w:fill="FFFFFF"/>
+        </w:rPr>
+      </w:pPr>
+      <w:r>
+        <w:rPr>
+          <w:rStyle w:val="aa"/>
+          <w:i w:val="0"/>
+          <w:iCs w:val="0"/>
+          <w:color w:val="0F1115"/>
+          <w:sz w:val="28"/>
+          <w:szCs w:val="28"/>
+          <w:shd w:val="clear" w:color="auto" w:fill="FFFFFF"/>
+        </w:rPr>
+        <w:t>сервер БД MySQL и интерпретатор PHP установлены для хостинга динамического сайта</w:t>
+      </w:r>
+      <w:r>
+        <w:rPr>
+          <w:rStyle w:val="aa"/>
+          <w:i w:val="0"/>
+          <w:iCs w:val="0"/>
+          <w:color w:val="0F1115"/>
+          <w:sz w:val="28"/>
+          <w:szCs w:val="28"/>
+          <w:shd w:val="clear" w:color="auto" w:fill="FFFFFF"/>
+        </w:rPr>
+        <w:t xml:space="preserve">(Рис. </w:t>
+      </w:r>
+      <w:r>
+        <w:rPr>
+          <w:rStyle w:val="aa"/>
+          <w:i w:val="0"/>
+          <w:iCs w:val="0"/>
+          <w:color w:val="0F1115"/>
+          <w:sz w:val="28"/>
+          <w:szCs w:val="28"/>
+          <w:shd w:val="clear" w:color="auto" w:fill="FFFFFF"/>
+        </w:rPr>
+        <w:t>47</w:t>
+      </w:r>
+      <w:r>
+        <w:rPr>
+          <w:rStyle w:val="aa"/>
+          <w:i w:val="0"/>
+          <w:iCs w:val="0"/>
+          <w:color w:val="0F1115"/>
+          <w:sz w:val="28"/>
+          <w:szCs w:val="28"/>
+          <w:shd w:val="clear" w:color="auto" w:fill="FFFFFF"/>
+        </w:rPr>
+        <w:t>)</w:t>
+      </w:r>
+      <w:r>
+        <w:rPr>
+          <w:rStyle w:val="aa"/>
+          <w:i w:val="0"/>
+          <w:iCs w:val="0"/>
+          <w:color w:val="0F1115"/>
+          <w:sz w:val="28"/>
+          <w:szCs w:val="28"/>
+          <w:shd w:val="clear" w:color="auto" w:fill="FFFFFF"/>
+        </w:rPr>
+        <w:t>.</w:t>
+      </w:r>
+    </w:p>
+    <w:p>
+      <w:pPr>
+        <w:jc w:val="center"/>
         <w:rPr>
           <w:noProof/>
           <w:sz w:val="20"/>
           <w:szCs w:val="20"/>
-          <w:lang w:val="en-US"/>
-        </w:rPr>
-        <w:t>Nginx</w:t>
-      </w:r>
-    </w:p>
-    <w:p>
-      <w:pPr>
-        <w:jc w:val="center"/>
-        <w:rPr>
-          <w:noProof/>
-          <w:sz w:val="20"/>
-          <w:szCs w:val="20"/>
-          <w:lang w:val="en-US"/>
-        </w:rPr>
-      </w:pPr>
-    </w:p>
-    <w:p>
-      <w:pPr>
-        <w:jc w:val="center"/>
-        <w:rPr>
-          <w:noProof/>
-          <w:sz w:val="20"/>
-          <w:szCs w:val="20"/>
-          <w:lang w:val="en-US"/>
-        </w:rPr>
-      </w:pPr>
-      <w:r>
-        <w:rPr>
-          <w:rStyle w:val="aa"/>
-          <w:i w:val="0"/>
-          <w:iCs w:val="0"/>
-          <w:color w:val="0F1115"/>
-          <w:shd w:val="clear" w:color="auto" w:fill="FFFFFF"/>
-        </w:rPr>
-        <w:t>сервер БД MySQL и интерпретатор PHP установлены для хостинга динамического сайта.</w:t>
-      </w:r>
+        </w:rPr>
+      </w:pPr>
       <w:r>
         <w:rPr>
           <w:noProof/>
@@ -9297,107 +10980,110 @@
         <w:rPr>
           <w:sz w:val="20"/>
           <w:szCs w:val="20"/>
+        </w:rPr>
+        <w:t xml:space="preserve">47 </w:t>
+      </w:r>
+      <w:r>
+        <w:rPr>
+          <w:sz w:val="20"/>
+          <w:szCs w:val="20"/>
+        </w:rPr>
+        <w:t xml:space="preserve">- </w:t>
+      </w:r>
+      <w:r>
+        <w:rPr>
+          <w:noProof/>
+          <w:sz w:val="20"/>
+          <w:szCs w:val="20"/>
+        </w:rPr>
+        <w:t xml:space="preserve">Установка </w:t>
+      </w:r>
+      <w:r>
+        <w:rPr>
+          <w:noProof/>
+          <w:sz w:val="20"/>
+          <w:szCs w:val="20"/>
           <w:lang w:val="en-US"/>
         </w:rPr>
-        <w:t xml:space="preserve">47 </w:t>
-      </w:r>
-      <w:r>
-        <w:rPr>
-          <w:sz w:val="20"/>
-          <w:szCs w:val="20"/>
-        </w:rPr>
-        <w:t xml:space="preserve">- </w:t>
-      </w:r>
-      <w:r>
+        <w:t>mysql</w:t>
+      </w:r>
+    </w:p>
+    <w:p>
+      <w:pPr>
         <w:rPr>
           <w:noProof/>
-          <w:sz w:val="20"/>
-          <w:szCs w:val="20"/>
-        </w:rPr>
-        <w:t xml:space="preserve">Установка </w:t>
-      </w:r>
-      <w:r>
-        <w:rPr>
-          <w:noProof/>
-          <w:sz w:val="20"/>
-          <w:szCs w:val="20"/>
-          <w:lang w:val="en-US"/>
-        </w:rPr>
-        <w:t>mysql</w:t>
-      </w:r>
-    </w:p>
-    <w:p>
-      <w:pPr>
-        <w:jc w:val="center"/>
-        <w:rPr>
-          <w:noProof/>
-          <w:sz w:val="20"/>
-          <w:szCs w:val="20"/>
-          <w:lang w:val="en-US"/>
-        </w:rPr>
-      </w:pPr>
-    </w:p>
-    <w:p>
-      <w:pPr>
-        <w:jc w:val="center"/>
-        <w:rPr>
-          <w:sz w:val="20"/>
-          <w:szCs w:val="20"/>
-        </w:rPr>
-      </w:pPr>
-      <w:r>
-        <w:rPr>
-          <w:rStyle w:val="aa"/>
-          <w:i w:val="0"/>
-          <w:iCs w:val="0"/>
-          <w:color w:val="0F1115"/>
-          <w:shd w:val="clear" w:color="auto" w:fill="FFFFFF"/>
-        </w:rPr>
-        <w:t xml:space="preserve">Скачана и распакована CMS </w:t>
-      </w:r>
-      <w:proofErr w:type="spellStart"/>
-      <w:r>
-        <w:rPr>
-          <w:rStyle w:val="aa"/>
-          <w:i w:val="0"/>
-          <w:iCs w:val="0"/>
-          <w:color w:val="0F1115"/>
-          <w:shd w:val="clear" w:color="auto" w:fill="FFFFFF"/>
-        </w:rPr>
-        <w:t>WordPress</w:t>
-      </w:r>
-      <w:proofErr w:type="spellEnd"/>
-      <w:r>
-        <w:rPr>
-          <w:rStyle w:val="aa"/>
-          <w:i w:val="0"/>
-          <w:iCs w:val="0"/>
-          <w:color w:val="0F1115"/>
-          <w:shd w:val="clear" w:color="auto" w:fill="FFFFFF"/>
-        </w:rPr>
-        <w:t xml:space="preserve">, настроен файл </w:t>
-      </w:r>
-      <w:proofErr w:type="spellStart"/>
-      <w:r>
-        <w:rPr>
-          <w:rStyle w:val="aa"/>
-          <w:i w:val="0"/>
-          <w:iCs w:val="0"/>
-          <w:color w:val="0F1115"/>
-          <w:shd w:val="clear" w:color="auto" w:fill="FFFFFF"/>
-        </w:rPr>
-        <w:t>wp-config.php</w:t>
-      </w:r>
-      <w:proofErr w:type="spellEnd"/>
-      <w:r>
-        <w:rPr>
-          <w:rStyle w:val="aa"/>
-          <w:i w:val="0"/>
-          <w:iCs w:val="0"/>
-          <w:color w:val="0F1115"/>
-          <w:shd w:val="clear" w:color="auto" w:fill="FFFFFF"/>
-        </w:rPr>
-        <w:t xml:space="preserve"> для соединения с БД.</w:t>
+          <w:sz w:val="28"/>
+          <w:szCs w:val="28"/>
+        </w:rPr>
+      </w:pPr>
+    </w:p>
+    <w:p>
+      <w:pPr>
+        <w:rPr>
+          <w:sz w:val="28"/>
+          <w:szCs w:val="28"/>
+        </w:rPr>
+      </w:pPr>
+      <w:r>
+        <w:rPr>
+          <w:rStyle w:val="aa"/>
+          <w:i w:val="0"/>
+          <w:iCs w:val="0"/>
+          <w:color w:val="0F1115"/>
+          <w:sz w:val="28"/>
+          <w:szCs w:val="28"/>
+          <w:shd w:val="clear" w:color="auto" w:fill="FFFFFF"/>
+        </w:rPr>
+        <w:lastRenderedPageBreak/>
+        <w:t>Скачана и распакована CMS WordPress, настроен файл wp-config.php для соединения с БД</w:t>
+      </w:r>
+      <w:r>
+        <w:rPr>
+          <w:rStyle w:val="aa"/>
+          <w:i w:val="0"/>
+          <w:iCs w:val="0"/>
+          <w:color w:val="0F1115"/>
+          <w:sz w:val="28"/>
+          <w:szCs w:val="28"/>
+          <w:shd w:val="clear" w:color="auto" w:fill="FFFFFF"/>
+        </w:rPr>
+        <w:t xml:space="preserve">(Рис. </w:t>
+      </w:r>
+      <w:r>
+        <w:rPr>
+          <w:rStyle w:val="aa"/>
+          <w:i w:val="0"/>
+          <w:iCs w:val="0"/>
+          <w:color w:val="0F1115"/>
+          <w:sz w:val="28"/>
+          <w:szCs w:val="28"/>
+          <w:shd w:val="clear" w:color="auto" w:fill="FFFFFF"/>
+        </w:rPr>
+        <w:t>48</w:t>
+      </w:r>
+      <w:r>
+        <w:rPr>
+          <w:rStyle w:val="aa"/>
+          <w:i w:val="0"/>
+          <w:iCs w:val="0"/>
+          <w:color w:val="0F1115"/>
+          <w:sz w:val="28"/>
+          <w:szCs w:val="28"/>
+          <w:shd w:val="clear" w:color="auto" w:fill="FFFFFF"/>
+        </w:rPr>
+        <w:t>)</w:t>
+      </w:r>
+      <w:r>
+        <w:rPr>
+          <w:rStyle w:val="aa"/>
+          <w:i w:val="0"/>
+          <w:iCs w:val="0"/>
+          <w:color w:val="0F1115"/>
+          <w:sz w:val="28"/>
+          <w:szCs w:val="28"/>
+          <w:shd w:val="clear" w:color="auto" w:fill="FFFFFF"/>
+        </w:rPr>
+        <w:t>.</w:t>
       </w:r>
     </w:p>
     <w:p>
@@ -9511,7 +11197,6 @@
     </w:p>
     <w:p>
       <w:pPr>
-        <w:jc w:val="center"/>
         <w:rPr>
           <w:noProof/>
           <w:sz w:val="20"/>
@@ -9522,173 +11207,71 @@
     </w:p>
     <w:p>
       <w:pPr>
-        <w:jc w:val="center"/>
+        <w:rPr>
+          <w:sz w:val="28"/>
+          <w:szCs w:val="28"/>
+        </w:rPr>
+      </w:pPr>
+      <w:r>
         <w:rPr>
           <w:noProof/>
-          <w:sz w:val="20"/>
-          <w:szCs w:val="20"/>
+          <w:sz w:val="28"/>
+          <w:szCs w:val="28"/>
+        </w:rPr>
+        <w:t xml:space="preserve">БД созданная в </w:t>
+      </w:r>
+      <w:r>
+        <w:rPr>
+          <w:noProof/>
+          <w:sz w:val="28"/>
+          <w:szCs w:val="28"/>
           <w:lang w:val="en-US"/>
         </w:rPr>
-      </w:pPr>
-    </w:p>
-    <w:p>
-      <w:pPr>
-        <w:jc w:val="center"/>
+        <w:t>MySQL</w:t>
+      </w:r>
+      <w:r>
+        <w:rPr>
+          <w:rStyle w:val="aa"/>
+          <w:i w:val="0"/>
+          <w:iCs w:val="0"/>
+          <w:color w:val="0F1115"/>
+          <w:sz w:val="28"/>
+          <w:szCs w:val="28"/>
+          <w:shd w:val="clear" w:color="auto" w:fill="FFFFFF"/>
+        </w:rPr>
+        <w:t xml:space="preserve">(Рис. </w:t>
+      </w:r>
+      <w:r>
+        <w:rPr>
+          <w:rStyle w:val="aa"/>
+          <w:i w:val="0"/>
+          <w:iCs w:val="0"/>
+          <w:color w:val="0F1115"/>
+          <w:sz w:val="28"/>
+          <w:szCs w:val="28"/>
+          <w:shd w:val="clear" w:color="auto" w:fill="FFFFFF"/>
+        </w:rPr>
+        <w:t>49</w:t>
+      </w:r>
+      <w:r>
+        <w:rPr>
+          <w:rStyle w:val="aa"/>
+          <w:i w:val="0"/>
+          <w:iCs w:val="0"/>
+          <w:color w:val="0F1115"/>
+          <w:sz w:val="28"/>
+          <w:szCs w:val="28"/>
+          <w:shd w:val="clear" w:color="auto" w:fill="FFFFFF"/>
+        </w:rPr>
+        <w:t>)</w:t>
+      </w:r>
+      <w:r>
         <w:rPr>
           <w:noProof/>
-          <w:sz w:val="20"/>
-          <w:szCs w:val="20"/>
-          <w:lang w:val="en-US"/>
-        </w:rPr>
-      </w:pPr>
-    </w:p>
-    <w:p>
-      <w:pPr>
-        <w:jc w:val="center"/>
-        <w:rPr>
-          <w:noProof/>
-          <w:sz w:val="20"/>
-          <w:szCs w:val="20"/>
-          <w:lang w:val="en-US"/>
-        </w:rPr>
-      </w:pPr>
-    </w:p>
-    <w:p>
-      <w:pPr>
-        <w:jc w:val="center"/>
-        <w:rPr>
-          <w:noProof/>
-          <w:sz w:val="20"/>
-          <w:szCs w:val="20"/>
-          <w:lang w:val="en-US"/>
-        </w:rPr>
-      </w:pPr>
-    </w:p>
-    <w:p>
-      <w:pPr>
-        <w:jc w:val="center"/>
-        <w:rPr>
-          <w:noProof/>
-          <w:sz w:val="20"/>
-          <w:szCs w:val="20"/>
-          <w:lang w:val="en-US"/>
-        </w:rPr>
-      </w:pPr>
-    </w:p>
-    <w:p>
-      <w:pPr>
-        <w:jc w:val="center"/>
-        <w:rPr>
-          <w:noProof/>
-          <w:sz w:val="20"/>
-          <w:szCs w:val="20"/>
-          <w:lang w:val="en-US"/>
-        </w:rPr>
-      </w:pPr>
-    </w:p>
-    <w:p>
-      <w:pPr>
-        <w:jc w:val="center"/>
-        <w:rPr>
-          <w:noProof/>
-          <w:sz w:val="20"/>
-          <w:szCs w:val="20"/>
-          <w:lang w:val="en-US"/>
-        </w:rPr>
-      </w:pPr>
-    </w:p>
-    <w:p>
-      <w:pPr>
-        <w:jc w:val="center"/>
-        <w:rPr>
-          <w:noProof/>
-          <w:sz w:val="20"/>
-          <w:szCs w:val="20"/>
-          <w:lang w:val="en-US"/>
-        </w:rPr>
-      </w:pPr>
-    </w:p>
-    <w:p>
-      <w:pPr>
-        <w:jc w:val="center"/>
-        <w:rPr>
-          <w:noProof/>
-          <w:sz w:val="20"/>
-          <w:szCs w:val="20"/>
-          <w:lang w:val="en-US"/>
-        </w:rPr>
-      </w:pPr>
-    </w:p>
-    <w:p>
-      <w:pPr>
-        <w:jc w:val="center"/>
-        <w:rPr>
-          <w:noProof/>
-          <w:sz w:val="20"/>
-          <w:szCs w:val="20"/>
-          <w:lang w:val="en-US"/>
-        </w:rPr>
-      </w:pPr>
-    </w:p>
-    <w:p>
-      <w:pPr>
-        <w:jc w:val="center"/>
-        <w:rPr>
-          <w:noProof/>
-          <w:sz w:val="20"/>
-          <w:szCs w:val="20"/>
-          <w:lang w:val="en-US"/>
-        </w:rPr>
-      </w:pPr>
-    </w:p>
-    <w:p>
-      <w:pPr>
-        <w:jc w:val="center"/>
-        <w:rPr>
-          <w:noProof/>
-          <w:sz w:val="20"/>
-          <w:szCs w:val="20"/>
-          <w:lang w:val="en-US"/>
-        </w:rPr>
-      </w:pPr>
-    </w:p>
-    <w:p>
-      <w:pPr>
-        <w:jc w:val="center"/>
-        <w:rPr>
-          <w:noProof/>
-          <w:sz w:val="20"/>
-          <w:szCs w:val="20"/>
-          <w:lang w:val="en-US"/>
-        </w:rPr>
-      </w:pPr>
-    </w:p>
-    <w:p>
-      <w:pPr>
-        <w:jc w:val="center"/>
-        <w:rPr>
-          <w:sz w:val="20"/>
-          <w:szCs w:val="20"/>
-          <w:lang w:val="en-US"/>
-        </w:rPr>
-      </w:pPr>
-      <w:r>
-        <w:rPr>
-          <w:noProof/>
-          <w:sz w:val="20"/>
-          <w:szCs w:val="20"/>
-        </w:rPr>
-        <w:lastRenderedPageBreak/>
-        <w:t xml:space="preserve">БД созданная в </w:t>
-      </w:r>
-      <w:r>
-        <w:rPr>
-          <w:noProof/>
-          <w:sz w:val="20"/>
-          <w:szCs w:val="20"/>
-          <w:lang w:val="en-US"/>
-        </w:rPr>
-        <w:t>MySQL</w:t>
+          <w:sz w:val="28"/>
+          <w:szCs w:val="28"/>
+        </w:rPr>
+        <w:t>.</w:t>
       </w:r>
     </w:p>
     <w:p>
@@ -9782,25 +11365,8 @@
           <w:sz w:val="20"/>
           <w:szCs w:val="20"/>
         </w:rPr>
-        <w:t xml:space="preserve"> - Создание </w:t>
-      </w:r>
-      <w:proofErr w:type="spellStart"/>
-      <w:r>
-        <w:rPr>
-          <w:sz w:val="20"/>
-          <w:szCs w:val="20"/>
-        </w:rPr>
-        <w:t>бд</w:t>
-      </w:r>
-      <w:proofErr w:type="spellEnd"/>
-      <w:r>
-        <w:rPr>
-          <w:sz w:val="20"/>
-          <w:szCs w:val="20"/>
-        </w:rPr>
-        <w:t xml:space="preserve"> и юзера в </w:t>
-      </w:r>
-      <w:proofErr w:type="spellStart"/>
+        <w:t xml:space="preserve"> - Создание бд и юзера в </w:t>
+      </w:r>
       <w:r>
         <w:rPr>
           <w:sz w:val="20"/>
@@ -9809,7 +11375,6 @@
         </w:rPr>
         <w:t>mysql</w:t>
       </w:r>
-      <w:proofErr w:type="spellEnd"/>
       <w:r>
         <w:rPr>
           <w:sz w:val="28"/>
@@ -9833,7 +11398,6 @@
         <w:rPr>
           <w:sz w:val="20"/>
           <w:szCs w:val="20"/>
-          <w:lang w:val="en-US"/>
         </w:rPr>
       </w:pPr>
       <w:r>
@@ -9905,83 +11469,122 @@
           <w:noProof/>
           <w:sz w:val="20"/>
           <w:szCs w:val="20"/>
+        </w:rPr>
+        <w:t>50</w:t>
+      </w:r>
+      <w:r>
+        <w:rPr>
+          <w:noProof/>
+          <w:sz w:val="20"/>
+          <w:szCs w:val="20"/>
+        </w:rPr>
+        <w:t xml:space="preserve"> </w:t>
+      </w:r>
+      <w:r>
+        <w:rPr>
+          <w:sz w:val="20"/>
+          <w:szCs w:val="20"/>
+        </w:rPr>
+        <w:t xml:space="preserve">Подключился к </w:t>
+      </w:r>
+      <w:r>
+        <w:rPr>
+          <w:sz w:val="20"/>
+          <w:szCs w:val="20"/>
           <w:lang w:val="en-US"/>
         </w:rPr>
-        <w:t>50</w:t>
-      </w:r>
+        <w:t>wordpress</w:t>
+      </w:r>
+    </w:p>
+    <w:p>
+      <w:pPr>
+        <w:rPr>
+          <w:sz w:val="28"/>
+          <w:szCs w:val="28"/>
+        </w:rPr>
+      </w:pPr>
+    </w:p>
+    <w:p>
+      <w:pPr>
+        <w:rPr>
+          <w:sz w:val="28"/>
+          <w:szCs w:val="28"/>
+        </w:rPr>
+      </w:pPr>
+      <w:r>
+        <w:rPr>
+          <w:sz w:val="28"/>
+          <w:szCs w:val="28"/>
+        </w:rPr>
+        <w:t xml:space="preserve">Создан основной сайт колледжа на </w:t>
+      </w:r>
+      <w:r>
+        <w:rPr>
+          <w:sz w:val="28"/>
+          <w:szCs w:val="28"/>
+          <w:lang w:val="en-US"/>
+        </w:rPr>
+        <w:t>WordPress</w:t>
+      </w:r>
+      <w:r>
+        <w:rPr>
+          <w:rStyle w:val="aa"/>
+          <w:i w:val="0"/>
+          <w:iCs w:val="0"/>
+          <w:color w:val="0F1115"/>
+          <w:sz w:val="28"/>
+          <w:szCs w:val="28"/>
+          <w:shd w:val="clear" w:color="auto" w:fill="FFFFFF"/>
+        </w:rPr>
+        <w:t xml:space="preserve">(Рис. </w:t>
+      </w:r>
+      <w:r>
+        <w:rPr>
+          <w:rStyle w:val="aa"/>
+          <w:i w:val="0"/>
+          <w:iCs w:val="0"/>
+          <w:color w:val="0F1115"/>
+          <w:sz w:val="28"/>
+          <w:szCs w:val="28"/>
+          <w:shd w:val="clear" w:color="auto" w:fill="FFFFFF"/>
+        </w:rPr>
+        <w:t>51</w:t>
+      </w:r>
+      <w:r>
+        <w:rPr>
+          <w:rStyle w:val="aa"/>
+          <w:i w:val="0"/>
+          <w:iCs w:val="0"/>
+          <w:color w:val="0F1115"/>
+          <w:sz w:val="28"/>
+          <w:szCs w:val="28"/>
+          <w:shd w:val="clear" w:color="auto" w:fill="FFFFFF"/>
+        </w:rPr>
+        <w:t>)</w:t>
+      </w:r>
+      <w:r>
+        <w:rPr>
+          <w:sz w:val="28"/>
+          <w:szCs w:val="28"/>
+        </w:rPr>
+        <w:t>.</w:t>
+      </w:r>
+    </w:p>
+    <w:p>
+      <w:pPr>
+        <w:jc w:val="center"/>
+        <w:rPr>
+          <w:sz w:val="20"/>
+          <w:szCs w:val="20"/>
+        </w:rPr>
+      </w:pPr>
       <w:r>
         <w:rPr>
           <w:noProof/>
           <w:sz w:val="20"/>
           <w:szCs w:val="20"/>
         </w:rPr>
-        <w:t xml:space="preserve"> </w:t>
-      </w:r>
-      <w:r>
-        <w:rPr>
-          <w:sz w:val="20"/>
-          <w:szCs w:val="20"/>
-        </w:rPr>
-        <w:t xml:space="preserve">Подключился к </w:t>
-      </w:r>
-      <w:proofErr w:type="spellStart"/>
-      <w:r>
-        <w:rPr>
-          <w:sz w:val="20"/>
-          <w:szCs w:val="20"/>
-          <w:lang w:val="en-US"/>
-        </w:rPr>
-        <w:t>wordpress</w:t>
-      </w:r>
-      <w:proofErr w:type="spellEnd"/>
-    </w:p>
-    <w:p>
-      <w:pPr>
-        <w:jc w:val="center"/>
-        <w:rPr>
-          <w:sz w:val="20"/>
-          <w:szCs w:val="20"/>
-        </w:rPr>
-      </w:pPr>
-    </w:p>
-    <w:p>
-      <w:pPr>
-        <w:jc w:val="center"/>
-        <w:rPr>
-          <w:sz w:val="20"/>
-          <w:szCs w:val="20"/>
-        </w:rPr>
-      </w:pPr>
-      <w:r>
-        <w:rPr>
-          <w:sz w:val="20"/>
-          <w:szCs w:val="20"/>
-        </w:rPr>
-        <w:t xml:space="preserve">Создан основной сайт колледжа на </w:t>
-      </w:r>
-      <w:r>
-        <w:rPr>
-          <w:sz w:val="20"/>
-          <w:szCs w:val="20"/>
-          <w:lang w:val="en-US"/>
-        </w:rPr>
-        <w:t>WordPress</w:t>
-      </w:r>
-    </w:p>
-    <w:p>
-      <w:pPr>
-        <w:jc w:val="center"/>
-        <w:rPr>
-          <w:sz w:val="20"/>
-          <w:szCs w:val="20"/>
-        </w:rPr>
-      </w:pPr>
-      <w:r>
-        <w:rPr>
-          <w:noProof/>
-          <w:sz w:val="20"/>
-          <w:szCs w:val="20"/>
-        </w:rPr>
+        <w:lastRenderedPageBreak/>
         <w:drawing>
           <wp:inline distT="0" distB="0" distL="0" distR="0" wp14:anchorId="72C6A0E7" wp14:editId="44914486">
             <wp:extent cx="4371975" cy="2524125"/>
@@ -10074,57 +11677,19 @@
     </w:p>
     <w:p>
       <w:pPr>
-        <w:jc w:val="center"/>
-        <w:rPr>
-          <w:sz w:val="20"/>
-          <w:szCs w:val="20"/>
-        </w:rPr>
-      </w:pPr>
-    </w:p>
-    <w:p>
-      <w:pPr>
-        <w:jc w:val="center"/>
-        <w:rPr>
-          <w:sz w:val="20"/>
-          <w:szCs w:val="20"/>
-        </w:rPr>
-      </w:pPr>
-    </w:p>
-    <w:p>
-      <w:pPr>
-        <w:jc w:val="center"/>
-        <w:rPr>
-          <w:sz w:val="20"/>
-          <w:szCs w:val="20"/>
-        </w:rPr>
-      </w:pPr>
-    </w:p>
-    <w:p>
-      <w:pPr>
-        <w:jc w:val="center"/>
-        <w:rPr>
-          <w:sz w:val="20"/>
-          <w:szCs w:val="20"/>
-        </w:rPr>
-      </w:pPr>
-    </w:p>
-    <w:p>
-      <w:pPr>
-        <w:jc w:val="center"/>
-        <w:rPr>
-          <w:sz w:val="20"/>
-          <w:szCs w:val="20"/>
-        </w:rPr>
-      </w:pPr>
-    </w:p>
-    <w:p>
-      <w:pPr>
-        <w:jc w:val="center"/>
-        <w:rPr>
-          <w:sz w:val="20"/>
-          <w:szCs w:val="20"/>
-        </w:rPr>
-      </w:pPr>
+        <w:spacing w:after="160" w:line="259" w:lineRule="auto"/>
+        <w:rPr>
+          <w:sz w:val="20"/>
+          <w:szCs w:val="20"/>
+        </w:rPr>
+      </w:pPr>
+      <w:r>
+        <w:rPr>
+          <w:sz w:val="20"/>
+          <w:szCs w:val="20"/>
+        </w:rPr>
+        <w:br w:type="page"/>
+      </w:r>
     </w:p>
     <w:p>
       <w:pPr>
@@ -10227,25 +11792,7 @@
           <w:sz w:val="28"/>
           <w:szCs w:val="28"/>
         </w:rPr>
-        <w:t xml:space="preserve">устанавливать и настраивать операционные системы семейства Linux (Ubuntu, </w:t>
-      </w:r>
-      <w:proofErr w:type="spellStart"/>
-      <w:r>
-        <w:rPr>
-          <w:color w:val="0F1115"/>
-          <w:sz w:val="28"/>
-          <w:szCs w:val="28"/>
-        </w:rPr>
-        <w:t>RedOS</w:t>
-      </w:r>
-      <w:proofErr w:type="spellEnd"/>
-      <w:r>
-        <w:rPr>
-          <w:color w:val="0F1115"/>
-          <w:sz w:val="28"/>
-          <w:szCs w:val="28"/>
-        </w:rPr>
-        <w:t>) в виртуальной среде;</w:t>
+        <w:t>устанавливать и настраивать операционные системы семейства Linux (Ubuntu, RedOS) в виртуальной среде;</w:t>
       </w:r>
     </w:p>
     <w:p>
@@ -10293,25 +11840,7 @@
           <w:sz w:val="28"/>
           <w:szCs w:val="28"/>
         </w:rPr>
-        <w:t>создавать и администрировать базы данных (</w:t>
-      </w:r>
-      <w:proofErr w:type="spellStart"/>
-      <w:r>
-        <w:rPr>
-          <w:color w:val="0F1115"/>
-          <w:sz w:val="28"/>
-          <w:szCs w:val="28"/>
-        </w:rPr>
-        <w:t>RedDataBase</w:t>
-      </w:r>
-      <w:proofErr w:type="spellEnd"/>
-      <w:r>
-        <w:rPr>
-          <w:color w:val="0F1115"/>
-          <w:sz w:val="28"/>
-          <w:szCs w:val="28"/>
-        </w:rPr>
-        <w:t>, MySQL);</w:t>
+        <w:t>создавать и администрировать базы данных (RedDataBase, MySQL);</w:t>
       </w:r>
     </w:p>
     <w:p>
@@ -10335,25 +11864,7 @@
           <w:sz w:val="28"/>
           <w:szCs w:val="28"/>
         </w:rPr>
-        <w:t xml:space="preserve">разрабатывать и дорабатывать программные модули (внешняя обработка для </w:t>
-      </w:r>
-      <w:proofErr w:type="spellStart"/>
-      <w:r>
-        <w:rPr>
-          <w:color w:val="0F1115"/>
-          <w:sz w:val="28"/>
-          <w:szCs w:val="28"/>
-        </w:rPr>
-        <w:t>Канбан</w:t>
-      </w:r>
-      <w:proofErr w:type="spellEnd"/>
-      <w:r>
-        <w:rPr>
-          <w:color w:val="0F1115"/>
-          <w:sz w:val="28"/>
-          <w:szCs w:val="28"/>
-        </w:rPr>
-        <w:t>-доски) с логикой проверки просрочек и отправки уведомлений;</w:t>
+        <w:t>разрабатывать и дорабатывать программные модули (внешняя обработка для Канбан-доски) с логикой проверки просрочек и отправки уведомлений;</w:t>
       </w:r>
     </w:p>
     <w:p>
@@ -10425,25 +11936,7 @@
           <w:sz w:val="28"/>
           <w:szCs w:val="28"/>
         </w:rPr>
-        <w:t xml:space="preserve">разворачивать полноценный веб-сервер на LAMP-стеке и устанавливать CMS </w:t>
-      </w:r>
-      <w:proofErr w:type="spellStart"/>
-      <w:r>
-        <w:rPr>
-          <w:color w:val="0F1115"/>
-          <w:sz w:val="28"/>
-          <w:szCs w:val="28"/>
-        </w:rPr>
-        <w:t>WordPress</w:t>
-      </w:r>
-      <w:proofErr w:type="spellEnd"/>
-      <w:r>
-        <w:rPr>
-          <w:color w:val="0F1115"/>
-          <w:sz w:val="28"/>
-          <w:szCs w:val="28"/>
-        </w:rPr>
-        <w:t>;</w:t>
+        <w:t>разворачивать полноценный веб-сервер на LAMP-стеке и устанавливать CMS WordPress;</w:t>
       </w:r>
     </w:p>
     <w:p>
@@ -10467,25 +11960,7 @@
           <w:sz w:val="28"/>
           <w:szCs w:val="28"/>
         </w:rPr>
-        <w:t>подключаться к удалённым сервисам (</w:t>
-      </w:r>
-      <w:proofErr w:type="spellStart"/>
-      <w:r>
-        <w:rPr>
-          <w:color w:val="0F1115"/>
-          <w:sz w:val="28"/>
-          <w:szCs w:val="28"/>
-        </w:rPr>
-        <w:t>Redis</w:t>
-      </w:r>
-      <w:proofErr w:type="spellEnd"/>
-      <w:r>
-        <w:rPr>
-          <w:color w:val="0F1115"/>
-          <w:sz w:val="28"/>
-          <w:szCs w:val="28"/>
-        </w:rPr>
-        <w:t>, API) и тестировать их работу.</w:t>
+        <w:t>подключаться к удалённым сервисам (Redis, API) и тестировать их работу.</w:t>
       </w:r>
     </w:p>
     <w:p>
@@ -10548,27 +12023,7 @@
           <w:sz w:val="28"/>
           <w:szCs w:val="28"/>
         </w:rPr>
-        <w:t xml:space="preserve">Ссылка на репозиторий </w:t>
-      </w:r>
-      <w:proofErr w:type="spellStart"/>
-      <w:r>
-        <w:rPr>
-          <w:rStyle w:val="a9"/>
-          <w:color w:val="0F1115"/>
-          <w:sz w:val="28"/>
-          <w:szCs w:val="28"/>
-        </w:rPr>
-        <w:t>GitHub</w:t>
-      </w:r>
-      <w:proofErr w:type="spellEnd"/>
-      <w:r>
-        <w:rPr>
-          <w:rStyle w:val="a9"/>
-          <w:color w:val="0F1115"/>
-          <w:sz w:val="28"/>
-          <w:szCs w:val="28"/>
-        </w:rPr>
-        <w:t xml:space="preserve"> с отчётом и материалами практики:</w:t>
+        <w:t>Ссылка на репозиторий GitHub с отчётом и материалами практики:</w:t>
       </w:r>
       <w:r>
         <w:rPr>
